--- a/variants/02-Запись к врачу/МИС БАРС API/Очередь отправки в MAX.docx
+++ b/variants/02-Запись к врачу/МИС БАРС API/Очередь отправки в MAX.docx
@@ -1,92 +1,108 @@
 
 <file path=word/document.xml><?xml version="1.0" encoding="utf-8"?>
-<w:document xmlns:wpc="http://schemas.microsoft.com/office/word/2010/wordprocessingCanvas" xmlns:cx="http://schemas.microsoft.com/office/drawing/2014/chartex" xmlns:cx1="http://schemas.microsoft.com/office/drawing/2015/9/8/chartex" xmlns:cx2="http://schemas.microsoft.com/office/drawing/2015/10/21/chartex" xmlns:cx3="http://schemas.microsoft.com/office/drawing/2016/5/9/chartex" xmlns:cx4="http://schemas.microsoft.com/office/drawing/2016/5/10/chartex" xmlns:cx5="http://schemas.microsoft.com/office/drawing/2016/5/11/chartex" xmlns:mc="http://schemas.openxmlformats.org/markup-compatibility/2006" xmlns:o="urn:schemas-microsoft-com:office:office" xmlns:r="http://schemas.openxmlformats.org/officeDocument/2006/relationships" xmlns:m="http://schemas.openxmlformats.org/officeDocument/2006/math" xmlns:v="urn:schemas-microsoft-com:vml" xmlns:wp14="http://schemas.microsoft.com/office/word/2010/wordprocessingDrawing" xmlns:wp="http://schemas.openxmlformats.org/drawingml/2006/wordprocessingDrawing" xmlns:w10="urn:schemas-microsoft-com:office:word" xmlns:w="http://schemas.openxmlformats.org/wordprocessingml/2006/main" xmlns:w14="http://schemas.microsoft.com/office/word/2010/wordml" xmlns:w15="http://schemas.microsoft.com/office/word/2012/wordml" xmlns:wne="http://schemas.microsoft.com/office/word/2006/wordml" xmlns:wpg="http://schemas.microsoft.com/office/word/2010/wordprocessingGroup" xmlns:wpi="http://schemas.microsoft.com/office/word/2010/wordprocessingInk" xmlns:wps="http://schemas.microsoft.com/office/word/2010/wordprocessingShape" mc:Ignorable="w14 w15 wp14">
-  <!-- Generated by Aspose.Words for Java 18.10 -->
+<w:document xmlns:wpc="http://schemas.microsoft.com/office/word/2010/wordprocessingCanvas" xmlns:cx="http://schemas.microsoft.com/office/drawing/2014/chartex" xmlns:cx1="http://schemas.microsoft.com/office/drawing/2015/9/8/chartex" xmlns:cx2="http://schemas.microsoft.com/office/drawing/2015/10/21/chartex" xmlns:cx3="http://schemas.microsoft.com/office/drawing/2016/5/9/chartex" xmlns:cx4="http://schemas.microsoft.com/office/drawing/2016/5/10/chartex" xmlns:cx5="http://schemas.microsoft.com/office/drawing/2016/5/11/chartex" xmlns:cx6="http://schemas.microsoft.com/office/drawing/2016/5/12/chartex" xmlns:cx7="http://schemas.microsoft.com/office/drawing/2016/5/13/chartex" xmlns:cx8="http://schemas.microsoft.com/office/drawing/2016/5/14/chartex" xmlns:mc="http://schemas.openxmlformats.org/markup-compatibility/2006" xmlns:aink="http://schemas.microsoft.com/office/drawing/2016/ink" xmlns:am3d="http://schemas.microsoft.com/office/drawing/2017/model3d" xmlns:o="urn:schemas-microsoft-com:office:office" xmlns:oel="http://schemas.microsoft.com/office/2019/extlst" xmlns:r="http://schemas.openxmlformats.org/officeDocument/2006/relationships" xmlns:m="http://schemas.openxmlformats.org/officeDocument/2006/math" xmlns:v="urn:schemas-microsoft-com:vml" xmlns:wp14="http://schemas.microsoft.com/office/word/2010/wordprocessingDrawing" xmlns:wp="http://schemas.openxmlformats.org/drawingml/2006/wordprocessingDrawing" xmlns:w10="urn:schemas-microsoft-com:office:word" xmlns:w="http://schemas.openxmlformats.org/wordprocessingml/2006/main" xmlns:w14="http://schemas.microsoft.com/office/word/2010/wordml" xmlns:w15="http://schemas.microsoft.com/office/word/2012/wordml" xmlns:w16cex="http://schemas.microsoft.com/office/word/2018/wordml/cex" xmlns:w16cid="http://schemas.microsoft.com/office/word/2016/wordml/cid" xmlns:w16="http://schemas.microsoft.com/office/word/2018/wordml" xmlns:w16du="http://schemas.microsoft.com/office/word/2023/wordml/word16du" xmlns:w16sdtdh="http://schemas.microsoft.com/office/word/2020/wordml/sdtdatahash" xmlns:w16sdtfl="http://schemas.microsoft.com/office/word/2024/wordml/sdtformatlock" xmlns:w16se="http://schemas.microsoft.com/office/word/2015/wordml/symex" xmlns:wpg="http://schemas.microsoft.com/office/word/2010/wordprocessingGroup" xmlns:wpi="http://schemas.microsoft.com/office/word/2010/wordprocessingInk" xmlns:wne="http://schemas.microsoft.com/office/word/2006/wordml" xmlns:wps="http://schemas.microsoft.com/office/word/2010/wordprocessingShape" mc:Ignorable="w14 w15 w16se w16cid w16 w16cex w16sdtdh w16sdtfl w16du wp14">
   <w:body>
     <w:p>
       <w:pPr>
-        <w:pStyle w:val="Heading1"/>
+        <w:pStyle w:val="1"/>
         <w:spacing w:before="0" w:after="245"/>
       </w:pPr>
-      <w:bookmarkStart w:id="0" w:name="_GoBack"/>
-      <w:bookmarkEnd w:id="0"/>
       <w:r>
         <w:t>Очередь отправки в MAX</w:t>
       </w:r>
     </w:p>
+    <w:bookmarkStart w:id="0" w:name="scroll-bookmark-1"/>
+    <w:bookmarkStart w:id="1" w:name="scroll-bookmark-2"/>
+    <w:bookmarkEnd w:id="0"/>
+    <w:bookmarkStart w:id="2" w:name="_MON_1853129669"/>
+    <w:bookmarkEnd w:id="2"/>
     <w:p>
       <w:pPr>
-        <w:pStyle w:val="Heading1"/>
-      </w:pPr>
-      <w:bookmarkStart w:id="1" w:name="scroll-bookmark-1"/>
-      <w:bookmarkEnd w:id="1"/>
-      <w:bookmarkStart w:id="2" w:name="scroll-bookmark-2"/>
+        <w:pStyle w:val="1"/>
+      </w:pPr>
+      <w:r>
+        <w:object w:dxaOrig="9355" w:dyaOrig="12208" w14:anchorId="2185D076">
+          <v:shapetype id="_x0000_t75" coordsize="21600,21600" o:spt="75" o:preferrelative="t" path="m@4@5l@4@11@9@11@9@5xe" filled="f" stroked="f">
+            <v:stroke joinstyle="miter"/>
+            <v:formulas>
+              <v:f eqn="if lineDrawn pixelLineWidth 0"/>
+              <v:f eqn="sum @0 1 0"/>
+              <v:f eqn="sum 0 0 @1"/>
+              <v:f eqn="prod @2 1 2"/>
+              <v:f eqn="prod @3 21600 pixelWidth"/>
+              <v:f eqn="prod @3 21600 pixelHeight"/>
+              <v:f eqn="sum @0 0 1"/>
+              <v:f eqn="prod @6 1 2"/>
+              <v:f eqn="prod @7 21600 pixelWidth"/>
+              <v:f eqn="sum @8 21600 0"/>
+              <v:f eqn="prod @7 21600 pixelHeight"/>
+              <v:f eqn="sum @10 21600 0"/>
+            </v:formulas>
+            <v:path o:extrusionok="f" gradientshapeok="t" o:connecttype="rect"/>
+            <o:lock v:ext="edit" aspectratio="t"/>
+          </v:shapetype>
+          <v:shape id="_x0000_i1025" type="#_x0000_t75" style="width:467.6pt;height:610.4pt" o:ole="">
+            <v:imagedata r:id="rId8" o:title=""/>
+          </v:shape>
+          <o:OLEObject Type="Embed" ProgID="Word.Document.12" ShapeID="_x0000_i1025" DrawAspect="Content" ObjectID="_1853129677" r:id="rId9">
+            <o:FieldCodes>\s</o:FieldCodes>
+          </o:OLEObject>
+        </w:object>
+      </w:r>
       <w:r>
         <w:t>Регистрация изменений</w:t>
       </w:r>
-      <w:bookmarkEnd w:id="2"/>
+      <w:bookmarkEnd w:id="1"/>
     </w:p>
     <w:tbl>
       <w:tblPr>
         <w:tblStyle w:val="ScrollTableNormal"/>
         <w:tblW w:w="5000" w:type="pct"/>
-        <w:tblLook w:val="0020"/>
+        <w:tblLook w:val="0020" w:firstRow="1" w:lastRow="0" w:firstColumn="0" w:lastColumn="0" w:noHBand="0" w:noVBand="0"/>
       </w:tblPr>
       <w:tblGrid>
-        <w:gridCol w:w="4775"/>
-        <w:gridCol w:w="1357"/>
-        <w:gridCol w:w="2345"/>
+        <w:gridCol w:w="4509"/>
+        <w:gridCol w:w="1578"/>
+        <w:gridCol w:w="2400"/>
       </w:tblGrid>
       <w:tr>
-        <w:tblPrEx>
-          <w:tblW w:w="5000" w:type="pct"/>
-          <w:tblLook w:val="0020"/>
-        </w:tblPrEx>
-        <w:tc>
-          <w:tcPr>
-            <w:tcMar>
-              <w:top w:w="30" w:type="dxa"/>
-              <w:left w:w="30" w:type="dxa"/>
-              <w:bottom w:w="20" w:type="dxa"/>
-              <w:right w:w="30" w:type="dxa"/>
-            </w:tcMar>
-          </w:tcPr>
-          <w:p>
-            <w:pPr>
-              <w:ind w:left="0"/>
-              <w:jc w:val="left"/>
-            </w:pPr>
-            <w:r>
-              <w:rPr>
-                <w:rFonts w:ascii="Arial" w:eastAsia="Times New Roman" w:hAnsi="Arial" w:cs="Times New Roman"/>
+        <w:trPr>
+          <w:cnfStyle w:val="100000000000" w:firstRow="1" w:lastRow="0" w:firstColumn="0" w:lastColumn="0" w:oddVBand="0" w:evenVBand="0" w:oddHBand="0" w:evenHBand="0" w:firstRowFirstColumn="0" w:firstRowLastColumn="0" w:lastRowFirstColumn="0" w:lastRowLastColumn="0"/>
+        </w:trPr>
+        <w:tc>
+          <w:tcPr>
+            <w:tcW w:w="0" w:type="auto"/>
+            <w:tcMar>
+              <w:top w:w="30" w:type="dxa"/>
+              <w:left w:w="30" w:type="dxa"/>
+              <w:bottom w:w="20" w:type="dxa"/>
+              <w:right w:w="30" w:type="dxa"/>
+            </w:tcMar>
+          </w:tcPr>
+          <w:p>
+            <w:r>
+              <w:rPr>
                 <w:b/>
-                <w:sz w:val="20"/>
-                <w:szCs w:val="24"/>
-              </w:rPr>
+              </w:rPr>
+              <w:lastRenderedPageBreak/>
               <w:t>Задача</w:t>
             </w:r>
           </w:p>
         </w:tc>
         <w:tc>
           <w:tcPr>
-            <w:tcMar>
-              <w:top w:w="30" w:type="dxa"/>
-              <w:left w:w="30" w:type="dxa"/>
-              <w:bottom w:w="20" w:type="dxa"/>
-              <w:right w:w="30" w:type="dxa"/>
-            </w:tcMar>
-          </w:tcPr>
-          <w:p>
-            <w:pPr>
-              <w:ind w:left="0"/>
-              <w:jc w:val="left"/>
-            </w:pPr>
-            <w:r>
-              <w:rPr>
-                <w:rFonts w:ascii="Arial" w:eastAsia="Times New Roman" w:hAnsi="Arial" w:cs="Times New Roman"/>
+            <w:tcW w:w="0" w:type="auto"/>
+            <w:tcMar>
+              <w:top w:w="30" w:type="dxa"/>
+              <w:left w:w="30" w:type="dxa"/>
+              <w:bottom w:w="20" w:type="dxa"/>
+              <w:right w:w="30" w:type="dxa"/>
+            </w:tcMar>
+          </w:tcPr>
+          <w:p>
+            <w:r>
+              <w:rPr>
                 <w:b/>
-                <w:sz w:val="20"/>
-                <w:szCs w:val="24"/>
               </w:rPr>
               <w:t>Изменения</w:t>
             </w:r>
@@ -94,24 +110,18 @@
         </w:tc>
         <w:tc>
           <w:tcPr>
-            <w:tcMar>
-              <w:top w:w="30" w:type="dxa"/>
-              <w:left w:w="30" w:type="dxa"/>
-              <w:bottom w:w="20" w:type="dxa"/>
-              <w:right w:w="30" w:type="dxa"/>
-            </w:tcMar>
-          </w:tcPr>
-          <w:p>
-            <w:pPr>
-              <w:ind w:left="0"/>
-              <w:jc w:val="left"/>
-            </w:pPr>
-            <w:r>
-              <w:rPr>
-                <w:rFonts w:ascii="Arial" w:eastAsia="Times New Roman" w:hAnsi="Arial" w:cs="Times New Roman"/>
+            <w:tcW w:w="0" w:type="auto"/>
+            <w:tcMar>
+              <w:top w:w="30" w:type="dxa"/>
+              <w:left w:w="30" w:type="dxa"/>
+              <w:bottom w:w="20" w:type="dxa"/>
+              <w:right w:w="30" w:type="dxa"/>
+            </w:tcMar>
+          </w:tcPr>
+          <w:p>
+            <w:r>
+              <w:rPr>
                 <w:b/>
-                <w:sz w:val="20"/>
-                <w:szCs w:val="24"/>
               </w:rPr>
               <w:t>Примечания</w:t>
             </w:r>
@@ -119,36 +129,28 @@
         </w:tc>
       </w:tr>
       <w:tr>
-        <w:tblPrEx>
-          <w:tblW w:w="5000" w:type="pct"/>
-          <w:tblLook w:val="0020"/>
-        </w:tblPrEx>
-        <w:tc>
-          <w:tcPr>
-            <w:tcMar>
-              <w:top w:w="30" w:type="dxa"/>
-              <w:left w:w="30" w:type="dxa"/>
-              <w:bottom w:w="20" w:type="dxa"/>
-              <w:right w:w="30" w:type="dxa"/>
-            </w:tcMar>
-          </w:tcPr>
-          <w:p>
-            <w:pPr>
-              <w:ind w:left="0"/>
-              <w:jc w:val="left"/>
-            </w:pPr>
-            <w:hyperlink r:id="rId5" w:history="1">
+        <w:tc>
+          <w:tcPr>
+            <w:tcW w:w="0" w:type="auto"/>
+            <w:tcMar>
+              <w:top w:w="30" w:type="dxa"/>
+              <w:left w:w="30" w:type="dxa"/>
+              <w:bottom w:w="20" w:type="dxa"/>
+              <w:right w:w="30" w:type="dxa"/>
+            </w:tcMar>
+          </w:tcPr>
+          <w:p>
+            <w:hyperlink r:id="rId10" w:history="1">
               <w:r>
                 <w:rPr>
-                  <w:rStyle w:val="Hyperlink"/>
-                  <w:rFonts w:ascii="Arial" w:eastAsia="Times New Roman" w:hAnsi="Arial" w:cs="Times New Roman"/>
-                  <w:sz w:val="20"/>
-                  <w:szCs w:val="24"/>
+                  <w:rStyle w:val="a4"/>
+                  <w:noProof/>
                 </w:rPr>
                 <w:drawing>
-                  <wp:inline>
+                  <wp:inline distT="0" distB="0" distL="0" distR="0" wp14:anchorId="259B102B" wp14:editId="48C7F82B">
                     <wp:extent cx="152316" cy="152400"/>
-                    <wp:docPr id="100001" name="" descr="_scroll_external/other/viewavatar-avatarid-10315-avatartype-issuetype-size-xsmall-3de239f81bfc71d491e53b9821f7799eb27528d9d7579b99cddeb4f390ff6904"/>
+                    <wp:effectExtent l="0" t="0" r="0" b="0"/>
+                    <wp:docPr id="100001" name="Рисунок 100001" descr="_scroll_external/other/viewavatar-avatarid-10315-avatartype-issuetype-size-xsmall-3de239f81bfc71d491e53b9821f7799eb27528d9d7579b99cddeb4f390ff6904"/>
                     <wp:cNvGraphicFramePr>
                       <a:graphicFrameLocks xmlns:a="http://schemas.openxmlformats.org/drawingml/2006/main" noChangeAspect="1"/>
                     </wp:cNvGraphicFramePr>
@@ -162,7 +164,7 @@
                             </pic:cNvPicPr>
                           </pic:nvPicPr>
                           <pic:blipFill>
-                            <a:blip xmlns:r="http://schemas.openxmlformats.org/officeDocument/2006/relationships" r:embed="rId6"/>
+                            <a:blip r:embed="rId11"/>
                             <a:stretch>
                               <a:fillRect/>
                             </a:stretch>
@@ -184,47 +186,19 @@
               </w:r>
               <w:r>
                 <w:rPr>
-                  <w:rStyle w:val="Hyperlink"/>
-                  <w:rFonts w:ascii="Arial" w:eastAsia="Times New Roman" w:hAnsi="Arial" w:cs="Times New Roman"/>
-                  <w:sz w:val="20"/>
-                  <w:szCs w:val="24"/>
+                  <w:rStyle w:val="a4"/>
                 </w:rPr>
                 <w:t>MEDDEV-144464</w:t>
               </w:r>
             </w:hyperlink>
             <w:r>
-              <w:rPr>
-                <w:rFonts w:ascii="Arial" w:eastAsia="Times New Roman" w:hAnsi="Arial" w:cs="Times New Roman"/>
-                <w:sz w:val="20"/>
-                <w:szCs w:val="24"/>
-              </w:rPr>
-              <w:t xml:space="preserve"> - </w:t>
-            </w:r>
-            <w:r>
-              <w:rPr>
-                <w:rFonts w:ascii="Arial" w:eastAsia="Times New Roman" w:hAnsi="Arial" w:cs="Times New Roman"/>
-                <w:sz w:val="20"/>
-                <w:szCs w:val="24"/>
-              </w:rPr>
-              <w:t>PFM4. MAX. ТМК Врач - пациент. Очередь отправки напоминаний о предстоящей записи и прочих системных сообщений</w:t>
-            </w:r>
-            <w:r>
-              <w:rPr>
-                <w:rFonts w:ascii="Arial" w:eastAsia="Times New Roman" w:hAnsi="Arial" w:cs="Times New Roman"/>
-                <w:sz w:val="20"/>
-                <w:szCs w:val="24"/>
-              </w:rPr>
-              <w:t xml:space="preserve"> </w:t>
-            </w:r>
-            <w:r>
-              <w:rPr>
-                <w:rFonts w:ascii="Arial" w:eastAsia="Times New Roman" w:hAnsi="Arial" w:cs="Times New Roman"/>
+              <w:t xml:space="preserve"> - PFM4. MAX. ТМК Врач - пациент. Очередь отправки напоминаний о предстоящей записи и прочих системных сообщений </w:t>
+            </w:r>
+            <w:r>
+              <w:rPr>
                 <w:b/>
                 <w:smallCaps/>
                 <w:color w:val="333333"/>
-                <w:spacing w:val="0"/>
-                <w:sz w:val="20"/>
-                <w:szCs w:val="24"/>
                 <w:bdr w:val="single" w:sz="8" w:space="0" w:color="CCCCCC"/>
                 <w:shd w:val="clear" w:color="auto" w:fill="FFFFFF"/>
               </w:rPr>
@@ -234,76 +208,56 @@
         </w:tc>
         <w:tc>
           <w:tcPr>
-            <w:tcMar>
-              <w:top w:w="30" w:type="dxa"/>
-              <w:left w:w="30" w:type="dxa"/>
-              <w:bottom w:w="20" w:type="dxa"/>
-              <w:right w:w="30" w:type="dxa"/>
-            </w:tcMar>
-          </w:tcPr>
-          <w:p>
-            <w:pPr>
-              <w:ind w:left="0"/>
-              <w:jc w:val="left"/>
-            </w:pPr>
-            <w:r>
-              <w:rPr>
-                <w:rFonts w:ascii="Arial" w:eastAsia="Times New Roman" w:hAnsi="Arial" w:cs="Times New Roman"/>
-                <w:sz w:val="20"/>
-                <w:szCs w:val="24"/>
-              </w:rPr>
+            <w:tcW w:w="0" w:type="auto"/>
+            <w:tcMar>
+              <w:top w:w="30" w:type="dxa"/>
+              <w:left w:w="30" w:type="dxa"/>
+              <w:bottom w:w="20" w:type="dxa"/>
+              <w:right w:w="30" w:type="dxa"/>
+            </w:tcMar>
+          </w:tcPr>
+          <w:p>
+            <w:r>
               <w:t>Добавлено описание</w:t>
             </w:r>
           </w:p>
         </w:tc>
         <w:tc>
           <w:tcPr>
-            <w:tcMar>
-              <w:top w:w="30" w:type="dxa"/>
-              <w:left w:w="30" w:type="dxa"/>
-              <w:bottom w:w="20" w:type="dxa"/>
-              <w:right w:w="30" w:type="dxa"/>
-            </w:tcMar>
-          </w:tcPr>
-          <w:p>
-            <w:pPr>
-              <w:ind w:left="0"/>
-              <w:jc w:val="left"/>
-            </w:pPr>
-          </w:p>
+            <w:tcW w:w="0" w:type="auto"/>
+            <w:tcMar>
+              <w:top w:w="30" w:type="dxa"/>
+              <w:left w:w="30" w:type="dxa"/>
+              <w:bottom w:w="20" w:type="dxa"/>
+              <w:right w:w="30" w:type="dxa"/>
+            </w:tcMar>
+          </w:tcPr>
+          <w:p/>
         </w:tc>
       </w:tr>
       <w:tr>
-        <w:tblPrEx>
-          <w:tblW w:w="5000" w:type="pct"/>
-          <w:tblLook w:val="0020"/>
-        </w:tblPrEx>
-        <w:tc>
-          <w:tcPr>
-            <w:tcMar>
-              <w:top w:w="30" w:type="dxa"/>
-              <w:left w:w="30" w:type="dxa"/>
-              <w:bottom w:w="20" w:type="dxa"/>
-              <w:right w:w="30" w:type="dxa"/>
-            </w:tcMar>
-          </w:tcPr>
-          <w:p>
-            <w:pPr>
-              <w:ind w:left="0"/>
-              <w:jc w:val="left"/>
-            </w:pPr>
-            <w:hyperlink r:id="rId7" w:history="1">
+        <w:tc>
+          <w:tcPr>
+            <w:tcW w:w="0" w:type="auto"/>
+            <w:tcMar>
+              <w:top w:w="30" w:type="dxa"/>
+              <w:left w:w="30" w:type="dxa"/>
+              <w:bottom w:w="20" w:type="dxa"/>
+              <w:right w:w="30" w:type="dxa"/>
+            </w:tcMar>
+          </w:tcPr>
+          <w:p>
+            <w:hyperlink r:id="rId12" w:history="1">
               <w:r>
                 <w:rPr>
-                  <w:rStyle w:val="Hyperlink"/>
-                  <w:rFonts w:ascii="Arial" w:eastAsia="Times New Roman" w:hAnsi="Arial" w:cs="Times New Roman"/>
-                  <w:sz w:val="20"/>
-                  <w:szCs w:val="24"/>
+                  <w:rStyle w:val="a4"/>
+                  <w:noProof/>
                 </w:rPr>
                 <w:drawing>
-                  <wp:inline>
+                  <wp:inline distT="0" distB="0" distL="0" distR="0" wp14:anchorId="3A886C74" wp14:editId="1EB56806">
                     <wp:extent cx="152316" cy="152400"/>
-                    <wp:docPr id="100002" name="" descr="_scroll_external/other/viewavatar-avatarid-10315-avatartype-issuetype-size-xsmall-3de239f81bfc71d491e53b9821f7799eb27528d9d7579b99cddeb4f390ff6904"/>
+                    <wp:effectExtent l="0" t="0" r="0" b="0"/>
+                    <wp:docPr id="100002" name="Рисунок 100002" descr="_scroll_external/other/viewavatar-avatarid-10315-avatartype-issuetype-size-xsmall-3de239f81bfc71d491e53b9821f7799eb27528d9d7579b99cddeb4f390ff6904"/>
                     <wp:cNvGraphicFramePr>
                       <a:graphicFrameLocks xmlns:a="http://schemas.openxmlformats.org/drawingml/2006/main" noChangeAspect="1"/>
                     </wp:cNvGraphicFramePr>
@@ -317,7 +271,7 @@
                             </pic:cNvPicPr>
                           </pic:nvPicPr>
                           <pic:blipFill>
-                            <a:blip xmlns:r="http://schemas.openxmlformats.org/officeDocument/2006/relationships" r:embed="rId6"/>
+                            <a:blip r:embed="rId11"/>
                             <a:stretch>
                               <a:fillRect/>
                             </a:stretch>
@@ -339,47 +293,19 @@
               </w:r>
               <w:r>
                 <w:rPr>
-                  <w:rStyle w:val="Hyperlink"/>
-                  <w:rFonts w:ascii="Arial" w:eastAsia="Times New Roman" w:hAnsi="Arial" w:cs="Times New Roman"/>
-                  <w:sz w:val="20"/>
-                  <w:szCs w:val="24"/>
+                  <w:rStyle w:val="a4"/>
                 </w:rPr>
                 <w:t>MEDDEV-149196</w:t>
               </w:r>
             </w:hyperlink>
             <w:r>
-              <w:rPr>
-                <w:rFonts w:ascii="Arial" w:eastAsia="Times New Roman" w:hAnsi="Arial" w:cs="Times New Roman"/>
-                <w:sz w:val="20"/>
-                <w:szCs w:val="24"/>
-              </w:rPr>
-              <w:t xml:space="preserve"> - </w:t>
-            </w:r>
-            <w:r>
-              <w:rPr>
-                <w:rFonts w:ascii="Arial" w:eastAsia="Times New Roman" w:hAnsi="Arial" w:cs="Times New Roman"/>
-                <w:sz w:val="20"/>
-                <w:szCs w:val="24"/>
-              </w:rPr>
-              <w:t>MAX. Доработка таблицы INT_MAX_EXP</w:t>
-            </w:r>
-            <w:r>
-              <w:rPr>
-                <w:rFonts w:ascii="Arial" w:eastAsia="Times New Roman" w:hAnsi="Arial" w:cs="Times New Roman"/>
-                <w:sz w:val="20"/>
-                <w:szCs w:val="24"/>
-              </w:rPr>
-              <w:t xml:space="preserve"> </w:t>
-            </w:r>
-            <w:r>
-              <w:rPr>
-                <w:rFonts w:ascii="Arial" w:eastAsia="Times New Roman" w:hAnsi="Arial" w:cs="Times New Roman"/>
+              <w:t xml:space="preserve"> - MAX. Доработка таблицы INT_MAX_EXP </w:t>
+            </w:r>
+            <w:r>
+              <w:rPr>
                 <w:b/>
                 <w:smallCaps/>
                 <w:color w:val="333333"/>
-                <w:spacing w:val="0"/>
-                <w:sz w:val="20"/>
-                <w:szCs w:val="24"/>
                 <w:bdr w:val="single" w:sz="8" w:space="0" w:color="CCCCCC"/>
                 <w:shd w:val="clear" w:color="auto" w:fill="FFFFFF"/>
               </w:rPr>
@@ -389,56 +315,37 @@
         </w:tc>
         <w:tc>
           <w:tcPr>
-            <w:tcMar>
-              <w:top w:w="30" w:type="dxa"/>
-              <w:left w:w="30" w:type="dxa"/>
-              <w:bottom w:w="20" w:type="dxa"/>
-              <w:right w:w="30" w:type="dxa"/>
-            </w:tcMar>
-          </w:tcPr>
-          <w:p>
-            <w:pPr>
-              <w:ind w:left="0"/>
-              <w:jc w:val="left"/>
-            </w:pPr>
-            <w:r>
-              <w:rPr>
-                <w:rFonts w:ascii="Arial" w:eastAsia="Times New Roman" w:hAnsi="Arial" w:cs="Times New Roman"/>
-                <w:sz w:val="20"/>
-                <w:szCs w:val="24"/>
-              </w:rPr>
+            <w:tcW w:w="0" w:type="auto"/>
+            <w:tcMar>
+              <w:top w:w="30" w:type="dxa"/>
+              <w:left w:w="30" w:type="dxa"/>
+              <w:bottom w:w="20" w:type="dxa"/>
+              <w:right w:w="30" w:type="dxa"/>
+            </w:tcMar>
+          </w:tcPr>
+          <w:p>
+            <w:r>
               <w:t>Добавление поля topic</w:t>
             </w:r>
           </w:p>
         </w:tc>
         <w:tc>
           <w:tcPr>
-            <w:tcMar>
-              <w:top w:w="30" w:type="dxa"/>
-              <w:left w:w="30" w:type="dxa"/>
-              <w:bottom w:w="20" w:type="dxa"/>
-              <w:right w:w="30" w:type="dxa"/>
-            </w:tcMar>
-          </w:tcPr>
-          <w:p>
-            <w:pPr>
-              <w:ind w:left="0"/>
-              <w:jc w:val="left"/>
-            </w:pPr>
-            <w:r>
-              <w:rPr>
-                <w:rFonts w:ascii="Arial" w:eastAsia="Times New Roman" w:hAnsi="Arial" w:cs="Times New Roman"/>
-                <w:sz w:val="20"/>
-                <w:szCs w:val="24"/>
-              </w:rPr>
+            <w:tcW w:w="0" w:type="auto"/>
+            <w:tcMar>
+              <w:top w:w="30" w:type="dxa"/>
+              <w:left w:w="30" w:type="dxa"/>
+              <w:bottom w:w="20" w:type="dxa"/>
+              <w:right w:w="30" w:type="dxa"/>
+            </w:tcMar>
+          </w:tcPr>
+          <w:p>
+            <w:r>
               <w:t xml:space="preserve">Изменения выделены </w:t>
             </w:r>
             <w:r>
               <w:rPr>
-                <w:rFonts w:ascii="Arial" w:eastAsia="Times New Roman" w:hAnsi="Arial" w:cs="Times New Roman"/>
                 <w:color w:val="FF0000"/>
-                <w:sz w:val="20"/>
-                <w:szCs w:val="24"/>
               </w:rPr>
               <w:t>красным</w:t>
             </w:r>
@@ -446,36 +353,28 @@
         </w:tc>
       </w:tr>
       <w:tr>
-        <w:tblPrEx>
-          <w:tblW w:w="5000" w:type="pct"/>
-          <w:tblLook w:val="0020"/>
-        </w:tblPrEx>
-        <w:tc>
-          <w:tcPr>
-            <w:tcMar>
-              <w:top w:w="30" w:type="dxa"/>
-              <w:left w:w="30" w:type="dxa"/>
-              <w:bottom w:w="20" w:type="dxa"/>
-              <w:right w:w="30" w:type="dxa"/>
-            </w:tcMar>
-          </w:tcPr>
-          <w:p>
-            <w:pPr>
-              <w:ind w:left="0"/>
-              <w:jc w:val="left"/>
-            </w:pPr>
-            <w:hyperlink r:id="rId8" w:history="1">
+        <w:tc>
+          <w:tcPr>
+            <w:tcW w:w="0" w:type="auto"/>
+            <w:tcMar>
+              <w:top w:w="30" w:type="dxa"/>
+              <w:left w:w="30" w:type="dxa"/>
+              <w:bottom w:w="20" w:type="dxa"/>
+              <w:right w:w="30" w:type="dxa"/>
+            </w:tcMar>
+          </w:tcPr>
+          <w:p>
+            <w:hyperlink r:id="rId13" w:history="1">
               <w:r>
                 <w:rPr>
-                  <w:rStyle w:val="Hyperlink"/>
-                  <w:rFonts w:ascii="Arial" w:eastAsia="Times New Roman" w:hAnsi="Arial" w:cs="Times New Roman"/>
-                  <w:sz w:val="20"/>
-                  <w:szCs w:val="24"/>
+                  <w:rStyle w:val="a4"/>
+                  <w:noProof/>
                 </w:rPr>
                 <w:drawing>
-                  <wp:inline>
+                  <wp:inline distT="0" distB="0" distL="0" distR="0" wp14:anchorId="30646567" wp14:editId="1692F53D">
                     <wp:extent cx="152316" cy="152400"/>
-                    <wp:docPr id="100003" name="" descr="_scroll_external/other/viewavatar-avatarid-10315-avatartype-issuetype-size-xsmall-3de239f81bfc71d491e53b9821f7799eb27528d9d7579b99cddeb4f390ff6904"/>
+                    <wp:effectExtent l="0" t="0" r="0" b="0"/>
+                    <wp:docPr id="100003" name="Рисунок 100003" descr="_scroll_external/other/viewavatar-avatarid-10315-avatartype-issuetype-size-xsmall-3de239f81bfc71d491e53b9821f7799eb27528d9d7579b99cddeb4f390ff6904"/>
                     <wp:cNvGraphicFramePr>
                       <a:graphicFrameLocks xmlns:a="http://schemas.openxmlformats.org/drawingml/2006/main" noChangeAspect="1"/>
                     </wp:cNvGraphicFramePr>
@@ -489,7 +388,7 @@
                             </pic:cNvPicPr>
                           </pic:nvPicPr>
                           <pic:blipFill>
-                            <a:blip xmlns:r="http://schemas.openxmlformats.org/officeDocument/2006/relationships" r:embed="rId6"/>
+                            <a:blip r:embed="rId11"/>
                             <a:stretch>
                               <a:fillRect/>
                             </a:stretch>
@@ -511,47 +410,19 @@
               </w:r>
               <w:r>
                 <w:rPr>
-                  <w:rStyle w:val="Hyperlink"/>
-                  <w:rFonts w:ascii="Arial" w:eastAsia="Times New Roman" w:hAnsi="Arial" w:cs="Times New Roman"/>
-                  <w:sz w:val="20"/>
-                  <w:szCs w:val="24"/>
+                  <w:rStyle w:val="a4"/>
                 </w:rPr>
                 <w:t>MEDDEV-149697</w:t>
               </w:r>
             </w:hyperlink>
             <w:r>
-              <w:rPr>
-                <w:rFonts w:ascii="Arial" w:eastAsia="Times New Roman" w:hAnsi="Arial" w:cs="Times New Roman"/>
-                <w:sz w:val="20"/>
-                <w:szCs w:val="24"/>
-              </w:rPr>
-              <w:t xml:space="preserve"> - </w:t>
-            </w:r>
-            <w:r>
-              <w:rPr>
-                <w:rFonts w:ascii="Arial" w:eastAsia="Times New Roman" w:hAnsi="Arial" w:cs="Times New Roman"/>
-                <w:sz w:val="20"/>
-                <w:szCs w:val="24"/>
-              </w:rPr>
-              <w:t>МАХ. Добавление полей на форму Очередь отправки для работы с ЛН в МИС</w:t>
-            </w:r>
-            <w:r>
-              <w:rPr>
-                <w:rFonts w:ascii="Arial" w:eastAsia="Times New Roman" w:hAnsi="Arial" w:cs="Times New Roman"/>
-                <w:sz w:val="20"/>
-                <w:szCs w:val="24"/>
-              </w:rPr>
-              <w:t xml:space="preserve"> </w:t>
-            </w:r>
-            <w:r>
-              <w:rPr>
-                <w:rFonts w:ascii="Arial" w:eastAsia="Times New Roman" w:hAnsi="Arial" w:cs="Times New Roman"/>
+              <w:t xml:space="preserve"> - МАХ. Добавление полей на форму Очередь отправки для работы с ЛН в МИС </w:t>
+            </w:r>
+            <w:r>
+              <w:rPr>
                 <w:b/>
                 <w:smallCaps/>
                 <w:color w:val="333333"/>
-                <w:spacing w:val="0"/>
-                <w:sz w:val="20"/>
-                <w:szCs w:val="24"/>
                 <w:bdr w:val="single" w:sz="8" w:space="0" w:color="CCCCCC"/>
                 <w:shd w:val="clear" w:color="auto" w:fill="FFFFFF"/>
               </w:rPr>
@@ -561,56 +432,37 @@
         </w:tc>
         <w:tc>
           <w:tcPr>
-            <w:tcMar>
-              <w:top w:w="30" w:type="dxa"/>
-              <w:left w:w="30" w:type="dxa"/>
-              <w:bottom w:w="20" w:type="dxa"/>
-              <w:right w:w="30" w:type="dxa"/>
-            </w:tcMar>
-          </w:tcPr>
-          <w:p>
-            <w:pPr>
-              <w:ind w:left="0"/>
-              <w:jc w:val="left"/>
-            </w:pPr>
-            <w:r>
-              <w:rPr>
-                <w:rFonts w:ascii="Arial" w:eastAsia="Times New Roman" w:hAnsi="Arial" w:cs="Times New Roman"/>
-                <w:sz w:val="20"/>
-                <w:szCs w:val="24"/>
-              </w:rPr>
+            <w:tcW w:w="0" w:type="auto"/>
+            <w:tcMar>
+              <w:top w:w="30" w:type="dxa"/>
+              <w:left w:w="30" w:type="dxa"/>
+              <w:bottom w:w="20" w:type="dxa"/>
+              <w:right w:w="30" w:type="dxa"/>
+            </w:tcMar>
+          </w:tcPr>
+          <w:p>
+            <w:r>
               <w:t>Добавление нового поля на фронт</w:t>
             </w:r>
           </w:p>
         </w:tc>
         <w:tc>
           <w:tcPr>
-            <w:tcMar>
-              <w:top w:w="30" w:type="dxa"/>
-              <w:left w:w="30" w:type="dxa"/>
-              <w:bottom w:w="20" w:type="dxa"/>
-              <w:right w:w="30" w:type="dxa"/>
-            </w:tcMar>
-          </w:tcPr>
-          <w:p>
-            <w:pPr>
-              <w:ind w:left="0"/>
-              <w:jc w:val="left"/>
-            </w:pPr>
-            <w:r>
-              <w:rPr>
-                <w:rFonts w:ascii="Arial" w:eastAsia="Times New Roman" w:hAnsi="Arial" w:cs="Times New Roman"/>
-                <w:sz w:val="20"/>
-                <w:szCs w:val="24"/>
-              </w:rPr>
+            <w:tcW w:w="0" w:type="auto"/>
+            <w:tcMar>
+              <w:top w:w="30" w:type="dxa"/>
+              <w:left w:w="30" w:type="dxa"/>
+              <w:bottom w:w="20" w:type="dxa"/>
+              <w:right w:w="30" w:type="dxa"/>
+            </w:tcMar>
+          </w:tcPr>
+          <w:p>
+            <w:r>
               <w:t xml:space="preserve">Изменения выделены тегом </w:t>
             </w:r>
             <w:r>
               <w:rPr>
-                <w:rFonts w:ascii="Arial" w:eastAsia="Times New Roman" w:hAnsi="Arial" w:cs="Times New Roman"/>
                 <w:color w:val="FF0000"/>
-                <w:sz w:val="20"/>
-                <w:szCs w:val="24"/>
               </w:rPr>
               <w:t>&lt;149697&gt;&lt;/149697&gt;</w:t>
             </w:r>
@@ -620,7 +472,7 @@
     </w:tbl>
     <w:p>
       <w:pPr>
-        <w:pStyle w:val="Heading1"/>
+        <w:pStyle w:val="1"/>
       </w:pPr>
       <w:bookmarkStart w:id="3" w:name="scroll-bookmark-3"/>
       <w:r>
@@ -652,10 +504,7 @@
         <w:t>Назначение таблицы</w:t>
       </w:r>
       <w:r>
-        <w:t>: Таблица предназначена для формирования очереди</w:t>
-      </w:r>
-      <w:r>
-        <w:t> </w:t>
+        <w:t>: Таблица предназначена для формирования очереди </w:t>
       </w:r>
       <w:r>
         <w:rPr>
@@ -679,41 +528,34 @@
       <w:tblPr>
         <w:tblStyle w:val="ScrollTableNormal"/>
         <w:tblW w:w="5000" w:type="pct"/>
-        <w:tblLook w:val="0020"/>
+        <w:tblLook w:val="0020" w:firstRow="1" w:lastRow="0" w:firstColumn="0" w:lastColumn="0" w:noHBand="0" w:noVBand="0"/>
       </w:tblPr>
       <w:tblGrid>
-        <w:gridCol w:w="1688"/>
-        <w:gridCol w:w="1211"/>
-        <w:gridCol w:w="1263"/>
-        <w:gridCol w:w="918"/>
-        <w:gridCol w:w="1575"/>
-        <w:gridCol w:w="1832"/>
+        <w:gridCol w:w="1811"/>
+        <w:gridCol w:w="1213"/>
+        <w:gridCol w:w="1194"/>
+        <w:gridCol w:w="855"/>
+        <w:gridCol w:w="1465"/>
+        <w:gridCol w:w="1949"/>
       </w:tblGrid>
       <w:tr>
-        <w:tblPrEx>
-          <w:tblW w:w="5000" w:type="pct"/>
-          <w:tblLook w:val="0020"/>
-        </w:tblPrEx>
-        <w:tc>
-          <w:tcPr>
-            <w:tcMar>
-              <w:top w:w="30" w:type="dxa"/>
-              <w:left w:w="30" w:type="dxa"/>
-              <w:bottom w:w="20" w:type="dxa"/>
-              <w:right w:w="30" w:type="dxa"/>
-            </w:tcMar>
-          </w:tcPr>
-          <w:p>
-            <w:pPr>
-              <w:ind w:left="0"/>
-              <w:jc w:val="left"/>
-            </w:pPr>
-            <w:r>
-              <w:rPr>
-                <w:rFonts w:ascii="Arial" w:eastAsia="Times New Roman" w:hAnsi="Arial" w:cs="Times New Roman"/>
+        <w:trPr>
+          <w:cnfStyle w:val="100000000000" w:firstRow="1" w:lastRow="0" w:firstColumn="0" w:lastColumn="0" w:oddVBand="0" w:evenVBand="0" w:oddHBand="0" w:evenHBand="0" w:firstRowFirstColumn="0" w:firstRowLastColumn="0" w:lastRowFirstColumn="0" w:lastRowLastColumn="0"/>
+        </w:trPr>
+        <w:tc>
+          <w:tcPr>
+            <w:tcW w:w="0" w:type="auto"/>
+            <w:tcMar>
+              <w:top w:w="30" w:type="dxa"/>
+              <w:left w:w="30" w:type="dxa"/>
+              <w:bottom w:w="20" w:type="dxa"/>
+              <w:right w:w="30" w:type="dxa"/>
+            </w:tcMar>
+          </w:tcPr>
+          <w:p>
+            <w:r>
+              <w:rPr>
                 <w:b/>
-                <w:sz w:val="20"/>
-                <w:szCs w:val="24"/>
               </w:rPr>
               <w:t>Поле</w:t>
             </w:r>
@@ -721,24 +563,18 @@
         </w:tc>
         <w:tc>
           <w:tcPr>
-            <w:tcMar>
-              <w:top w:w="30" w:type="dxa"/>
-              <w:left w:w="30" w:type="dxa"/>
-              <w:bottom w:w="20" w:type="dxa"/>
-              <w:right w:w="30" w:type="dxa"/>
-            </w:tcMar>
-          </w:tcPr>
-          <w:p>
-            <w:pPr>
-              <w:ind w:left="0"/>
-              <w:jc w:val="left"/>
-            </w:pPr>
-            <w:r>
-              <w:rPr>
-                <w:rFonts w:ascii="Arial" w:eastAsia="Times New Roman" w:hAnsi="Arial" w:cs="Times New Roman"/>
+            <w:tcW w:w="0" w:type="auto"/>
+            <w:tcMar>
+              <w:top w:w="30" w:type="dxa"/>
+              <w:left w:w="30" w:type="dxa"/>
+              <w:bottom w:w="20" w:type="dxa"/>
+              <w:right w:w="30" w:type="dxa"/>
+            </w:tcMar>
+          </w:tcPr>
+          <w:p>
+            <w:r>
+              <w:rPr>
                 <w:b/>
-                <w:sz w:val="20"/>
-                <w:szCs w:val="24"/>
               </w:rPr>
               <w:t>Тип</w:t>
             </w:r>
@@ -746,24 +582,18 @@
         </w:tc>
         <w:tc>
           <w:tcPr>
-            <w:tcMar>
-              <w:top w:w="30" w:type="dxa"/>
-              <w:left w:w="30" w:type="dxa"/>
-              <w:bottom w:w="20" w:type="dxa"/>
-              <w:right w:w="30" w:type="dxa"/>
-            </w:tcMar>
-          </w:tcPr>
-          <w:p>
-            <w:pPr>
-              <w:ind w:left="0"/>
-              <w:jc w:val="left"/>
-            </w:pPr>
-            <w:r>
-              <w:rPr>
-                <w:rFonts w:ascii="Arial" w:eastAsia="Times New Roman" w:hAnsi="Arial" w:cs="Times New Roman"/>
+            <w:tcW w:w="0" w:type="auto"/>
+            <w:tcMar>
+              <w:top w:w="30" w:type="dxa"/>
+              <w:left w:w="30" w:type="dxa"/>
+              <w:bottom w:w="20" w:type="dxa"/>
+              <w:right w:w="30" w:type="dxa"/>
+            </w:tcMar>
+          </w:tcPr>
+          <w:p>
+            <w:r>
+              <w:rPr>
                 <w:b/>
-                <w:sz w:val="20"/>
-                <w:szCs w:val="24"/>
               </w:rPr>
               <w:t>Обязательность</w:t>
             </w:r>
@@ -771,24 +601,18 @@
         </w:tc>
         <w:tc>
           <w:tcPr>
-            <w:tcMar>
-              <w:top w:w="30" w:type="dxa"/>
-              <w:left w:w="30" w:type="dxa"/>
-              <w:bottom w:w="20" w:type="dxa"/>
-              <w:right w:w="30" w:type="dxa"/>
-            </w:tcMar>
-          </w:tcPr>
-          <w:p>
-            <w:pPr>
-              <w:ind w:left="0"/>
-              <w:jc w:val="left"/>
-            </w:pPr>
-            <w:r>
-              <w:rPr>
-                <w:rFonts w:ascii="Arial" w:eastAsia="Times New Roman" w:hAnsi="Arial" w:cs="Times New Roman"/>
+            <w:tcW w:w="0" w:type="auto"/>
+            <w:tcMar>
+              <w:top w:w="30" w:type="dxa"/>
+              <w:left w:w="30" w:type="dxa"/>
+              <w:bottom w:w="20" w:type="dxa"/>
+              <w:right w:w="30" w:type="dxa"/>
+            </w:tcMar>
+          </w:tcPr>
+          <w:p>
+            <w:r>
+              <w:rPr>
                 <w:b/>
-                <w:sz w:val="20"/>
-                <w:szCs w:val="24"/>
               </w:rPr>
               <w:t>Значение по умолчанию</w:t>
             </w:r>
@@ -796,24 +620,18 @@
         </w:tc>
         <w:tc>
           <w:tcPr>
-            <w:tcMar>
-              <w:top w:w="30" w:type="dxa"/>
-              <w:left w:w="30" w:type="dxa"/>
-              <w:bottom w:w="20" w:type="dxa"/>
-              <w:right w:w="30" w:type="dxa"/>
-            </w:tcMar>
-          </w:tcPr>
-          <w:p>
-            <w:pPr>
-              <w:ind w:left="0"/>
-              <w:jc w:val="left"/>
-            </w:pPr>
-            <w:r>
-              <w:rPr>
-                <w:rFonts w:ascii="Arial" w:eastAsia="Times New Roman" w:hAnsi="Arial" w:cs="Times New Roman"/>
+            <w:tcW w:w="0" w:type="auto"/>
+            <w:tcMar>
+              <w:top w:w="30" w:type="dxa"/>
+              <w:left w:w="30" w:type="dxa"/>
+              <w:bottom w:w="20" w:type="dxa"/>
+              <w:right w:w="30" w:type="dxa"/>
+            </w:tcMar>
+          </w:tcPr>
+          <w:p>
+            <w:r>
+              <w:rPr>
                 <w:b/>
-                <w:sz w:val="20"/>
-                <w:szCs w:val="24"/>
               </w:rPr>
               <w:t>Комментарий</w:t>
             </w:r>
@@ -821,24 +639,18 @@
         </w:tc>
         <w:tc>
           <w:tcPr>
-            <w:tcMar>
-              <w:top w:w="30" w:type="dxa"/>
-              <w:left w:w="30" w:type="dxa"/>
-              <w:bottom w:w="20" w:type="dxa"/>
-              <w:right w:w="30" w:type="dxa"/>
-            </w:tcMar>
-          </w:tcPr>
-          <w:p>
-            <w:pPr>
-              <w:ind w:left="0"/>
-              <w:jc w:val="left"/>
-            </w:pPr>
-            <w:r>
-              <w:rPr>
-                <w:rFonts w:ascii="Arial" w:eastAsia="Times New Roman" w:hAnsi="Arial" w:cs="Times New Roman"/>
+            <w:tcW w:w="0" w:type="auto"/>
+            <w:tcMar>
+              <w:top w:w="30" w:type="dxa"/>
+              <w:left w:w="30" w:type="dxa"/>
+              <w:bottom w:w="20" w:type="dxa"/>
+              <w:right w:w="30" w:type="dxa"/>
+            </w:tcMar>
+          </w:tcPr>
+          <w:p>
+            <w:r>
+              <w:rPr>
                 <w:b/>
-                <w:sz w:val="20"/>
-                <w:szCs w:val="24"/>
               </w:rPr>
               <w:t>Внешний ключ</w:t>
             </w:r>
@@ -846,54 +658,36 @@
         </w:tc>
       </w:tr>
       <w:tr>
-        <w:tblPrEx>
-          <w:tblW w:w="5000" w:type="pct"/>
-          <w:tblLook w:val="0020"/>
-        </w:tblPrEx>
-        <w:tc>
-          <w:tcPr>
-            <w:tcMar>
-              <w:top w:w="30" w:type="dxa"/>
-              <w:left w:w="30" w:type="dxa"/>
-              <w:bottom w:w="20" w:type="dxa"/>
-              <w:right w:w="30" w:type="dxa"/>
-            </w:tcMar>
-          </w:tcPr>
-          <w:p>
-            <w:pPr>
-              <w:ind w:left="0"/>
-              <w:jc w:val="left"/>
-            </w:pPr>
-            <w:r>
-              <w:rPr>
-                <w:rFonts w:ascii="Arial" w:eastAsia="Times New Roman" w:hAnsi="Arial" w:cs="Times New Roman"/>
-                <w:sz w:val="20"/>
-                <w:szCs w:val="24"/>
-              </w:rPr>
+        <w:tc>
+          <w:tcPr>
+            <w:tcW w:w="0" w:type="auto"/>
+            <w:tcMar>
+              <w:top w:w="30" w:type="dxa"/>
+              <w:left w:w="30" w:type="dxa"/>
+              <w:bottom w:w="20" w:type="dxa"/>
+              <w:right w:w="30" w:type="dxa"/>
+            </w:tcMar>
+          </w:tcPr>
+          <w:p>
+            <w:r>
               <w:t>ID</w:t>
             </w:r>
           </w:p>
         </w:tc>
         <w:tc>
           <w:tcPr>
-            <w:tcMar>
-              <w:top w:w="30" w:type="dxa"/>
-              <w:left w:w="30" w:type="dxa"/>
-              <w:bottom w:w="20" w:type="dxa"/>
-              <w:right w:w="30" w:type="dxa"/>
-            </w:tcMar>
-          </w:tcPr>
-          <w:p>
-            <w:pPr>
-              <w:ind w:left="0"/>
-              <w:jc w:val="left"/>
-            </w:pPr>
-            <w:r>
-              <w:rPr>
-                <w:rFonts w:ascii="Arial" w:eastAsia="Times New Roman" w:hAnsi="Arial" w:cs="Times New Roman"/>
+            <w:tcW w:w="0" w:type="auto"/>
+            <w:tcMar>
+              <w:top w:w="30" w:type="dxa"/>
+              <w:left w:w="30" w:type="dxa"/>
+              <w:bottom w:w="20" w:type="dxa"/>
+              <w:right w:w="30" w:type="dxa"/>
+            </w:tcMar>
+          </w:tcPr>
+          <w:p>
+            <w:r>
+              <w:rPr>
                 <w:color w:val="172B4D"/>
-                <w:sz w:val="20"/>
-                <w:szCs w:val="24"/>
               </w:rPr>
               <w:t>NUMBER(17)</w:t>
             </w:r>
@@ -901,64 +695,46 @@
         </w:tc>
         <w:tc>
           <w:tcPr>
-            <w:tcMar>
-              <w:top w:w="30" w:type="dxa"/>
-              <w:left w:w="30" w:type="dxa"/>
-              <w:bottom w:w="20" w:type="dxa"/>
-              <w:right w:w="30" w:type="dxa"/>
-            </w:tcMar>
-          </w:tcPr>
-          <w:p>
-            <w:pPr>
-              <w:ind w:left="0"/>
-              <w:jc w:val="left"/>
-            </w:pPr>
-            <w:r>
-              <w:rPr>
-                <w:rFonts w:ascii="Arial" w:eastAsia="Times New Roman" w:hAnsi="Arial" w:cs="Times New Roman"/>
-                <w:sz w:val="20"/>
-                <w:szCs w:val="24"/>
-              </w:rPr>
+            <w:tcW w:w="0" w:type="auto"/>
+            <w:tcMar>
+              <w:top w:w="30" w:type="dxa"/>
+              <w:left w:w="30" w:type="dxa"/>
+              <w:bottom w:w="20" w:type="dxa"/>
+              <w:right w:w="30" w:type="dxa"/>
+            </w:tcMar>
+          </w:tcPr>
+          <w:p>
+            <w:r>
               <w:t>да</w:t>
             </w:r>
           </w:p>
         </w:tc>
         <w:tc>
           <w:tcPr>
-            <w:tcMar>
-              <w:top w:w="30" w:type="dxa"/>
-              <w:left w:w="30" w:type="dxa"/>
-              <w:bottom w:w="20" w:type="dxa"/>
-              <w:right w:w="30" w:type="dxa"/>
-            </w:tcMar>
-          </w:tcPr>
-          <w:p>
-            <w:pPr>
-              <w:ind w:left="0"/>
-              <w:jc w:val="left"/>
-            </w:pPr>
-          </w:p>
-        </w:tc>
-        <w:tc>
-          <w:tcPr>
-            <w:tcMar>
-              <w:top w:w="30" w:type="dxa"/>
-              <w:left w:w="30" w:type="dxa"/>
-              <w:bottom w:w="20" w:type="dxa"/>
-              <w:right w:w="30" w:type="dxa"/>
-            </w:tcMar>
-          </w:tcPr>
-          <w:p>
-            <w:pPr>
-              <w:ind w:left="0"/>
-              <w:jc w:val="left"/>
-            </w:pPr>
-            <w:r>
-              <w:rPr>
-                <w:rFonts w:ascii="Arial" w:eastAsia="Times New Roman" w:hAnsi="Arial" w:cs="Times New Roman"/>
+            <w:tcW w:w="0" w:type="auto"/>
+            <w:tcMar>
+              <w:top w:w="30" w:type="dxa"/>
+              <w:left w:w="30" w:type="dxa"/>
+              <w:bottom w:w="20" w:type="dxa"/>
+              <w:right w:w="30" w:type="dxa"/>
+            </w:tcMar>
+          </w:tcPr>
+          <w:p/>
+        </w:tc>
+        <w:tc>
+          <w:tcPr>
+            <w:tcW w:w="0" w:type="auto"/>
+            <w:tcMar>
+              <w:top w:w="30" w:type="dxa"/>
+              <w:left w:w="30" w:type="dxa"/>
+              <w:bottom w:w="20" w:type="dxa"/>
+              <w:right w:w="30" w:type="dxa"/>
+            </w:tcMar>
+          </w:tcPr>
+          <w:p>
+            <w:r>
+              <w:rPr>
                 <w:color w:val="172B4D"/>
-                <w:sz w:val="20"/>
-                <w:szCs w:val="24"/>
               </w:rPr>
               <w:t>ID</w:t>
             </w:r>
@@ -966,46 +742,32 @@
         </w:tc>
         <w:tc>
           <w:tcPr>
-            <w:tcMar>
-              <w:top w:w="30" w:type="dxa"/>
-              <w:left w:w="30" w:type="dxa"/>
-              <w:bottom w:w="20" w:type="dxa"/>
-              <w:right w:w="30" w:type="dxa"/>
-            </w:tcMar>
-          </w:tcPr>
-          <w:p>
-            <w:pPr>
-              <w:ind w:left="0"/>
-              <w:jc w:val="left"/>
-            </w:pPr>
-          </w:p>
+            <w:tcW w:w="0" w:type="auto"/>
+            <w:tcMar>
+              <w:top w:w="30" w:type="dxa"/>
+              <w:left w:w="30" w:type="dxa"/>
+              <w:bottom w:w="20" w:type="dxa"/>
+              <w:right w:w="30" w:type="dxa"/>
+            </w:tcMar>
+          </w:tcPr>
+          <w:p/>
         </w:tc>
       </w:tr>
       <w:tr>
-        <w:tblPrEx>
-          <w:tblW w:w="5000" w:type="pct"/>
-          <w:tblLook w:val="0020"/>
-        </w:tblPrEx>
-        <w:tc>
-          <w:tcPr>
-            <w:tcMar>
-              <w:top w:w="30" w:type="dxa"/>
-              <w:left w:w="30" w:type="dxa"/>
-              <w:bottom w:w="20" w:type="dxa"/>
-              <w:right w:w="30" w:type="dxa"/>
-            </w:tcMar>
-          </w:tcPr>
-          <w:p>
-            <w:pPr>
-              <w:ind w:left="0"/>
-              <w:jc w:val="left"/>
-            </w:pPr>
-            <w:r>
-              <w:rPr>
-                <w:rFonts w:ascii="Arial" w:eastAsia="Times New Roman" w:hAnsi="Arial" w:cs="Times New Roman"/>
+        <w:tc>
+          <w:tcPr>
+            <w:tcW w:w="0" w:type="auto"/>
+            <w:tcMar>
+              <w:top w:w="30" w:type="dxa"/>
+              <w:left w:w="30" w:type="dxa"/>
+              <w:bottom w:w="20" w:type="dxa"/>
+              <w:right w:w="30" w:type="dxa"/>
+            </w:tcMar>
+          </w:tcPr>
+          <w:p>
+            <w:r>
+              <w:rPr>
                 <w:color w:val="FF0000"/>
-                <w:sz w:val="20"/>
-                <w:szCs w:val="24"/>
               </w:rPr>
               <w:t>TOPIC</w:t>
             </w:r>
@@ -1013,24 +775,18 @@
         </w:tc>
         <w:tc>
           <w:tcPr>
-            <w:tcMar>
-              <w:top w:w="30" w:type="dxa"/>
-              <w:left w:w="30" w:type="dxa"/>
-              <w:bottom w:w="20" w:type="dxa"/>
-              <w:right w:w="30" w:type="dxa"/>
-            </w:tcMar>
-          </w:tcPr>
-          <w:p>
-            <w:pPr>
-              <w:ind w:left="0"/>
-              <w:jc w:val="left"/>
-            </w:pPr>
-            <w:r>
-              <w:rPr>
-                <w:rFonts w:ascii="Arial" w:eastAsia="Times New Roman" w:hAnsi="Arial" w:cs="Times New Roman"/>
+            <w:tcW w:w="0" w:type="auto"/>
+            <w:tcMar>
+              <w:top w:w="30" w:type="dxa"/>
+              <w:left w:w="30" w:type="dxa"/>
+              <w:bottom w:w="20" w:type="dxa"/>
+              <w:right w:w="30" w:type="dxa"/>
+            </w:tcMar>
+          </w:tcPr>
+          <w:p>
+            <w:r>
+              <w:rPr>
                 <w:color w:val="FF0000"/>
-                <w:sz w:val="20"/>
-                <w:szCs w:val="24"/>
               </w:rPr>
               <w:t>VARCHAR2(50)</w:t>
             </w:r>
@@ -1038,24 +794,18 @@
         </w:tc>
         <w:tc>
           <w:tcPr>
-            <w:tcMar>
-              <w:top w:w="30" w:type="dxa"/>
-              <w:left w:w="30" w:type="dxa"/>
-              <w:bottom w:w="20" w:type="dxa"/>
-              <w:right w:w="30" w:type="dxa"/>
-            </w:tcMar>
-          </w:tcPr>
-          <w:p>
-            <w:pPr>
-              <w:ind w:left="0"/>
-              <w:jc w:val="left"/>
-            </w:pPr>
-            <w:r>
-              <w:rPr>
-                <w:rFonts w:ascii="Arial" w:eastAsia="Times New Roman" w:hAnsi="Arial" w:cs="Times New Roman"/>
+            <w:tcW w:w="0" w:type="auto"/>
+            <w:tcMar>
+              <w:top w:w="30" w:type="dxa"/>
+              <w:left w:w="30" w:type="dxa"/>
+              <w:bottom w:w="20" w:type="dxa"/>
+              <w:right w:w="30" w:type="dxa"/>
+            </w:tcMar>
+          </w:tcPr>
+          <w:p>
+            <w:r>
+              <w:rPr>
                 <w:color w:val="FF0000"/>
-                <w:sz w:val="20"/>
-                <w:szCs w:val="24"/>
               </w:rPr>
               <w:t>да</w:t>
             </w:r>
@@ -1063,40 +813,30 @@
         </w:tc>
         <w:tc>
           <w:tcPr>
-            <w:tcMar>
-              <w:top w:w="30" w:type="dxa"/>
-              <w:left w:w="30" w:type="dxa"/>
-              <w:bottom w:w="20" w:type="dxa"/>
-              <w:right w:w="30" w:type="dxa"/>
-            </w:tcMar>
-          </w:tcPr>
-          <w:p>
-            <w:pPr>
-              <w:ind w:left="0"/>
-              <w:jc w:val="left"/>
-            </w:pPr>
-          </w:p>
-        </w:tc>
-        <w:tc>
-          <w:tcPr>
-            <w:tcMar>
-              <w:top w:w="30" w:type="dxa"/>
-              <w:left w:w="30" w:type="dxa"/>
-              <w:bottom w:w="20" w:type="dxa"/>
-              <w:right w:w="30" w:type="dxa"/>
-            </w:tcMar>
-          </w:tcPr>
-          <w:p>
-            <w:pPr>
-              <w:ind w:left="0"/>
-              <w:jc w:val="left"/>
-            </w:pPr>
-            <w:r>
-              <w:rPr>
-                <w:rFonts w:ascii="Arial" w:eastAsia="Times New Roman" w:hAnsi="Arial" w:cs="Times New Roman"/>
+            <w:tcW w:w="0" w:type="auto"/>
+            <w:tcMar>
+              <w:top w:w="30" w:type="dxa"/>
+              <w:left w:w="30" w:type="dxa"/>
+              <w:bottom w:w="20" w:type="dxa"/>
+              <w:right w:w="30" w:type="dxa"/>
+            </w:tcMar>
+          </w:tcPr>
+          <w:p/>
+        </w:tc>
+        <w:tc>
+          <w:tcPr>
+            <w:tcW w:w="0" w:type="auto"/>
+            <w:tcMar>
+              <w:top w:w="30" w:type="dxa"/>
+              <w:left w:w="30" w:type="dxa"/>
+              <w:bottom w:w="20" w:type="dxa"/>
+              <w:right w:w="30" w:type="dxa"/>
+            </w:tcMar>
+          </w:tcPr>
+          <w:p>
+            <w:r>
+              <w:rPr>
                 <w:color w:val="FF0000"/>
-                <w:sz w:val="20"/>
-                <w:szCs w:val="24"/>
               </w:rPr>
               <w:t>Топик: TMC - Телемедицинская консультация, Appointment - запись на прием, Bulletine - листок нетрудоспособности</w:t>
             </w:r>
@@ -1104,66 +844,46 @@
         </w:tc>
         <w:tc>
           <w:tcPr>
-            <w:tcMar>
-              <w:top w:w="30" w:type="dxa"/>
-              <w:left w:w="30" w:type="dxa"/>
-              <w:bottom w:w="20" w:type="dxa"/>
-              <w:right w:w="30" w:type="dxa"/>
-            </w:tcMar>
-          </w:tcPr>
-          <w:p>
-            <w:pPr>
-              <w:ind w:left="0"/>
-              <w:jc w:val="left"/>
-            </w:pPr>
-          </w:p>
+            <w:tcW w:w="0" w:type="auto"/>
+            <w:tcMar>
+              <w:top w:w="30" w:type="dxa"/>
+              <w:left w:w="30" w:type="dxa"/>
+              <w:bottom w:w="20" w:type="dxa"/>
+              <w:right w:w="30" w:type="dxa"/>
+            </w:tcMar>
+          </w:tcPr>
+          <w:p/>
         </w:tc>
       </w:tr>
       <w:tr>
-        <w:tblPrEx>
-          <w:tblW w:w="5000" w:type="pct"/>
-          <w:tblLook w:val="0020"/>
-        </w:tblPrEx>
-        <w:tc>
-          <w:tcPr>
-            <w:tcMar>
-              <w:top w:w="30" w:type="dxa"/>
-              <w:left w:w="30" w:type="dxa"/>
-              <w:bottom w:w="20" w:type="dxa"/>
-              <w:right w:w="30" w:type="dxa"/>
-            </w:tcMar>
-          </w:tcPr>
-          <w:p>
-            <w:pPr>
-              <w:ind w:left="0"/>
-              <w:jc w:val="left"/>
-            </w:pPr>
-            <w:r>
-              <w:rPr>
-                <w:rFonts w:ascii="Arial" w:eastAsia="Times New Roman" w:hAnsi="Arial" w:cs="Times New Roman"/>
+        <w:tc>
+          <w:tcPr>
+            <w:tcW w:w="0" w:type="auto"/>
+            <w:tcMar>
+              <w:top w:w="30" w:type="dxa"/>
+              <w:left w:w="30" w:type="dxa"/>
+              <w:bottom w:w="20" w:type="dxa"/>
+              <w:right w:w="30" w:type="dxa"/>
+            </w:tcMar>
+          </w:tcPr>
+          <w:p>
+            <w:r>
+              <w:rPr>
                 <w:strike/>
                 <w:color w:val="172B4D"/>
-                <w:sz w:val="20"/>
-                <w:szCs w:val="24"/>
               </w:rPr>
               <w:t>DIRECTION_SERVICES_ID</w:t>
             </w:r>
             <w:r>
               <w:rPr>
-                <w:rFonts w:ascii="Arial" w:eastAsia="Times New Roman" w:hAnsi="Arial" w:cs="Times New Roman"/>
                 <w:strike/>
                 <w:color w:val="172B4D"/>
-                <w:sz w:val="20"/>
-                <w:szCs w:val="24"/>
               </w:rPr>
               <w:br/>
             </w:r>
             <w:r>
               <w:rPr>
-                <w:rFonts w:ascii="Arial" w:eastAsia="Times New Roman" w:hAnsi="Arial" w:cs="Times New Roman"/>
                 <w:color w:val="FF0000"/>
-                <w:sz w:val="20"/>
-                <w:szCs w:val="24"/>
               </w:rPr>
               <w:t>DOC_ID</w:t>
             </w:r>
@@ -1171,24 +891,18 @@
         </w:tc>
         <w:tc>
           <w:tcPr>
-            <w:tcMar>
-              <w:top w:w="30" w:type="dxa"/>
-              <w:left w:w="30" w:type="dxa"/>
-              <w:bottom w:w="20" w:type="dxa"/>
-              <w:right w:w="30" w:type="dxa"/>
-            </w:tcMar>
-          </w:tcPr>
-          <w:p>
-            <w:pPr>
-              <w:ind w:left="0"/>
-              <w:jc w:val="left"/>
-            </w:pPr>
-            <w:r>
-              <w:rPr>
-                <w:rFonts w:ascii="Arial" w:eastAsia="Times New Roman" w:hAnsi="Arial" w:cs="Times New Roman"/>
+            <w:tcW w:w="0" w:type="auto"/>
+            <w:tcMar>
+              <w:top w:w="30" w:type="dxa"/>
+              <w:left w:w="30" w:type="dxa"/>
+              <w:bottom w:w="20" w:type="dxa"/>
+              <w:right w:w="30" w:type="dxa"/>
+            </w:tcMar>
+          </w:tcPr>
+          <w:p>
+            <w:r>
+              <w:rPr>
                 <w:color w:val="172B4D"/>
-                <w:sz w:val="20"/>
-                <w:szCs w:val="24"/>
               </w:rPr>
               <w:t>NUMBER(17)</w:t>
             </w:r>
@@ -1196,34 +910,25 @@
         </w:tc>
         <w:tc>
           <w:tcPr>
-            <w:tcMar>
-              <w:top w:w="30" w:type="dxa"/>
-              <w:left w:w="30" w:type="dxa"/>
-              <w:bottom w:w="20" w:type="dxa"/>
-              <w:right w:w="30" w:type="dxa"/>
-            </w:tcMar>
-          </w:tcPr>
-          <w:p>
-            <w:pPr>
-              <w:ind w:left="0"/>
-              <w:jc w:val="left"/>
-            </w:pPr>
-            <w:r>
-              <w:rPr>
-                <w:rFonts w:ascii="Arial" w:eastAsia="Times New Roman" w:hAnsi="Arial" w:cs="Times New Roman"/>
+            <w:tcW w:w="0" w:type="auto"/>
+            <w:tcMar>
+              <w:top w:w="30" w:type="dxa"/>
+              <w:left w:w="30" w:type="dxa"/>
+              <w:bottom w:w="20" w:type="dxa"/>
+              <w:right w:w="30" w:type="dxa"/>
+            </w:tcMar>
+          </w:tcPr>
+          <w:p>
+            <w:r>
+              <w:rPr>
                 <w:color w:val="003366"/>
-                <w:sz w:val="20"/>
-                <w:szCs w:val="24"/>
               </w:rPr>
               <w:t>да</w:t>
             </w:r>
             <w:r>
               <w:rPr>
-                <w:rFonts w:ascii="Arial" w:eastAsia="Times New Roman" w:hAnsi="Arial" w:cs="Times New Roman"/>
                 <w:strike/>
                 <w:color w:val="FF0000"/>
-                <w:sz w:val="20"/>
-                <w:szCs w:val="24"/>
               </w:rPr>
               <w:t>нет</w:t>
             </w:r>
@@ -1231,59 +936,43 @@
         </w:tc>
         <w:tc>
           <w:tcPr>
-            <w:tcMar>
-              <w:top w:w="30" w:type="dxa"/>
-              <w:left w:w="30" w:type="dxa"/>
-              <w:bottom w:w="20" w:type="dxa"/>
-              <w:right w:w="30" w:type="dxa"/>
-            </w:tcMar>
-          </w:tcPr>
-          <w:p>
-            <w:pPr>
-              <w:ind w:left="0"/>
-              <w:jc w:val="left"/>
-            </w:pPr>
-          </w:p>
-        </w:tc>
-        <w:tc>
-          <w:tcPr>
-            <w:tcMar>
-              <w:top w:w="30" w:type="dxa"/>
-              <w:left w:w="30" w:type="dxa"/>
-              <w:bottom w:w="20" w:type="dxa"/>
-              <w:right w:w="30" w:type="dxa"/>
-            </w:tcMar>
-          </w:tcPr>
-          <w:p>
-            <w:pPr>
-              <w:ind w:left="0"/>
-              <w:jc w:val="left"/>
-            </w:pPr>
-            <w:r>
-              <w:rPr>
-                <w:rFonts w:ascii="Arial" w:eastAsia="Times New Roman" w:hAnsi="Arial" w:cs="Times New Roman"/>
+            <w:tcW w:w="0" w:type="auto"/>
+            <w:tcMar>
+              <w:top w:w="30" w:type="dxa"/>
+              <w:left w:w="30" w:type="dxa"/>
+              <w:bottom w:w="20" w:type="dxa"/>
+              <w:right w:w="30" w:type="dxa"/>
+            </w:tcMar>
+          </w:tcPr>
+          <w:p/>
+        </w:tc>
+        <w:tc>
+          <w:tcPr>
+            <w:tcW w:w="0" w:type="auto"/>
+            <w:tcMar>
+              <w:top w:w="30" w:type="dxa"/>
+              <w:left w:w="30" w:type="dxa"/>
+              <w:bottom w:w="20" w:type="dxa"/>
+              <w:right w:w="30" w:type="dxa"/>
+            </w:tcMar>
+          </w:tcPr>
+          <w:p>
+            <w:r>
+              <w:rPr>
                 <w:color w:val="172B4D"/>
-                <w:sz w:val="20"/>
-                <w:szCs w:val="24"/>
               </w:rPr>
               <w:t>ID</w:t>
             </w:r>
             <w:r>
               <w:rPr>
-                <w:rFonts w:ascii="Arial" w:eastAsia="Times New Roman" w:hAnsi="Arial" w:cs="Times New Roman"/>
                 <w:strike/>
                 <w:color w:val="172B4D"/>
-                <w:sz w:val="20"/>
-                <w:szCs w:val="24"/>
               </w:rPr>
               <w:t xml:space="preserve">Записи пациента </w:t>
             </w:r>
             <w:r>
               <w:rPr>
-                <w:rFonts w:ascii="Arial" w:eastAsia="Times New Roman" w:hAnsi="Arial" w:cs="Times New Roman"/>
                 <w:color w:val="FF0000"/>
-                <w:sz w:val="20"/>
-                <w:szCs w:val="24"/>
               </w:rPr>
               <w:t>записи раздела</w:t>
             </w:r>
@@ -1291,25 +980,19 @@
         </w:tc>
         <w:tc>
           <w:tcPr>
-            <w:tcMar>
-              <w:top w:w="30" w:type="dxa"/>
-              <w:left w:w="30" w:type="dxa"/>
-              <w:bottom w:w="20" w:type="dxa"/>
-              <w:right w:w="30" w:type="dxa"/>
-            </w:tcMar>
-          </w:tcPr>
-          <w:p>
-            <w:pPr>
-              <w:ind w:left="0"/>
-              <w:jc w:val="left"/>
-            </w:pPr>
-            <w:r>
-              <w:rPr>
-                <w:rFonts w:ascii="Arial" w:eastAsia="Times New Roman" w:hAnsi="Arial" w:cs="Times New Roman"/>
+            <w:tcW w:w="0" w:type="auto"/>
+            <w:tcMar>
+              <w:top w:w="30" w:type="dxa"/>
+              <w:left w:w="30" w:type="dxa"/>
+              <w:bottom w:w="20" w:type="dxa"/>
+              <w:right w:w="30" w:type="dxa"/>
+            </w:tcMar>
+          </w:tcPr>
+          <w:p>
+            <w:r>
+              <w:rPr>
                 <w:strike/>
                 <w:color w:val="172B4D"/>
-                <w:sz w:val="20"/>
-                <w:szCs w:val="24"/>
               </w:rPr>
               <w:t>D_DIRECTION_SERVICES.ID</w:t>
             </w:r>
@@ -1317,31 +1000,21 @@
         </w:tc>
       </w:tr>
       <w:tr>
-        <w:tblPrEx>
-          <w:tblW w:w="5000" w:type="pct"/>
-          <w:tblLook w:val="0020"/>
-        </w:tblPrEx>
-        <w:tc>
-          <w:tcPr>
-            <w:tcMar>
-              <w:top w:w="30" w:type="dxa"/>
-              <w:left w:w="30" w:type="dxa"/>
-              <w:bottom w:w="20" w:type="dxa"/>
-              <w:right w:w="30" w:type="dxa"/>
-            </w:tcMar>
-          </w:tcPr>
-          <w:p>
-            <w:pPr>
-              <w:ind w:left="0"/>
-              <w:jc w:val="left"/>
-            </w:pPr>
-            <w:r>
-              <w:rPr>
-                <w:rFonts w:ascii="Arial" w:eastAsia="Times New Roman" w:hAnsi="Arial" w:cs="Times New Roman"/>
+        <w:tc>
+          <w:tcPr>
+            <w:tcW w:w="0" w:type="auto"/>
+            <w:tcMar>
+              <w:top w:w="30" w:type="dxa"/>
+              <w:left w:w="30" w:type="dxa"/>
+              <w:bottom w:w="20" w:type="dxa"/>
+              <w:right w:w="30" w:type="dxa"/>
+            </w:tcMar>
+          </w:tcPr>
+          <w:p>
+            <w:r>
+              <w:rPr>
                 <w:strike/>
                 <w:color w:val="FF0000"/>
-                <w:sz w:val="20"/>
-                <w:szCs w:val="24"/>
               </w:rPr>
               <w:t>BJ_BULLETINES_ID</w:t>
             </w:r>
@@ -1349,25 +1022,19 @@
         </w:tc>
         <w:tc>
           <w:tcPr>
-            <w:tcMar>
-              <w:top w:w="30" w:type="dxa"/>
-              <w:left w:w="30" w:type="dxa"/>
-              <w:bottom w:w="20" w:type="dxa"/>
-              <w:right w:w="30" w:type="dxa"/>
-            </w:tcMar>
-          </w:tcPr>
-          <w:p>
-            <w:pPr>
-              <w:ind w:left="0"/>
-              <w:jc w:val="left"/>
-            </w:pPr>
-            <w:r>
-              <w:rPr>
-                <w:rFonts w:ascii="Arial" w:eastAsia="Times New Roman" w:hAnsi="Arial" w:cs="Times New Roman"/>
+            <w:tcW w:w="0" w:type="auto"/>
+            <w:tcMar>
+              <w:top w:w="30" w:type="dxa"/>
+              <w:left w:w="30" w:type="dxa"/>
+              <w:bottom w:w="20" w:type="dxa"/>
+              <w:right w:w="30" w:type="dxa"/>
+            </w:tcMar>
+          </w:tcPr>
+          <w:p>
+            <w:r>
+              <w:rPr>
                 <w:strike/>
                 <w:color w:val="FF0000"/>
-                <w:sz w:val="20"/>
-                <w:szCs w:val="24"/>
               </w:rPr>
               <w:t>NUMBER(17)</w:t>
             </w:r>
@@ -1375,25 +1042,19 @@
         </w:tc>
         <w:tc>
           <w:tcPr>
-            <w:tcMar>
-              <w:top w:w="30" w:type="dxa"/>
-              <w:left w:w="30" w:type="dxa"/>
-              <w:bottom w:w="20" w:type="dxa"/>
-              <w:right w:w="30" w:type="dxa"/>
-            </w:tcMar>
-          </w:tcPr>
-          <w:p>
-            <w:pPr>
-              <w:ind w:left="0"/>
-              <w:jc w:val="left"/>
-            </w:pPr>
-            <w:r>
-              <w:rPr>
-                <w:rFonts w:ascii="Arial" w:eastAsia="Times New Roman" w:hAnsi="Arial" w:cs="Times New Roman"/>
+            <w:tcW w:w="0" w:type="auto"/>
+            <w:tcMar>
+              <w:top w:w="30" w:type="dxa"/>
+              <w:left w:w="30" w:type="dxa"/>
+              <w:bottom w:w="20" w:type="dxa"/>
+              <w:right w:w="30" w:type="dxa"/>
+            </w:tcMar>
+          </w:tcPr>
+          <w:p>
+            <w:r>
+              <w:rPr>
                 <w:strike/>
                 <w:color w:val="FF0000"/>
-                <w:sz w:val="20"/>
-                <w:szCs w:val="24"/>
               </w:rPr>
               <w:t>нет</w:t>
             </w:r>
@@ -1401,41 +1062,31 @@
         </w:tc>
         <w:tc>
           <w:tcPr>
-            <w:tcMar>
-              <w:top w:w="30" w:type="dxa"/>
-              <w:left w:w="30" w:type="dxa"/>
-              <w:bottom w:w="20" w:type="dxa"/>
-              <w:right w:w="30" w:type="dxa"/>
-            </w:tcMar>
-          </w:tcPr>
-          <w:p>
-            <w:pPr>
-              <w:ind w:left="0"/>
-              <w:jc w:val="left"/>
-            </w:pPr>
-          </w:p>
-        </w:tc>
-        <w:tc>
-          <w:tcPr>
-            <w:tcMar>
-              <w:top w:w="30" w:type="dxa"/>
-              <w:left w:w="30" w:type="dxa"/>
-              <w:bottom w:w="20" w:type="dxa"/>
-              <w:right w:w="30" w:type="dxa"/>
-            </w:tcMar>
-          </w:tcPr>
-          <w:p>
-            <w:pPr>
-              <w:ind w:left="0"/>
-              <w:jc w:val="left"/>
-            </w:pPr>
-            <w:r>
-              <w:rPr>
-                <w:rFonts w:ascii="Arial" w:eastAsia="Times New Roman" w:hAnsi="Arial" w:cs="Times New Roman"/>
+            <w:tcW w:w="0" w:type="auto"/>
+            <w:tcMar>
+              <w:top w:w="30" w:type="dxa"/>
+              <w:left w:w="30" w:type="dxa"/>
+              <w:bottom w:w="20" w:type="dxa"/>
+              <w:right w:w="30" w:type="dxa"/>
+            </w:tcMar>
+          </w:tcPr>
+          <w:p/>
+        </w:tc>
+        <w:tc>
+          <w:tcPr>
+            <w:tcW w:w="0" w:type="auto"/>
+            <w:tcMar>
+              <w:top w:w="30" w:type="dxa"/>
+              <w:left w:w="30" w:type="dxa"/>
+              <w:bottom w:w="20" w:type="dxa"/>
+              <w:right w:w="30" w:type="dxa"/>
+            </w:tcMar>
+          </w:tcPr>
+          <w:p>
+            <w:r>
+              <w:rPr>
                 <w:strike/>
                 <w:color w:val="FF0000"/>
-                <w:sz w:val="20"/>
-                <w:szCs w:val="24"/>
               </w:rPr>
               <w:t>ID листка нетрудоспоособности пациента</w:t>
             </w:r>
@@ -1443,25 +1094,19 @@
         </w:tc>
         <w:tc>
           <w:tcPr>
-            <w:tcMar>
-              <w:top w:w="30" w:type="dxa"/>
-              <w:left w:w="30" w:type="dxa"/>
-              <w:bottom w:w="20" w:type="dxa"/>
-              <w:right w:w="30" w:type="dxa"/>
-            </w:tcMar>
-          </w:tcPr>
-          <w:p>
-            <w:pPr>
-              <w:ind w:left="0"/>
-              <w:jc w:val="left"/>
-            </w:pPr>
-            <w:r>
-              <w:rPr>
-                <w:rFonts w:ascii="Arial" w:eastAsia="Times New Roman" w:hAnsi="Arial" w:cs="Times New Roman"/>
+            <w:tcW w:w="0" w:type="auto"/>
+            <w:tcMar>
+              <w:top w:w="30" w:type="dxa"/>
+              <w:left w:w="30" w:type="dxa"/>
+              <w:bottom w:w="20" w:type="dxa"/>
+              <w:right w:w="30" w:type="dxa"/>
+            </w:tcMar>
+          </w:tcPr>
+          <w:p>
+            <w:r>
+              <w:rPr>
                 <w:strike/>
                 <w:color w:val="FF0000"/>
-                <w:sz w:val="20"/>
-                <w:szCs w:val="24"/>
               </w:rPr>
               <w:t>В_BJ_BULLETINES.ID</w:t>
             </w:r>
@@ -1469,54 +1114,36 @@
         </w:tc>
       </w:tr>
       <w:tr>
-        <w:tblPrEx>
-          <w:tblW w:w="5000" w:type="pct"/>
-          <w:tblLook w:val="0020"/>
-        </w:tblPrEx>
-        <w:tc>
-          <w:tcPr>
-            <w:tcMar>
-              <w:top w:w="30" w:type="dxa"/>
-              <w:left w:w="30" w:type="dxa"/>
-              <w:bottom w:w="20" w:type="dxa"/>
-              <w:right w:w="30" w:type="dxa"/>
-            </w:tcMar>
-          </w:tcPr>
-          <w:p>
-            <w:pPr>
-              <w:ind w:left="0"/>
-              <w:jc w:val="left"/>
-            </w:pPr>
-            <w:r>
-              <w:rPr>
-                <w:rFonts w:ascii="Arial" w:eastAsia="Times New Roman" w:hAnsi="Arial" w:cs="Times New Roman"/>
-                <w:sz w:val="20"/>
-                <w:szCs w:val="24"/>
-              </w:rPr>
+        <w:tc>
+          <w:tcPr>
+            <w:tcW w:w="0" w:type="auto"/>
+            <w:tcMar>
+              <w:top w:w="30" w:type="dxa"/>
+              <w:left w:w="30" w:type="dxa"/>
+              <w:bottom w:w="20" w:type="dxa"/>
+              <w:right w:w="30" w:type="dxa"/>
+            </w:tcMar>
+          </w:tcPr>
+          <w:p>
+            <w:r>
               <w:t>STATUS</w:t>
             </w:r>
           </w:p>
         </w:tc>
         <w:tc>
           <w:tcPr>
-            <w:tcMar>
-              <w:top w:w="30" w:type="dxa"/>
-              <w:left w:w="30" w:type="dxa"/>
-              <w:bottom w:w="20" w:type="dxa"/>
-              <w:right w:w="30" w:type="dxa"/>
-            </w:tcMar>
-          </w:tcPr>
-          <w:p>
-            <w:pPr>
-              <w:ind w:left="0"/>
-              <w:jc w:val="left"/>
-            </w:pPr>
-            <w:r>
-              <w:rPr>
-                <w:rFonts w:ascii="Arial" w:eastAsia="Times New Roman" w:hAnsi="Arial" w:cs="Times New Roman"/>
+            <w:tcW w:w="0" w:type="auto"/>
+            <w:tcMar>
+              <w:top w:w="30" w:type="dxa"/>
+              <w:left w:w="30" w:type="dxa"/>
+              <w:bottom w:w="20" w:type="dxa"/>
+              <w:right w:w="30" w:type="dxa"/>
+            </w:tcMar>
+          </w:tcPr>
+          <w:p>
+            <w:r>
+              <w:rPr>
                 <w:color w:val="172B4D"/>
-                <w:sz w:val="20"/>
-                <w:szCs w:val="24"/>
               </w:rPr>
               <w:t>NUMBER(1)</w:t>
             </w:r>
@@ -1524,138 +1151,87 @@
         </w:tc>
         <w:tc>
           <w:tcPr>
-            <w:tcMar>
-              <w:top w:w="30" w:type="dxa"/>
-              <w:left w:w="30" w:type="dxa"/>
-              <w:bottom w:w="20" w:type="dxa"/>
-              <w:right w:w="30" w:type="dxa"/>
-            </w:tcMar>
-          </w:tcPr>
-          <w:p>
-            <w:pPr>
-              <w:ind w:left="0"/>
-              <w:jc w:val="left"/>
-            </w:pPr>
-            <w:r>
-              <w:rPr>
-                <w:rFonts w:ascii="Arial" w:eastAsia="Times New Roman" w:hAnsi="Arial" w:cs="Times New Roman"/>
-                <w:sz w:val="20"/>
-                <w:szCs w:val="24"/>
-              </w:rPr>
+            <w:tcW w:w="0" w:type="auto"/>
+            <w:tcMar>
+              <w:top w:w="30" w:type="dxa"/>
+              <w:left w:w="30" w:type="dxa"/>
+              <w:bottom w:w="20" w:type="dxa"/>
+              <w:right w:w="30" w:type="dxa"/>
+            </w:tcMar>
+          </w:tcPr>
+          <w:p>
+            <w:r>
               <w:t>да</w:t>
             </w:r>
           </w:p>
         </w:tc>
         <w:tc>
           <w:tcPr>
-            <w:tcMar>
-              <w:top w:w="30" w:type="dxa"/>
-              <w:left w:w="30" w:type="dxa"/>
-              <w:bottom w:w="20" w:type="dxa"/>
-              <w:right w:w="30" w:type="dxa"/>
-            </w:tcMar>
-          </w:tcPr>
-          <w:p>
-            <w:pPr>
-              <w:ind w:left="0"/>
-              <w:jc w:val="left"/>
-            </w:pPr>
-          </w:p>
-        </w:tc>
-        <w:tc>
-          <w:tcPr>
-            <w:tcMar>
-              <w:top w:w="30" w:type="dxa"/>
-              <w:left w:w="30" w:type="dxa"/>
-              <w:bottom w:w="20" w:type="dxa"/>
-              <w:right w:w="30" w:type="dxa"/>
-            </w:tcMar>
-          </w:tcPr>
-          <w:p>
-            <w:pPr>
-              <w:ind w:left="0"/>
-              <w:jc w:val="left"/>
-            </w:pPr>
-            <w:r>
-              <w:rPr>
-                <w:rFonts w:ascii="Arial" w:eastAsia="Times New Roman" w:hAnsi="Arial" w:cs="Times New Roman"/>
-                <w:sz w:val="20"/>
-                <w:szCs w:val="24"/>
-              </w:rPr>
+            <w:tcW w:w="0" w:type="auto"/>
+            <w:tcMar>
+              <w:top w:w="30" w:type="dxa"/>
+              <w:left w:w="30" w:type="dxa"/>
+              <w:bottom w:w="20" w:type="dxa"/>
+              <w:right w:w="30" w:type="dxa"/>
+            </w:tcMar>
+          </w:tcPr>
+          <w:p/>
+        </w:tc>
+        <w:tc>
+          <w:tcPr>
+            <w:tcW w:w="0" w:type="auto"/>
+            <w:tcMar>
+              <w:top w:w="30" w:type="dxa"/>
+              <w:left w:w="30" w:type="dxa"/>
+              <w:bottom w:w="20" w:type="dxa"/>
+              <w:right w:w="30" w:type="dxa"/>
+            </w:tcMar>
+          </w:tcPr>
+          <w:p>
+            <w:r>
               <w:t>0 - новое</w:t>
             </w:r>
           </w:p>
           <w:p>
-            <w:pPr>
-              <w:ind w:left="0"/>
-              <w:jc w:val="left"/>
-            </w:pPr>
-            <w:r>
-              <w:rPr>
-                <w:rFonts w:ascii="Arial" w:eastAsia="Times New Roman" w:hAnsi="Arial" w:cs="Times New Roman"/>
-                <w:sz w:val="20"/>
-                <w:szCs w:val="24"/>
-              </w:rPr>
+            <w:r>
               <w:t>1 - отправлено</w:t>
             </w:r>
           </w:p>
           <w:p>
-            <w:pPr>
-              <w:ind w:left="0"/>
-              <w:jc w:val="left"/>
-            </w:pPr>
-            <w:r>
-              <w:rPr>
-                <w:rFonts w:ascii="Arial" w:eastAsia="Times New Roman" w:hAnsi="Arial" w:cs="Times New Roman"/>
-                <w:sz w:val="20"/>
-                <w:szCs w:val="24"/>
-              </w:rPr>
+            <w:r>
+              <w:lastRenderedPageBreak/>
               <w:t>2 - ошибка отправки</w:t>
             </w:r>
           </w:p>
         </w:tc>
         <w:tc>
           <w:tcPr>
-            <w:tcMar>
-              <w:top w:w="30" w:type="dxa"/>
-              <w:left w:w="30" w:type="dxa"/>
-              <w:bottom w:w="20" w:type="dxa"/>
-              <w:right w:w="30" w:type="dxa"/>
-            </w:tcMar>
-          </w:tcPr>
-          <w:p>
-            <w:pPr>
-              <w:ind w:left="0"/>
-              <w:jc w:val="left"/>
-            </w:pPr>
-          </w:p>
+            <w:tcW w:w="0" w:type="auto"/>
+            <w:tcMar>
+              <w:top w:w="30" w:type="dxa"/>
+              <w:left w:w="30" w:type="dxa"/>
+              <w:bottom w:w="20" w:type="dxa"/>
+              <w:right w:w="30" w:type="dxa"/>
+            </w:tcMar>
+          </w:tcPr>
+          <w:p/>
         </w:tc>
       </w:tr>
       <w:tr>
-        <w:tblPrEx>
-          <w:tblW w:w="5000" w:type="pct"/>
-          <w:tblLook w:val="0020"/>
-        </w:tblPrEx>
-        <w:tc>
-          <w:tcPr>
-            <w:tcMar>
-              <w:top w:w="30" w:type="dxa"/>
-              <w:left w:w="30" w:type="dxa"/>
-              <w:bottom w:w="20" w:type="dxa"/>
-              <w:right w:w="30" w:type="dxa"/>
-            </w:tcMar>
-          </w:tcPr>
-          <w:p>
-            <w:pPr>
-              <w:ind w:left="0"/>
-              <w:jc w:val="left"/>
-            </w:pPr>
-            <w:r>
-              <w:rPr>
-                <w:rFonts w:ascii="Arial" w:eastAsia="Times New Roman" w:hAnsi="Arial" w:cs="Times New Roman"/>
+        <w:tc>
+          <w:tcPr>
+            <w:tcW w:w="0" w:type="auto"/>
+            <w:tcMar>
+              <w:top w:w="30" w:type="dxa"/>
+              <w:left w:w="30" w:type="dxa"/>
+              <w:bottom w:w="20" w:type="dxa"/>
+              <w:right w:w="30" w:type="dxa"/>
+            </w:tcMar>
+          </w:tcPr>
+          <w:p>
+            <w:r>
+              <w:rPr>
                 <w:color w:val="172B4D"/>
-                <w:sz w:val="20"/>
-                <w:szCs w:val="24"/>
               </w:rPr>
               <w:t>DATE_MOD</w:t>
             </w:r>
@@ -1663,24 +1239,18 @@
         </w:tc>
         <w:tc>
           <w:tcPr>
-            <w:tcMar>
-              <w:top w:w="30" w:type="dxa"/>
-              <w:left w:w="30" w:type="dxa"/>
-              <w:bottom w:w="20" w:type="dxa"/>
-              <w:right w:w="30" w:type="dxa"/>
-            </w:tcMar>
-          </w:tcPr>
-          <w:p>
-            <w:pPr>
-              <w:ind w:left="0"/>
-              <w:jc w:val="left"/>
-            </w:pPr>
-            <w:r>
-              <w:rPr>
-                <w:rFonts w:ascii="Arial" w:eastAsia="Times New Roman" w:hAnsi="Arial" w:cs="Times New Roman"/>
+            <w:tcW w:w="0" w:type="auto"/>
+            <w:tcMar>
+              <w:top w:w="30" w:type="dxa"/>
+              <w:left w:w="30" w:type="dxa"/>
+              <w:bottom w:w="20" w:type="dxa"/>
+              <w:right w:w="30" w:type="dxa"/>
+            </w:tcMar>
+          </w:tcPr>
+          <w:p>
+            <w:r>
+              <w:rPr>
                 <w:color w:val="172B4D"/>
-                <w:sz w:val="20"/>
-                <w:szCs w:val="24"/>
               </w:rPr>
               <w:t>DATE</w:t>
             </w:r>
@@ -1688,48 +1258,34 @@
         </w:tc>
         <w:tc>
           <w:tcPr>
-            <w:tcMar>
-              <w:top w:w="30" w:type="dxa"/>
-              <w:left w:w="30" w:type="dxa"/>
-              <w:bottom w:w="20" w:type="dxa"/>
-              <w:right w:w="30" w:type="dxa"/>
-            </w:tcMar>
-          </w:tcPr>
-          <w:p>
-            <w:pPr>
-              <w:ind w:left="0"/>
-              <w:jc w:val="left"/>
-            </w:pPr>
-            <w:r>
-              <w:rPr>
-                <w:rFonts w:ascii="Arial" w:eastAsia="Times New Roman" w:hAnsi="Arial" w:cs="Times New Roman"/>
-                <w:sz w:val="20"/>
-                <w:szCs w:val="24"/>
-              </w:rPr>
+            <w:tcW w:w="0" w:type="auto"/>
+            <w:tcMar>
+              <w:top w:w="30" w:type="dxa"/>
+              <w:left w:w="30" w:type="dxa"/>
+              <w:bottom w:w="20" w:type="dxa"/>
+              <w:right w:w="30" w:type="dxa"/>
+            </w:tcMar>
+          </w:tcPr>
+          <w:p>
+            <w:r>
               <w:t>да</w:t>
             </w:r>
           </w:p>
         </w:tc>
         <w:tc>
           <w:tcPr>
-            <w:tcMar>
-              <w:top w:w="30" w:type="dxa"/>
-              <w:left w:w="30" w:type="dxa"/>
-              <w:bottom w:w="20" w:type="dxa"/>
-              <w:right w:w="30" w:type="dxa"/>
-            </w:tcMar>
-          </w:tcPr>
-          <w:p>
-            <w:pPr>
-              <w:ind w:left="0"/>
-              <w:jc w:val="left"/>
-            </w:pPr>
-            <w:r>
-              <w:rPr>
-                <w:rFonts w:ascii="Arial" w:eastAsia="Times New Roman" w:hAnsi="Arial" w:cs="Times New Roman"/>
+            <w:tcW w:w="0" w:type="auto"/>
+            <w:tcMar>
+              <w:top w:w="30" w:type="dxa"/>
+              <w:left w:w="30" w:type="dxa"/>
+              <w:bottom w:w="20" w:type="dxa"/>
+              <w:right w:w="30" w:type="dxa"/>
+            </w:tcMar>
+          </w:tcPr>
+          <w:p>
+            <w:r>
+              <w:rPr>
                 <w:color w:val="172B4D"/>
-                <w:sz w:val="20"/>
-                <w:szCs w:val="24"/>
               </w:rPr>
               <w:t>sysdate</w:t>
             </w:r>
@@ -1737,24 +1293,18 @@
         </w:tc>
         <w:tc>
           <w:tcPr>
-            <w:tcMar>
-              <w:top w:w="30" w:type="dxa"/>
-              <w:left w:w="30" w:type="dxa"/>
-              <w:bottom w:w="20" w:type="dxa"/>
-              <w:right w:w="30" w:type="dxa"/>
-            </w:tcMar>
-          </w:tcPr>
-          <w:p>
-            <w:pPr>
-              <w:ind w:left="0"/>
-              <w:jc w:val="left"/>
-            </w:pPr>
-            <w:r>
-              <w:rPr>
-                <w:rFonts w:ascii="Arial" w:eastAsia="Times New Roman" w:hAnsi="Arial" w:cs="Times New Roman"/>
+            <w:tcW w:w="0" w:type="auto"/>
+            <w:tcMar>
+              <w:top w:w="30" w:type="dxa"/>
+              <w:left w:w="30" w:type="dxa"/>
+              <w:bottom w:w="20" w:type="dxa"/>
+              <w:right w:w="30" w:type="dxa"/>
+            </w:tcMar>
+          </w:tcPr>
+          <w:p>
+            <w:r>
+              <w:rPr>
                 <w:color w:val="172B4D"/>
-                <w:sz w:val="20"/>
-                <w:szCs w:val="24"/>
               </w:rPr>
               <w:t>Дата изменения</w:t>
             </w:r>
@@ -1762,54 +1312,35 @@
         </w:tc>
         <w:tc>
           <w:tcPr>
-            <w:tcMar>
-              <w:top w:w="30" w:type="dxa"/>
-              <w:left w:w="30" w:type="dxa"/>
-              <w:bottom w:w="20" w:type="dxa"/>
-              <w:right w:w="30" w:type="dxa"/>
-            </w:tcMar>
-          </w:tcPr>
-          <w:p>
-            <w:pPr>
-              <w:ind w:left="0"/>
-              <w:jc w:val="left"/>
-            </w:pPr>
-          </w:p>
+            <w:tcW w:w="0" w:type="auto"/>
+            <w:tcMar>
+              <w:top w:w="30" w:type="dxa"/>
+              <w:left w:w="30" w:type="dxa"/>
+              <w:bottom w:w="20" w:type="dxa"/>
+              <w:right w:w="30" w:type="dxa"/>
+            </w:tcMar>
+          </w:tcPr>
+          <w:p/>
         </w:tc>
       </w:tr>
       <w:tr>
-        <w:tblPrEx>
-          <w:tblW w:w="5000" w:type="pct"/>
-          <w:tblLook w:val="0020"/>
-        </w:tblPrEx>
-        <w:tc>
-          <w:tcPr>
-            <w:tcMar>
-              <w:top w:w="30" w:type="dxa"/>
-              <w:left w:w="30" w:type="dxa"/>
-              <w:bottom w:w="20" w:type="dxa"/>
-              <w:right w:w="30" w:type="dxa"/>
-            </w:tcMar>
-          </w:tcPr>
-          <w:p>
-            <w:pPr>
-              <w:ind w:left="0"/>
-              <w:jc w:val="left"/>
-            </w:pPr>
-            <w:r>
-              <w:rPr>
-                <w:rFonts w:ascii="Arial" w:eastAsia="Times New Roman" w:hAnsi="Arial" w:cs="Times New Roman"/>
-                <w:sz w:val="20"/>
-                <w:szCs w:val="24"/>
-              </w:rPr>
+        <w:tc>
+          <w:tcPr>
+            <w:tcW w:w="0" w:type="auto"/>
+            <w:tcMar>
+              <w:top w:w="30" w:type="dxa"/>
+              <w:left w:w="30" w:type="dxa"/>
+              <w:bottom w:w="20" w:type="dxa"/>
+              <w:right w:w="30" w:type="dxa"/>
+            </w:tcMar>
+          </w:tcPr>
+          <w:p>
+            <w:r>
               <w:t>ERROR_</w:t>
             </w:r>
             <w:r>
               <w:rPr>
-                <w:rFonts w:ascii="Arial" w:eastAsia="Times New Roman" w:hAnsi="Arial" w:cs="Times New Roman"/>
                 <w:color w:val="172B4D"/>
-                <w:sz w:val="20"/>
-                <w:szCs w:val="24"/>
               </w:rPr>
               <w:t>MSG</w:t>
             </w:r>
@@ -1817,24 +1348,18 @@
         </w:tc>
         <w:tc>
           <w:tcPr>
-            <w:tcMar>
-              <w:top w:w="30" w:type="dxa"/>
-              <w:left w:w="30" w:type="dxa"/>
-              <w:bottom w:w="20" w:type="dxa"/>
-              <w:right w:w="30" w:type="dxa"/>
-            </w:tcMar>
-          </w:tcPr>
-          <w:p>
-            <w:pPr>
-              <w:ind w:left="0"/>
-              <w:jc w:val="left"/>
-            </w:pPr>
-            <w:r>
-              <w:rPr>
-                <w:rFonts w:ascii="Arial" w:eastAsia="Times New Roman" w:hAnsi="Arial" w:cs="Times New Roman"/>
+            <w:tcW w:w="0" w:type="auto"/>
+            <w:tcMar>
+              <w:top w:w="30" w:type="dxa"/>
+              <w:left w:w="30" w:type="dxa"/>
+              <w:bottom w:w="20" w:type="dxa"/>
+              <w:right w:w="30" w:type="dxa"/>
+            </w:tcMar>
+          </w:tcPr>
+          <w:p>
+            <w:r>
+              <w:rPr>
                 <w:color w:val="172B4D"/>
-                <w:sz w:val="20"/>
-                <w:szCs w:val="24"/>
               </w:rPr>
               <w:t>VARCHAR2(4000)</w:t>
             </w:r>
@@ -1842,64 +1367,46 @@
         </w:tc>
         <w:tc>
           <w:tcPr>
-            <w:tcMar>
-              <w:top w:w="30" w:type="dxa"/>
-              <w:left w:w="30" w:type="dxa"/>
-              <w:bottom w:w="20" w:type="dxa"/>
-              <w:right w:w="30" w:type="dxa"/>
-            </w:tcMar>
-          </w:tcPr>
-          <w:p>
-            <w:pPr>
-              <w:ind w:left="0"/>
-              <w:jc w:val="left"/>
-            </w:pPr>
-            <w:r>
-              <w:rPr>
-                <w:rFonts w:ascii="Arial" w:eastAsia="Times New Roman" w:hAnsi="Arial" w:cs="Times New Roman"/>
-                <w:sz w:val="20"/>
-                <w:szCs w:val="24"/>
-              </w:rPr>
+            <w:tcW w:w="0" w:type="auto"/>
+            <w:tcMar>
+              <w:top w:w="30" w:type="dxa"/>
+              <w:left w:w="30" w:type="dxa"/>
+              <w:bottom w:w="20" w:type="dxa"/>
+              <w:right w:w="30" w:type="dxa"/>
+            </w:tcMar>
+          </w:tcPr>
+          <w:p>
+            <w:r>
               <w:t>нет</w:t>
             </w:r>
           </w:p>
         </w:tc>
         <w:tc>
           <w:tcPr>
-            <w:tcMar>
-              <w:top w:w="30" w:type="dxa"/>
-              <w:left w:w="30" w:type="dxa"/>
-              <w:bottom w:w="20" w:type="dxa"/>
-              <w:right w:w="30" w:type="dxa"/>
-            </w:tcMar>
-          </w:tcPr>
-          <w:p>
-            <w:pPr>
-              <w:ind w:left="0"/>
-              <w:jc w:val="left"/>
-            </w:pPr>
-          </w:p>
-        </w:tc>
-        <w:tc>
-          <w:tcPr>
-            <w:tcMar>
-              <w:top w:w="30" w:type="dxa"/>
-              <w:left w:w="30" w:type="dxa"/>
-              <w:bottom w:w="20" w:type="dxa"/>
-              <w:right w:w="30" w:type="dxa"/>
-            </w:tcMar>
-          </w:tcPr>
-          <w:p>
-            <w:pPr>
-              <w:ind w:left="0"/>
-              <w:jc w:val="left"/>
-            </w:pPr>
-            <w:r>
-              <w:rPr>
-                <w:rFonts w:ascii="Arial" w:eastAsia="Times New Roman" w:hAnsi="Arial" w:cs="Times New Roman"/>
+            <w:tcW w:w="0" w:type="auto"/>
+            <w:tcMar>
+              <w:top w:w="30" w:type="dxa"/>
+              <w:left w:w="30" w:type="dxa"/>
+              <w:bottom w:w="20" w:type="dxa"/>
+              <w:right w:w="30" w:type="dxa"/>
+            </w:tcMar>
+          </w:tcPr>
+          <w:p/>
+        </w:tc>
+        <w:tc>
+          <w:tcPr>
+            <w:tcW w:w="0" w:type="auto"/>
+            <w:tcMar>
+              <w:top w:w="30" w:type="dxa"/>
+              <w:left w:w="30" w:type="dxa"/>
+              <w:bottom w:w="20" w:type="dxa"/>
+              <w:right w:w="30" w:type="dxa"/>
+            </w:tcMar>
+          </w:tcPr>
+          <w:p>
+            <w:r>
+              <w:rPr>
                 <w:color w:val="172B4D"/>
-                <w:sz w:val="20"/>
-                <w:szCs w:val="24"/>
               </w:rPr>
               <w:t>Сообщение об ошибке</w:t>
             </w:r>
@@ -1907,19 +1414,15 @@
         </w:tc>
         <w:tc>
           <w:tcPr>
-            <w:tcMar>
-              <w:top w:w="30" w:type="dxa"/>
-              <w:left w:w="30" w:type="dxa"/>
-              <w:bottom w:w="20" w:type="dxa"/>
-              <w:right w:w="30" w:type="dxa"/>
-            </w:tcMar>
-          </w:tcPr>
-          <w:p>
-            <w:pPr>
-              <w:ind w:left="0"/>
-              <w:jc w:val="left"/>
-            </w:pPr>
-          </w:p>
+            <w:tcW w:w="0" w:type="auto"/>
+            <w:tcMar>
+              <w:top w:w="30" w:type="dxa"/>
+              <w:left w:w="30" w:type="dxa"/>
+              <w:bottom w:w="20" w:type="dxa"/>
+              <w:right w:w="30" w:type="dxa"/>
+            </w:tcMar>
+          </w:tcPr>
+          <w:p/>
         </w:tc>
       </w:tr>
     </w:tbl>
@@ -1929,11 +1432,6 @@
           <w:b/>
         </w:rPr>
         <w:br/>
-      </w:r>
-      <w:r>
-        <w:rPr>
-          <w:b/>
-        </w:rPr>
         <w:t>Уникальные ключи таблицы:</w:t>
       </w:r>
     </w:p>
@@ -1941,86 +1439,58 @@
       <w:tblPr>
         <w:tblStyle w:val="ScrollTableNormal"/>
         <w:tblW w:w="5000" w:type="pct"/>
-        <w:tblLook w:val="0000"/>
+        <w:tblLook w:val="0000" w:firstRow="0" w:lastRow="0" w:firstColumn="0" w:lastColumn="0" w:noHBand="0" w:noVBand="0"/>
       </w:tblPr>
       <w:tblGrid>
-        <w:gridCol w:w="5166"/>
-        <w:gridCol w:w="2467"/>
-        <w:gridCol w:w="844"/>
+        <w:gridCol w:w="5457"/>
+        <w:gridCol w:w="2249"/>
+        <w:gridCol w:w="781"/>
       </w:tblGrid>
       <w:tr>
-        <w:tblPrEx>
-          <w:tblW w:w="5000" w:type="pct"/>
-          <w:tblLook w:val="0000"/>
-        </w:tblPrEx>
-        <w:tc>
-          <w:tcPr>
-            <w:tcMar>
-              <w:top w:w="30" w:type="dxa"/>
-              <w:left w:w="30" w:type="dxa"/>
-              <w:bottom w:w="20" w:type="dxa"/>
-              <w:right w:w="30" w:type="dxa"/>
-            </w:tcMar>
-          </w:tcPr>
-          <w:p>
-            <w:pPr>
-              <w:ind w:left="0"/>
-              <w:jc w:val="left"/>
-            </w:pPr>
-            <w:r>
-              <w:rPr>
-                <w:rFonts w:ascii="Arial" w:eastAsia="Times New Roman" w:hAnsi="Arial" w:cs="Times New Roman"/>
-                <w:sz w:val="20"/>
-                <w:szCs w:val="24"/>
-              </w:rPr>
+        <w:tc>
+          <w:tcPr>
+            <w:tcW w:w="0" w:type="auto"/>
+            <w:tcMar>
+              <w:top w:w="30" w:type="dxa"/>
+              <w:left w:w="30" w:type="dxa"/>
+              <w:bottom w:w="20" w:type="dxa"/>
+              <w:right w:w="30" w:type="dxa"/>
+            </w:tcMar>
+          </w:tcPr>
+          <w:p>
+            <w:r>
               <w:t>PK_INT_MAX_EXP</w:t>
             </w:r>
           </w:p>
         </w:tc>
         <w:tc>
           <w:tcPr>
-            <w:tcMar>
-              <w:top w:w="30" w:type="dxa"/>
-              <w:left w:w="30" w:type="dxa"/>
-              <w:bottom w:w="20" w:type="dxa"/>
-              <w:right w:w="30" w:type="dxa"/>
-            </w:tcMar>
-          </w:tcPr>
-          <w:p>
-            <w:pPr>
-              <w:ind w:left="0"/>
-              <w:jc w:val="left"/>
-            </w:pPr>
-            <w:r>
-              <w:rPr>
-                <w:rFonts w:ascii="Arial" w:eastAsia="Times New Roman" w:hAnsi="Arial" w:cs="Times New Roman"/>
-                <w:sz w:val="20"/>
-                <w:szCs w:val="24"/>
-              </w:rPr>
+            <w:tcW w:w="0" w:type="auto"/>
+            <w:tcMar>
+              <w:top w:w="30" w:type="dxa"/>
+              <w:left w:w="30" w:type="dxa"/>
+              <w:bottom w:w="20" w:type="dxa"/>
+              <w:right w:w="30" w:type="dxa"/>
+            </w:tcMar>
+          </w:tcPr>
+          <w:p>
+            <w:r>
               <w:t>Primary</w:t>
             </w:r>
           </w:p>
         </w:tc>
         <w:tc>
           <w:tcPr>
-            <w:tcMar>
-              <w:top w:w="30" w:type="dxa"/>
-              <w:left w:w="30" w:type="dxa"/>
-              <w:bottom w:w="20" w:type="dxa"/>
-              <w:right w:w="30" w:type="dxa"/>
-            </w:tcMar>
-          </w:tcPr>
-          <w:p>
-            <w:pPr>
-              <w:ind w:left="0"/>
-              <w:jc w:val="left"/>
-            </w:pPr>
-            <w:r>
-              <w:rPr>
-                <w:rFonts w:ascii="Arial" w:eastAsia="Times New Roman" w:hAnsi="Arial" w:cs="Times New Roman"/>
-                <w:sz w:val="20"/>
-                <w:szCs w:val="24"/>
-              </w:rPr>
+            <w:tcW w:w="0" w:type="auto"/>
+            <w:tcMar>
+              <w:top w:w="30" w:type="dxa"/>
+              <w:left w:w="30" w:type="dxa"/>
+              <w:bottom w:w="20" w:type="dxa"/>
+              <w:right w:w="30" w:type="dxa"/>
+            </w:tcMar>
+          </w:tcPr>
+          <w:p>
+            <w:r>
               <w:t>ID</w:t>
             </w:r>
           </w:p>
@@ -2039,37 +1509,30 @@
       <w:tblPr>
         <w:tblStyle w:val="ScrollTableNormal"/>
         <w:tblW w:w="5000" w:type="pct"/>
-        <w:tblLook w:val="0020"/>
+        <w:tblLook w:val="0020" w:firstRow="1" w:lastRow="0" w:firstColumn="0" w:lastColumn="0" w:noHBand="0" w:noVBand="0"/>
       </w:tblPr>
       <w:tblGrid>
-        <w:gridCol w:w="4094"/>
-        <w:gridCol w:w="4383"/>
+        <w:gridCol w:w="4311"/>
+        <w:gridCol w:w="4176"/>
       </w:tblGrid>
       <w:tr>
-        <w:tblPrEx>
-          <w:tblW w:w="5000" w:type="pct"/>
-          <w:tblLook w:val="0020"/>
-        </w:tblPrEx>
-        <w:tc>
-          <w:tcPr>
-            <w:tcMar>
-              <w:top w:w="30" w:type="dxa"/>
-              <w:left w:w="30" w:type="dxa"/>
-              <w:bottom w:w="20" w:type="dxa"/>
-              <w:right w:w="30" w:type="dxa"/>
-            </w:tcMar>
-          </w:tcPr>
-          <w:p>
-            <w:pPr>
-              <w:ind w:left="0"/>
-              <w:jc w:val="left"/>
-            </w:pPr>
-            <w:r>
-              <w:rPr>
-                <w:rFonts w:ascii="Arial" w:eastAsia="Times New Roman" w:hAnsi="Arial" w:cs="Times New Roman"/>
+        <w:trPr>
+          <w:cnfStyle w:val="100000000000" w:firstRow="1" w:lastRow="0" w:firstColumn="0" w:lastColumn="0" w:oddVBand="0" w:evenVBand="0" w:oddHBand="0" w:evenHBand="0" w:firstRowFirstColumn="0" w:firstRowLastColumn="0" w:lastRowFirstColumn="0" w:lastRowLastColumn="0"/>
+        </w:trPr>
+        <w:tc>
+          <w:tcPr>
+            <w:tcW w:w="0" w:type="auto"/>
+            <w:tcMar>
+              <w:top w:w="30" w:type="dxa"/>
+              <w:left w:w="30" w:type="dxa"/>
+              <w:bottom w:w="20" w:type="dxa"/>
+              <w:right w:w="30" w:type="dxa"/>
+            </w:tcMar>
+          </w:tcPr>
+          <w:p>
+            <w:r>
+              <w:rPr>
                 <w:b/>
-                <w:sz w:val="20"/>
-                <w:szCs w:val="24"/>
               </w:rPr>
               <w:t>Имя</w:t>
             </w:r>
@@ -2077,24 +1540,18 @@
         </w:tc>
         <w:tc>
           <w:tcPr>
-            <w:tcMar>
-              <w:top w:w="30" w:type="dxa"/>
-              <w:left w:w="30" w:type="dxa"/>
-              <w:bottom w:w="20" w:type="dxa"/>
-              <w:right w:w="30" w:type="dxa"/>
-            </w:tcMar>
-          </w:tcPr>
-          <w:p>
-            <w:pPr>
-              <w:ind w:left="0"/>
-              <w:jc w:val="left"/>
-            </w:pPr>
-            <w:r>
-              <w:rPr>
-                <w:rFonts w:ascii="Arial" w:eastAsia="Times New Roman" w:hAnsi="Arial" w:cs="Times New Roman"/>
+            <w:tcW w:w="0" w:type="auto"/>
+            <w:tcMar>
+              <w:top w:w="30" w:type="dxa"/>
+              <w:left w:w="30" w:type="dxa"/>
+              <w:bottom w:w="20" w:type="dxa"/>
+              <w:right w:w="30" w:type="dxa"/>
+            </w:tcMar>
+          </w:tcPr>
+          <w:p>
+            <w:r>
+              <w:rPr>
                 <w:b/>
-                <w:sz w:val="20"/>
-                <w:szCs w:val="24"/>
               </w:rPr>
               <w:t>Условие</w:t>
             </w:r>
@@ -2102,54 +1559,34 @@
         </w:tc>
       </w:tr>
       <w:tr>
-        <w:tblPrEx>
-          <w:tblW w:w="5000" w:type="pct"/>
-          <w:tblLook w:val="0020"/>
-        </w:tblPrEx>
-        <w:tc>
-          <w:tcPr>
-            <w:tcMar>
-              <w:top w:w="30" w:type="dxa"/>
-              <w:left w:w="30" w:type="dxa"/>
-              <w:bottom w:w="20" w:type="dxa"/>
-              <w:right w:w="30" w:type="dxa"/>
-            </w:tcMar>
-          </w:tcPr>
-          <w:p>
-            <w:pPr>
-              <w:ind w:left="0"/>
-              <w:jc w:val="left"/>
-            </w:pPr>
-            <w:r>
-              <w:rPr>
-                <w:rFonts w:ascii="Arial" w:eastAsia="Times New Roman" w:hAnsi="Arial" w:cs="Times New Roman"/>
-                <w:sz w:val="20"/>
-                <w:szCs w:val="24"/>
-              </w:rPr>
+        <w:tc>
+          <w:tcPr>
+            <w:tcW w:w="0" w:type="auto"/>
+            <w:tcMar>
+              <w:top w:w="30" w:type="dxa"/>
+              <w:left w:w="30" w:type="dxa"/>
+              <w:bottom w:w="20" w:type="dxa"/>
+              <w:right w:w="30" w:type="dxa"/>
+            </w:tcMar>
+          </w:tcPr>
+          <w:p>
+            <w:r>
               <w:t>CH_INT_MAX_EXP_STAT</w:t>
             </w:r>
           </w:p>
         </w:tc>
         <w:tc>
           <w:tcPr>
-            <w:tcMar>
-              <w:top w:w="30" w:type="dxa"/>
-              <w:left w:w="30" w:type="dxa"/>
-              <w:bottom w:w="20" w:type="dxa"/>
-              <w:right w:w="30" w:type="dxa"/>
-            </w:tcMar>
-          </w:tcPr>
-          <w:p>
-            <w:pPr>
-              <w:ind w:left="0"/>
-              <w:jc w:val="left"/>
-            </w:pPr>
-            <w:r>
-              <w:rPr>
-                <w:rFonts w:ascii="Arial" w:eastAsia="Times New Roman" w:hAnsi="Arial" w:cs="Times New Roman"/>
-                <w:sz w:val="20"/>
-                <w:szCs w:val="24"/>
-              </w:rPr>
+            <w:tcW w:w="0" w:type="auto"/>
+            <w:tcMar>
+              <w:top w:w="30" w:type="dxa"/>
+              <w:left w:w="30" w:type="dxa"/>
+              <w:bottom w:w="20" w:type="dxa"/>
+              <w:right w:w="30" w:type="dxa"/>
+            </w:tcMar>
+          </w:tcPr>
+          <w:p>
+            <w:r>
               <w:t>STATUS between 0 and 2</w:t>
             </w:r>
           </w:p>
@@ -2215,19 +1652,17 @@
       <w:tblPr>
         <w:tblStyle w:val="ScrollTableNormal"/>
         <w:tblW w:w="5000" w:type="pct"/>
-        <w:tblLook w:val="0080"/>
+        <w:tblLook w:val="0080" w:firstRow="0" w:lastRow="0" w:firstColumn="1" w:lastColumn="0" w:noHBand="0" w:noVBand="0"/>
       </w:tblPr>
       <w:tblGrid>
-        <w:gridCol w:w="2586"/>
-        <w:gridCol w:w="5891"/>
+        <w:gridCol w:w="2516"/>
+        <w:gridCol w:w="5971"/>
       </w:tblGrid>
       <w:tr>
-        <w:tblPrEx>
-          <w:tblW w:w="5000" w:type="pct"/>
-          <w:tblLook w:val="0080"/>
-        </w:tblPrEx>
-        <w:tc>
-          <w:tcPr>
+        <w:tc>
+          <w:tcPr>
+            <w:cnfStyle w:val="001000000000" w:firstRow="0" w:lastRow="0" w:firstColumn="1" w:lastColumn="0" w:oddVBand="0" w:evenVBand="0" w:oddHBand="0" w:evenHBand="0" w:firstRowFirstColumn="0" w:firstRowLastColumn="0" w:lastRowFirstColumn="0" w:lastRowLastColumn="0"/>
+            <w:tcW w:w="0" w:type="auto"/>
             <w:tcMar>
               <w:top w:w="30" w:type="dxa"/>
               <w:left w:w="30" w:type="dxa"/>
@@ -2237,14 +1672,11 @@
           </w:tcPr>
           <w:p>
             <w:pPr>
-              <w:pStyle w:val="PlainText"/>
-              <w:ind w:left="0"/>
-              <w:jc w:val="left"/>
+              <w:pStyle w:val="af"/>
             </w:pPr>
             <w:r>
               <w:rPr>
-                <w:rFonts w:ascii="Arial" w:eastAsia="Times New Roman" w:hAnsi="Arial" w:cs="Times New Roman"/>
-                <w:sz w:val="20"/>
+                <w:rFonts w:ascii="Arial" w:hAnsi="Arial" w:cs="Times New Roman"/>
                 <w:szCs w:val="24"/>
               </w:rPr>
               <w:t>Место вызова окна </w:t>
@@ -2253,6 +1685,7 @@
         </w:tc>
         <w:tc>
           <w:tcPr>
+            <w:tcW w:w="0" w:type="auto"/>
             <w:tcMar>
               <w:top w:w="30" w:type="dxa"/>
               <w:left w:w="30" w:type="dxa"/>
@@ -2262,15 +1695,11 @@
           </w:tcPr>
           <w:p>
             <w:pPr>
-              <w:ind w:left="0"/>
-              <w:jc w:val="left"/>
+              <w:cnfStyle w:val="000000000000" w:firstRow="0" w:lastRow="0" w:firstColumn="0" w:lastColumn="0" w:oddVBand="0" w:evenVBand="0" w:oddHBand="0" w:evenHBand="0" w:firstRowFirstColumn="0" w:firstRowLastColumn="0" w:lastRowFirstColumn="0" w:lastRowLastColumn="0"/>
             </w:pPr>
             <w:r>
               <w:rPr>
-                <w:rFonts w:ascii="Arial" w:eastAsia="Times New Roman" w:hAnsi="Arial" w:cs="Times New Roman"/>
                 <w:color w:val="808080"/>
-                <w:sz w:val="20"/>
-                <w:szCs w:val="24"/>
               </w:rPr>
               <w:t>Настройки → Настройка MAX → Очередь отправки</w:t>
             </w:r>
@@ -2278,12 +1707,10 @@
         </w:tc>
       </w:tr>
       <w:tr>
-        <w:tblPrEx>
-          <w:tblW w:w="5000" w:type="pct"/>
-          <w:tblLook w:val="0080"/>
-        </w:tblPrEx>
-        <w:tc>
-          <w:tcPr>
+        <w:tc>
+          <w:tcPr>
+            <w:cnfStyle w:val="001000000000" w:firstRow="0" w:lastRow="0" w:firstColumn="1" w:lastColumn="0" w:oddVBand="0" w:evenVBand="0" w:oddHBand="0" w:evenHBand="0" w:firstRowFirstColumn="0" w:firstRowLastColumn="0" w:lastRowFirstColumn="0" w:lastRowLastColumn="0"/>
+            <w:tcW w:w="0" w:type="auto"/>
             <w:tcMar>
               <w:top w:w="30" w:type="dxa"/>
               <w:left w:w="30" w:type="dxa"/>
@@ -2293,14 +1720,11 @@
           </w:tcPr>
           <w:p>
             <w:pPr>
-              <w:pStyle w:val="PlainText"/>
-              <w:ind w:left="0"/>
-              <w:jc w:val="left"/>
+              <w:pStyle w:val="af"/>
             </w:pPr>
             <w:r>
               <w:rPr>
-                <w:rFonts w:ascii="Arial" w:eastAsia="Times New Roman" w:hAnsi="Arial" w:cs="Times New Roman"/>
-                <w:sz w:val="20"/>
+                <w:rFonts w:ascii="Arial" w:hAnsi="Arial" w:cs="Times New Roman"/>
                 <w:szCs w:val="24"/>
               </w:rPr>
               <w:t>Форма открытия</w:t>
@@ -2309,6 +1733,7 @@
         </w:tc>
         <w:tc>
           <w:tcPr>
+            <w:tcW w:w="0" w:type="auto"/>
             <w:tcMar>
               <w:top w:w="30" w:type="dxa"/>
               <w:left w:w="30" w:type="dxa"/>
@@ -2318,17 +1743,13 @@
           </w:tcPr>
           <w:p>
             <w:pPr>
-              <w:ind w:left="0"/>
-              <w:jc w:val="left"/>
+              <w:cnfStyle w:val="000000000000" w:firstRow="0" w:lastRow="0" w:firstColumn="0" w:lastColumn="0" w:oddVBand="0" w:evenVBand="0" w:oddHBand="0" w:evenHBand="0" w:firstRowFirstColumn="0" w:firstRowLastColumn="0" w:lastRowFirstColumn="0" w:lastRowLastColumn="0"/>
             </w:pPr>
-            <w:hyperlink r:id="rId9" w:history="1">
+            <w:hyperlink r:id="rId14" w:history="1">
               <w:r>
                 <w:rPr>
-                  <w:rStyle w:val="Hyperlink"/>
-                  <w:rFonts w:ascii="Arial" w:eastAsia="Times New Roman" w:hAnsi="Arial" w:cs="Times New Roman"/>
+                  <w:rStyle w:val="a4"/>
                   <w:color w:val="041E49"/>
-                  <w:sz w:val="20"/>
-                  <w:szCs w:val="24"/>
                 </w:rPr>
                 <w:t>Maxbot/queue</w:t>
               </w:r>
@@ -2337,12 +1758,10 @@
         </w:tc>
       </w:tr>
       <w:tr>
-        <w:tblPrEx>
-          <w:tblW w:w="5000" w:type="pct"/>
-          <w:tblLook w:val="0080"/>
-        </w:tblPrEx>
-        <w:tc>
-          <w:tcPr>
+        <w:tc>
+          <w:tcPr>
+            <w:cnfStyle w:val="001000000000" w:firstRow="0" w:lastRow="0" w:firstColumn="1" w:lastColumn="0" w:oddVBand="0" w:evenVBand="0" w:oddHBand="0" w:evenHBand="0" w:firstRowFirstColumn="0" w:firstRowLastColumn="0" w:lastRowFirstColumn="0" w:lastRowLastColumn="0"/>
+            <w:tcW w:w="0" w:type="auto"/>
             <w:tcMar>
               <w:top w:w="30" w:type="dxa"/>
               <w:left w:w="30" w:type="dxa"/>
@@ -2352,14 +1771,11 @@
           </w:tcPr>
           <w:p>
             <w:pPr>
-              <w:pStyle w:val="PlainText"/>
-              <w:ind w:left="0"/>
-              <w:jc w:val="left"/>
+              <w:pStyle w:val="af"/>
             </w:pPr>
             <w:r>
               <w:rPr>
-                <w:rFonts w:ascii="Arial" w:eastAsia="Times New Roman" w:hAnsi="Arial" w:cs="Times New Roman"/>
-                <w:sz w:val="20"/>
+                <w:rFonts w:ascii="Arial" w:hAnsi="Arial" w:cs="Times New Roman"/>
                 <w:szCs w:val="24"/>
               </w:rPr>
               <w:t>Базовая поставка  </w:t>
@@ -2368,6 +1784,7 @@
         </w:tc>
         <w:tc>
           <w:tcPr>
+            <w:tcW w:w="0" w:type="auto"/>
             <w:tcMar>
               <w:top w:w="30" w:type="dxa"/>
               <w:left w:w="30" w:type="dxa"/>
@@ -2377,15 +1794,9 @@
           </w:tcPr>
           <w:p>
             <w:pPr>
-              <w:ind w:left="0"/>
-              <w:jc w:val="left"/>
+              <w:cnfStyle w:val="000000000000" w:firstRow="0" w:lastRow="0" w:firstColumn="0" w:lastColumn="0" w:oddVBand="0" w:evenVBand="0" w:oddHBand="0" w:evenHBand="0" w:firstRowFirstColumn="0" w:firstRowLastColumn="0" w:lastRowFirstColumn="0" w:lastRowLastColumn="0"/>
             </w:pPr>
             <w:r>
-              <w:rPr>
-                <w:rFonts w:ascii="Arial" w:eastAsia="Times New Roman" w:hAnsi="Arial" w:cs="Times New Roman"/>
-                <w:sz w:val="20"/>
-                <w:szCs w:val="24"/>
-              </w:rPr>
               <w:t>да</w:t>
             </w:r>
           </w:p>
@@ -2395,7 +1806,7 @@
     <w:p/>
     <w:p>
       <w:pPr>
-        <w:pStyle w:val="Heading2"/>
+        <w:pStyle w:val="2"/>
       </w:pPr>
       <w:bookmarkStart w:id="4" w:name="scroll-bookmark-4"/>
       <w:r>
@@ -2413,7 +1824,7 @@
     </w:p>
     <w:p>
       <w:pPr>
-        <w:pStyle w:val="Heading2"/>
+        <w:pStyle w:val="2"/>
       </w:pPr>
       <w:bookmarkStart w:id="5" w:name="scroll-bookmark-5"/>
       <w:r>
@@ -2440,11 +1851,14 @@
         <w:rPr>
           <w:b/>
           <w:i/>
+          <w:noProof/>
         </w:rPr>
+        <w:lastRenderedPageBreak/>
         <w:drawing>
-          <wp:inline>
+          <wp:inline distT="0" distB="0" distL="0" distR="0" wp14:anchorId="1ED6F051" wp14:editId="36CE0E05">
             <wp:extent cx="5395595" cy="1173401"/>
-            <wp:docPr id="100004" name="" descr="_scroll_external/attachments/balsamiq_wireframe_2278e287-509b-183b-1098-2ec38dddb7d8_master-21a50fd61260b88789a66791bf33987ea01cb8938250dab11b838d8916696207.png"/>
+            <wp:effectExtent l="0" t="0" r="0" b="0"/>
+            <wp:docPr id="100004" name="Рисунок 100004" descr="_scroll_external/attachments/balsamiq_wireframe_2278e287-509b-183b-1098-2ec38dddb7d8_master-21a50fd61260b88789a66791bf33987ea01cb8938250dab11b838d8916696207.png"/>
             <wp:cNvGraphicFramePr>
               <a:graphicFrameLocks xmlns:a="http://schemas.openxmlformats.org/drawingml/2006/main" noChangeAspect="1"/>
             </wp:cNvGraphicFramePr>
@@ -2458,7 +1872,7 @@
                     </pic:cNvPicPr>
                   </pic:nvPicPr>
                   <pic:blipFill>
-                    <a:blip xmlns:r="http://schemas.openxmlformats.org/officeDocument/2006/relationships" r:embed="rId10"/>
+                    <a:blip r:embed="rId15"/>
                     <a:stretch>
                       <a:fillRect/>
                     </a:stretch>
@@ -2500,42 +1914,35 @@
       <w:tblPr>
         <w:tblStyle w:val="ScrollTableNormal"/>
         <w:tblW w:w="5000" w:type="pct"/>
-        <w:tblLook w:val="0020"/>
+        <w:tblLook w:val="0020" w:firstRow="1" w:lastRow="0" w:firstColumn="0" w:lastColumn="0" w:noHBand="0" w:noVBand="0"/>
       </w:tblPr>
       <w:tblGrid>
-        <w:gridCol w:w="180"/>
-        <w:gridCol w:w="995"/>
-        <w:gridCol w:w="2576"/>
-        <w:gridCol w:w="2689"/>
-        <w:gridCol w:w="885"/>
-        <w:gridCol w:w="1162"/>
+        <w:gridCol w:w="169"/>
+        <w:gridCol w:w="1216"/>
+        <w:gridCol w:w="2277"/>
+        <w:gridCol w:w="2989"/>
+        <w:gridCol w:w="704"/>
+        <w:gridCol w:w="1132"/>
       </w:tblGrid>
       <w:tr>
-        <w:tblPrEx>
-          <w:tblW w:w="5000" w:type="pct"/>
-          <w:tblLook w:val="0020"/>
-        </w:tblPrEx>
-        <w:tc>
-          <w:tcPr>
-            <w:tcMar>
-              <w:top w:w="30" w:type="dxa"/>
-              <w:left w:w="30" w:type="dxa"/>
-              <w:bottom w:w="20" w:type="dxa"/>
-              <w:right w:w="30" w:type="dxa"/>
-            </w:tcMar>
-          </w:tcPr>
-          <w:p>
-            <w:pPr>
-              <w:ind w:left="0"/>
-              <w:jc w:val="left"/>
-            </w:pPr>
-            <w:r>
-              <w:rPr>
-                <w:rFonts w:ascii="Arial" w:eastAsia="Times New Roman" w:hAnsi="Arial" w:cs="Times New Roman"/>
+        <w:trPr>
+          <w:cnfStyle w:val="100000000000" w:firstRow="1" w:lastRow="0" w:firstColumn="0" w:lastColumn="0" w:oddVBand="0" w:evenVBand="0" w:oddHBand="0" w:evenHBand="0" w:firstRowFirstColumn="0" w:firstRowLastColumn="0" w:lastRowFirstColumn="0" w:lastRowLastColumn="0"/>
+        </w:trPr>
+        <w:tc>
+          <w:tcPr>
+            <w:tcW w:w="0" w:type="auto"/>
+            <w:tcMar>
+              <w:top w:w="30" w:type="dxa"/>
+              <w:left w:w="30" w:type="dxa"/>
+              <w:bottom w:w="20" w:type="dxa"/>
+              <w:right w:w="30" w:type="dxa"/>
+            </w:tcMar>
+          </w:tcPr>
+          <w:p>
+            <w:r>
+              <w:rPr>
                 <w:b/>
                 <w:color w:val="172B4D"/>
-                <w:sz w:val="20"/>
-                <w:szCs w:val="24"/>
               </w:rPr>
               <w:t>№</w:t>
             </w:r>
@@ -2543,25 +1950,19 @@
         </w:tc>
         <w:tc>
           <w:tcPr>
-            <w:tcMar>
-              <w:top w:w="30" w:type="dxa"/>
-              <w:left w:w="30" w:type="dxa"/>
-              <w:bottom w:w="20" w:type="dxa"/>
-              <w:right w:w="30" w:type="dxa"/>
-            </w:tcMar>
-          </w:tcPr>
-          <w:p>
-            <w:pPr>
-              <w:ind w:left="0"/>
-              <w:jc w:val="left"/>
-            </w:pPr>
-            <w:r>
-              <w:rPr>
-                <w:rFonts w:ascii="Arial" w:eastAsia="Times New Roman" w:hAnsi="Arial" w:cs="Times New Roman"/>
+            <w:tcW w:w="0" w:type="auto"/>
+            <w:tcMar>
+              <w:top w:w="30" w:type="dxa"/>
+              <w:left w:w="30" w:type="dxa"/>
+              <w:bottom w:w="20" w:type="dxa"/>
+              <w:right w:w="30" w:type="dxa"/>
+            </w:tcMar>
+          </w:tcPr>
+          <w:p>
+            <w:r>
+              <w:rPr>
                 <w:b/>
                 <w:color w:val="172B4D"/>
-                <w:sz w:val="20"/>
-                <w:szCs w:val="24"/>
               </w:rPr>
               <w:t>Поле грида</w:t>
             </w:r>
@@ -2569,25 +1970,19 @@
         </w:tc>
         <w:tc>
           <w:tcPr>
-            <w:tcMar>
-              <w:top w:w="30" w:type="dxa"/>
-              <w:left w:w="30" w:type="dxa"/>
-              <w:bottom w:w="20" w:type="dxa"/>
-              <w:right w:w="30" w:type="dxa"/>
-            </w:tcMar>
-          </w:tcPr>
-          <w:p>
-            <w:pPr>
-              <w:ind w:left="0"/>
-              <w:jc w:val="left"/>
-            </w:pPr>
-            <w:r>
-              <w:rPr>
-                <w:rFonts w:ascii="Arial" w:eastAsia="Times New Roman" w:hAnsi="Arial" w:cs="Times New Roman"/>
+            <w:tcW w:w="0" w:type="auto"/>
+            <w:tcMar>
+              <w:top w:w="30" w:type="dxa"/>
+              <w:left w:w="30" w:type="dxa"/>
+              <w:bottom w:w="20" w:type="dxa"/>
+              <w:right w:w="30" w:type="dxa"/>
+            </w:tcMar>
+          </w:tcPr>
+          <w:p>
+            <w:r>
+              <w:rPr>
                 <w:b/>
                 <w:color w:val="000000"/>
-                <w:sz w:val="20"/>
-                <w:szCs w:val="24"/>
               </w:rPr>
               <w:t>Поле БД</w:t>
             </w:r>
@@ -2595,25 +1990,19 @@
         </w:tc>
         <w:tc>
           <w:tcPr>
-            <w:tcMar>
-              <w:top w:w="30" w:type="dxa"/>
-              <w:left w:w="30" w:type="dxa"/>
-              <w:bottom w:w="20" w:type="dxa"/>
-              <w:right w:w="30" w:type="dxa"/>
-            </w:tcMar>
-          </w:tcPr>
-          <w:p>
-            <w:pPr>
-              <w:ind w:left="0"/>
-              <w:jc w:val="left"/>
-            </w:pPr>
-            <w:r>
-              <w:rPr>
-                <w:rFonts w:ascii="Arial" w:eastAsia="Times New Roman" w:hAnsi="Arial" w:cs="Times New Roman"/>
+            <w:tcW w:w="0" w:type="auto"/>
+            <w:tcMar>
+              <w:top w:w="30" w:type="dxa"/>
+              <w:left w:w="30" w:type="dxa"/>
+              <w:bottom w:w="20" w:type="dxa"/>
+              <w:right w:w="30" w:type="dxa"/>
+            </w:tcMar>
+          </w:tcPr>
+          <w:p>
+            <w:r>
+              <w:rPr>
                 <w:b/>
                 <w:color w:val="000000"/>
-                <w:sz w:val="20"/>
-                <w:szCs w:val="24"/>
               </w:rPr>
               <w:t>Отображение</w:t>
             </w:r>
@@ -2621,24 +2010,18 @@
         </w:tc>
         <w:tc>
           <w:tcPr>
-            <w:tcMar>
-              <w:top w:w="30" w:type="dxa"/>
-              <w:left w:w="30" w:type="dxa"/>
-              <w:bottom w:w="20" w:type="dxa"/>
-              <w:right w:w="30" w:type="dxa"/>
-            </w:tcMar>
-          </w:tcPr>
-          <w:p>
-            <w:pPr>
-              <w:ind w:left="0"/>
-              <w:jc w:val="left"/>
-            </w:pPr>
-            <w:r>
-              <w:rPr>
-                <w:rFonts w:ascii="Arial" w:eastAsia="Times New Roman" w:hAnsi="Arial" w:cs="Times New Roman"/>
+            <w:tcW w:w="0" w:type="auto"/>
+            <w:tcMar>
+              <w:top w:w="30" w:type="dxa"/>
+              <w:left w:w="30" w:type="dxa"/>
+              <w:bottom w:w="20" w:type="dxa"/>
+              <w:right w:w="30" w:type="dxa"/>
+            </w:tcMar>
+          </w:tcPr>
+          <w:p>
+            <w:r>
+              <w:rPr>
                 <w:b/>
-                <w:sz w:val="20"/>
-                <w:szCs w:val="24"/>
               </w:rPr>
               <w:t>Пример заполнения</w:t>
             </w:r>
@@ -2646,25 +2029,19 @@
         </w:tc>
         <w:tc>
           <w:tcPr>
-            <w:tcMar>
-              <w:top w:w="30" w:type="dxa"/>
-              <w:left w:w="30" w:type="dxa"/>
-              <w:bottom w:w="20" w:type="dxa"/>
-              <w:right w:w="30" w:type="dxa"/>
-            </w:tcMar>
-          </w:tcPr>
-          <w:p>
-            <w:pPr>
-              <w:ind w:left="0"/>
-              <w:jc w:val="left"/>
-            </w:pPr>
-            <w:r>
-              <w:rPr>
-                <w:rFonts w:ascii="Arial" w:eastAsia="Times New Roman" w:hAnsi="Arial" w:cs="Times New Roman"/>
+            <w:tcW w:w="0" w:type="auto"/>
+            <w:tcMar>
+              <w:top w:w="30" w:type="dxa"/>
+              <w:left w:w="30" w:type="dxa"/>
+              <w:bottom w:w="20" w:type="dxa"/>
+              <w:right w:w="30" w:type="dxa"/>
+            </w:tcMar>
+          </w:tcPr>
+          <w:p>
+            <w:r>
+              <w:rPr>
                 <w:b/>
                 <w:color w:val="000000"/>
-                <w:sz w:val="20"/>
-                <w:szCs w:val="24"/>
               </w:rPr>
               <w:t>Фильтр грида</w:t>
             </w:r>
@@ -2672,86 +2049,55 @@
         </w:tc>
       </w:tr>
       <w:tr>
-        <w:tblPrEx>
-          <w:tblW w:w="5000" w:type="pct"/>
-          <w:tblLook w:val="0020"/>
-        </w:tblPrEx>
-        <w:tc>
-          <w:tcPr>
-            <w:tcMar>
-              <w:top w:w="30" w:type="dxa"/>
-              <w:left w:w="30" w:type="dxa"/>
-              <w:bottom w:w="20" w:type="dxa"/>
-              <w:right w:w="30" w:type="dxa"/>
-            </w:tcMar>
-          </w:tcPr>
-          <w:p>
-            <w:pPr>
-              <w:ind w:left="0"/>
-              <w:jc w:val="left"/>
-            </w:pPr>
-            <w:r>
-              <w:rPr>
-                <w:rFonts w:ascii="Arial" w:eastAsia="Times New Roman" w:hAnsi="Arial" w:cs="Times New Roman"/>
-                <w:sz w:val="20"/>
-                <w:szCs w:val="24"/>
-              </w:rPr>
+        <w:tc>
+          <w:tcPr>
+            <w:tcW w:w="0" w:type="auto"/>
+            <w:tcMar>
+              <w:top w:w="30" w:type="dxa"/>
+              <w:left w:w="30" w:type="dxa"/>
+              <w:bottom w:w="20" w:type="dxa"/>
+              <w:right w:w="30" w:type="dxa"/>
+            </w:tcMar>
+          </w:tcPr>
+          <w:p>
+            <w:r>
               <w:t>1</w:t>
             </w:r>
           </w:p>
         </w:tc>
         <w:tc>
           <w:tcPr>
-            <w:tcMar>
-              <w:top w:w="30" w:type="dxa"/>
-              <w:left w:w="30" w:type="dxa"/>
-              <w:bottom w:w="20" w:type="dxa"/>
-              <w:right w:w="30" w:type="dxa"/>
-            </w:tcMar>
-          </w:tcPr>
-          <w:p>
-            <w:pPr>
-              <w:ind w:left="0"/>
-              <w:jc w:val="left"/>
-            </w:pPr>
-            <w:r>
-              <w:rPr>
-                <w:rFonts w:ascii="Arial" w:eastAsia="Times New Roman" w:hAnsi="Arial" w:cs="Times New Roman"/>
-                <w:sz w:val="20"/>
-                <w:szCs w:val="24"/>
-              </w:rPr>
+            <w:tcW w:w="0" w:type="auto"/>
+            <w:tcMar>
+              <w:top w:w="30" w:type="dxa"/>
+              <w:left w:w="30" w:type="dxa"/>
+              <w:bottom w:w="20" w:type="dxa"/>
+              <w:right w:w="30" w:type="dxa"/>
+            </w:tcMar>
+          </w:tcPr>
+          <w:p>
+            <w:r>
               <w:t>Дата изменения</w:t>
             </w:r>
           </w:p>
         </w:tc>
         <w:tc>
           <w:tcPr>
-            <w:tcMar>
-              <w:top w:w="30" w:type="dxa"/>
-              <w:left w:w="30" w:type="dxa"/>
-              <w:bottom w:w="20" w:type="dxa"/>
-              <w:right w:w="30" w:type="dxa"/>
-            </w:tcMar>
-          </w:tcPr>
-          <w:p>
-            <w:pPr>
-              <w:ind w:left="0"/>
-              <w:jc w:val="left"/>
-            </w:pPr>
-            <w:r>
-              <w:rPr>
-                <w:rFonts w:ascii="Arial" w:eastAsia="Times New Roman" w:hAnsi="Arial" w:cs="Times New Roman"/>
-                <w:sz w:val="20"/>
-                <w:szCs w:val="24"/>
-              </w:rPr>
+            <w:tcW w:w="0" w:type="auto"/>
+            <w:tcMar>
+              <w:top w:w="30" w:type="dxa"/>
+              <w:left w:w="30" w:type="dxa"/>
+              <w:bottom w:w="20" w:type="dxa"/>
+              <w:right w:w="30" w:type="dxa"/>
+            </w:tcMar>
+          </w:tcPr>
+          <w:p>
+            <w:r>
               <w:t>INT_MAX_EXP.</w:t>
             </w:r>
             <w:r>
               <w:rPr>
-                <w:rFonts w:ascii="Arial" w:eastAsia="Times New Roman" w:hAnsi="Arial" w:cs="Times New Roman"/>
                 <w:color w:val="172B4D"/>
-                <w:sz w:val="20"/>
-                <w:szCs w:val="24"/>
               </w:rPr>
               <w:t>DATE_MOD</w:t>
             </w:r>
@@ -2759,32 +2105,21 @@
         </w:tc>
         <w:tc>
           <w:tcPr>
-            <w:tcMar>
-              <w:top w:w="30" w:type="dxa"/>
-              <w:left w:w="30" w:type="dxa"/>
-              <w:bottom w:w="20" w:type="dxa"/>
-              <w:right w:w="30" w:type="dxa"/>
-            </w:tcMar>
-          </w:tcPr>
-          <w:p>
-            <w:pPr>
-              <w:ind w:left="0"/>
-              <w:jc w:val="left"/>
-            </w:pPr>
-            <w:r>
-              <w:rPr>
-                <w:rFonts w:ascii="Arial" w:eastAsia="Times New Roman" w:hAnsi="Arial" w:cs="Times New Roman"/>
-                <w:sz w:val="20"/>
-                <w:szCs w:val="24"/>
-              </w:rPr>
+            <w:tcW w:w="0" w:type="auto"/>
+            <w:tcMar>
+              <w:top w:w="30" w:type="dxa"/>
+              <w:left w:w="30" w:type="dxa"/>
+              <w:bottom w:w="20" w:type="dxa"/>
+              <w:right w:w="30" w:type="dxa"/>
+            </w:tcMar>
+          </w:tcPr>
+          <w:p>
+            <w:r>
               <w:t>Дата изменения записи в очереди </w:t>
             </w:r>
             <w:r>
               <w:rPr>
-                <w:rFonts w:ascii="Arial" w:eastAsia="Times New Roman" w:hAnsi="Arial" w:cs="Times New Roman"/>
                 <w:color w:val="000000"/>
-                <w:sz w:val="20"/>
-                <w:szCs w:val="24"/>
               </w:rPr>
               <w:t>в формате dd.mm.yyyy</w:t>
             </w:r>
@@ -2792,175 +2127,100 @@
         </w:tc>
         <w:tc>
           <w:tcPr>
-            <w:tcMar>
-              <w:top w:w="30" w:type="dxa"/>
-              <w:left w:w="30" w:type="dxa"/>
-              <w:bottom w:w="20" w:type="dxa"/>
-              <w:right w:w="30" w:type="dxa"/>
-            </w:tcMar>
-          </w:tcPr>
-          <w:p>
-            <w:pPr>
-              <w:ind w:left="0"/>
-              <w:jc w:val="left"/>
-            </w:pPr>
-            <w:r>
-              <w:rPr>
-                <w:rFonts w:ascii="Arial" w:eastAsia="Times New Roman" w:hAnsi="Arial" w:cs="Times New Roman"/>
-                <w:sz w:val="20"/>
-                <w:szCs w:val="24"/>
-              </w:rPr>
+            <w:tcW w:w="0" w:type="auto"/>
+            <w:tcMar>
+              <w:top w:w="30" w:type="dxa"/>
+              <w:left w:w="30" w:type="dxa"/>
+              <w:bottom w:w="20" w:type="dxa"/>
+              <w:right w:w="30" w:type="dxa"/>
+            </w:tcMar>
+          </w:tcPr>
+          <w:p>
+            <w:r>
               <w:t>02.01.2025</w:t>
             </w:r>
           </w:p>
         </w:tc>
         <w:tc>
           <w:tcPr>
-            <w:tcMar>
-              <w:top w:w="30" w:type="dxa"/>
-              <w:left w:w="30" w:type="dxa"/>
-              <w:bottom w:w="20" w:type="dxa"/>
-              <w:right w:w="30" w:type="dxa"/>
-            </w:tcMar>
-          </w:tcPr>
-          <w:p>
-            <w:pPr>
-              <w:ind w:left="0"/>
-              <w:jc w:val="left"/>
-            </w:pPr>
-            <w:r>
-              <w:rPr>
-                <w:rFonts w:ascii="Arial" w:eastAsia="Times New Roman" w:hAnsi="Arial" w:cs="Times New Roman"/>
+            <w:tcW w:w="0" w:type="auto"/>
+            <w:tcMar>
+              <w:top w:w="30" w:type="dxa"/>
+              <w:left w:w="30" w:type="dxa"/>
+              <w:bottom w:w="20" w:type="dxa"/>
+              <w:right w:w="30" w:type="dxa"/>
+            </w:tcMar>
+          </w:tcPr>
+          <w:p>
+            <w:r>
+              <w:rPr>
                 <w:color w:val="000000"/>
-                <w:sz w:val="20"/>
-                <w:szCs w:val="24"/>
-              </w:rPr>
-              <w:t>Выбор из календаря и ввод вручную по маске</w:t>
-            </w:r>
-            <w:r>
-              <w:rPr>
-                <w:rFonts w:ascii="Arial" w:eastAsia="Times New Roman" w:hAnsi="Arial" w:cs="Times New Roman"/>
-                <w:color w:val="000000"/>
-                <w:sz w:val="20"/>
-                <w:szCs w:val="24"/>
-              </w:rPr>
-              <w:t> </w:t>
-            </w:r>
-            <w:hyperlink r:id="rId11" w:history="1">
+              </w:rPr>
+              <w:t>Выбор из календаря и ввод вручную по маске </w:t>
+            </w:r>
+            <w:hyperlink r:id="rId16" w:history="1">
               <w:r>
                 <w:rPr>
-                  <w:rStyle w:val="Hyperlink"/>
-                  <w:rFonts w:ascii="Arial" w:eastAsia="Times New Roman" w:hAnsi="Arial" w:cs="Times New Roman"/>
-                  <w:sz w:val="20"/>
-                  <w:szCs w:val="24"/>
+                  <w:rStyle w:val="a4"/>
                 </w:rPr>
                 <w:t>dd.mm</w:t>
               </w:r>
             </w:hyperlink>
             <w:r>
               <w:rPr>
-                <w:rFonts w:ascii="Arial" w:eastAsia="Times New Roman" w:hAnsi="Arial" w:cs="Times New Roman"/>
                 <w:color w:val="000000"/>
-                <w:sz w:val="20"/>
-                <w:szCs w:val="24"/>
               </w:rPr>
               <w:t>.yyyy.</w:t>
             </w:r>
           </w:p>
           <w:p>
-            <w:pPr>
-              <w:ind w:left="0"/>
-              <w:jc w:val="left"/>
-            </w:pPr>
-            <w:r>
-              <w:rPr>
-                <w:rFonts w:ascii="Arial" w:eastAsia="Times New Roman" w:hAnsi="Arial" w:cs="Times New Roman"/>
+            <w:r>
+              <w:rPr>
                 <w:color w:val="000000"/>
-                <w:sz w:val="20"/>
-                <w:szCs w:val="24"/>
-              </w:rPr>
-              <w:t>Значение по умолчанию</w:t>
-            </w:r>
-            <w:r>
-              <w:rPr>
-                <w:rFonts w:ascii="Arial" w:eastAsia="Times New Roman" w:hAnsi="Arial" w:cs="Times New Roman"/>
-                <w:color w:val="000000"/>
-                <w:sz w:val="20"/>
-                <w:szCs w:val="24"/>
-              </w:rPr>
-              <w:t> </w:t>
-            </w:r>
-            <w:r>
-              <w:rPr>
-                <w:rFonts w:ascii="Arial" w:eastAsia="Times New Roman" w:hAnsi="Arial" w:cs="Times New Roman"/>
-                <w:color w:val="000000"/>
-                <w:sz w:val="20"/>
-                <w:szCs w:val="24"/>
-              </w:rPr>
-              <w:t>отсутствует</w:t>
+              </w:rPr>
+              <w:t>Значение по умолчанию отсутствует</w:t>
             </w:r>
           </w:p>
         </w:tc>
       </w:tr>
       <w:tr>
-        <w:tblPrEx>
-          <w:tblW w:w="5000" w:type="pct"/>
-          <w:tblLook w:val="0020"/>
-        </w:tblPrEx>
-        <w:tc>
-          <w:tcPr>
-            <w:tcMar>
-              <w:top w:w="30" w:type="dxa"/>
-              <w:left w:w="30" w:type="dxa"/>
-              <w:bottom w:w="20" w:type="dxa"/>
-              <w:right w:w="30" w:type="dxa"/>
-            </w:tcMar>
-          </w:tcPr>
-          <w:p>
-            <w:pPr>
-              <w:ind w:left="0"/>
-              <w:jc w:val="left"/>
-            </w:pPr>
-            <w:r>
-              <w:rPr>
-                <w:rFonts w:ascii="Arial" w:eastAsia="Times New Roman" w:hAnsi="Arial" w:cs="Times New Roman"/>
-                <w:sz w:val="20"/>
-                <w:szCs w:val="24"/>
-              </w:rPr>
+        <w:tc>
+          <w:tcPr>
+            <w:tcW w:w="0" w:type="auto"/>
+            <w:tcMar>
+              <w:top w:w="30" w:type="dxa"/>
+              <w:left w:w="30" w:type="dxa"/>
+              <w:bottom w:w="20" w:type="dxa"/>
+              <w:right w:w="30" w:type="dxa"/>
+            </w:tcMar>
+          </w:tcPr>
+          <w:p>
+            <w:r>
               <w:t>2</w:t>
             </w:r>
           </w:p>
         </w:tc>
         <w:tc>
           <w:tcPr>
-            <w:tcMar>
-              <w:top w:w="30" w:type="dxa"/>
-              <w:left w:w="30" w:type="dxa"/>
-              <w:bottom w:w="20" w:type="dxa"/>
-              <w:right w:w="30" w:type="dxa"/>
-            </w:tcMar>
-          </w:tcPr>
-          <w:p>
-            <w:pPr>
-              <w:ind w:left="0"/>
-              <w:jc w:val="left"/>
-            </w:pPr>
-            <w:r>
-              <w:rPr>
-                <w:rFonts w:ascii="Arial" w:eastAsia="Times New Roman" w:hAnsi="Arial" w:cs="Times New Roman"/>
+            <w:tcW w:w="0" w:type="auto"/>
+            <w:tcMar>
+              <w:top w:w="30" w:type="dxa"/>
+              <w:left w:w="30" w:type="dxa"/>
+              <w:bottom w:w="20" w:type="dxa"/>
+              <w:right w:w="30" w:type="dxa"/>
+            </w:tcMar>
+          </w:tcPr>
+          <w:p>
+            <w:r>
+              <w:rPr>
                 <w:strike/>
                 <w:color w:val="FF0000"/>
-                <w:sz w:val="20"/>
-                <w:szCs w:val="24"/>
               </w:rPr>
               <w:t>&lt;149697&gt;</w:t>
             </w:r>
             <w:r>
               <w:rPr>
-                <w:rFonts w:ascii="Arial" w:eastAsia="Times New Roman" w:hAnsi="Arial" w:cs="Times New Roman"/>
                 <w:strike/>
-                <w:sz w:val="20"/>
-                <w:szCs w:val="24"/>
               </w:rPr>
               <w:t>Дата и время записи</w:t>
             </w:r>
@@ -2968,96 +2228,58 @@
         </w:tc>
         <w:tc>
           <w:tcPr>
-            <w:tcMar>
-              <w:top w:w="30" w:type="dxa"/>
-              <w:left w:w="30" w:type="dxa"/>
-              <w:bottom w:w="20" w:type="dxa"/>
-              <w:right w:w="30" w:type="dxa"/>
-            </w:tcMar>
-          </w:tcPr>
-          <w:p>
-            <w:pPr>
-              <w:ind w:left="0"/>
-              <w:jc w:val="left"/>
-            </w:pPr>
-            <w:r>
-              <w:rPr>
-                <w:rFonts w:ascii="Arial" w:eastAsia="Times New Roman" w:hAnsi="Arial" w:cs="Times New Roman"/>
+            <w:tcW w:w="0" w:type="auto"/>
+            <w:tcMar>
+              <w:top w:w="30" w:type="dxa"/>
+              <w:left w:w="30" w:type="dxa"/>
+              <w:bottom w:w="20" w:type="dxa"/>
+              <w:right w:w="30" w:type="dxa"/>
+            </w:tcMar>
+          </w:tcPr>
+          <w:p>
+            <w:r>
+              <w:rPr>
                 <w:strike/>
                 <w:color w:val="172B4D"/>
-                <w:sz w:val="20"/>
-                <w:szCs w:val="24"/>
-              </w:rPr>
-              <w:t> </w:t>
-            </w:r>
-            <w:r>
-              <w:rPr>
-                <w:rFonts w:ascii="Arial" w:eastAsia="Times New Roman" w:hAnsi="Arial" w:cs="Times New Roman"/>
+              </w:rPr>
+              <w:t> D_DIRECTION_SERVICES.REC_DATE</w:t>
+            </w:r>
+          </w:p>
+        </w:tc>
+        <w:tc>
+          <w:tcPr>
+            <w:tcW w:w="0" w:type="auto"/>
+            <w:tcMar>
+              <w:top w:w="30" w:type="dxa"/>
+              <w:left w:w="30" w:type="dxa"/>
+              <w:bottom w:w="20" w:type="dxa"/>
+              <w:right w:w="30" w:type="dxa"/>
+            </w:tcMar>
+          </w:tcPr>
+          <w:p>
+            <w:r>
+              <w:rPr>
                 <w:strike/>
                 <w:color w:val="172B4D"/>
-                <w:sz w:val="20"/>
-                <w:szCs w:val="24"/>
-              </w:rPr>
-              <w:t>D_DIRECTION_SERVICES.REC_DATE</w:t>
-            </w:r>
-          </w:p>
-        </w:tc>
-        <w:tc>
-          <w:tcPr>
-            <w:tcMar>
-              <w:top w:w="30" w:type="dxa"/>
-              <w:left w:w="30" w:type="dxa"/>
-              <w:bottom w:w="20" w:type="dxa"/>
-              <w:right w:w="30" w:type="dxa"/>
-            </w:tcMar>
-          </w:tcPr>
-          <w:p>
-            <w:pPr>
-              <w:ind w:left="0"/>
-              <w:jc w:val="left"/>
-            </w:pPr>
-            <w:r>
-              <w:rPr>
-                <w:rFonts w:ascii="Arial" w:eastAsia="Times New Roman" w:hAnsi="Arial" w:cs="Times New Roman"/>
+              </w:rPr>
+              <w:t>Отображается  D_DIRECTION_SERVICES.REC_DATE, где D_DIRECTION_SERVICES.ID = INT_MAX_EXP.DIRECTION_SERVICES_ID</w:t>
+            </w:r>
+          </w:p>
+        </w:tc>
+        <w:tc>
+          <w:tcPr>
+            <w:tcW w:w="0" w:type="auto"/>
+            <w:tcMar>
+              <w:top w:w="30" w:type="dxa"/>
+              <w:left w:w="30" w:type="dxa"/>
+              <w:bottom w:w="20" w:type="dxa"/>
+              <w:right w:w="30" w:type="dxa"/>
+            </w:tcMar>
+          </w:tcPr>
+          <w:p>
+            <w:r>
+              <w:rPr>
                 <w:strike/>
-                <w:color w:val="172B4D"/>
-                <w:sz w:val="20"/>
-                <w:szCs w:val="24"/>
-              </w:rPr>
-              <w:t>Отображается  </w:t>
-            </w:r>
-            <w:r>
-              <w:rPr>
-                <w:rFonts w:ascii="Arial" w:eastAsia="Times New Roman" w:hAnsi="Arial" w:cs="Times New Roman"/>
-                <w:strike/>
-                <w:color w:val="172B4D"/>
-                <w:sz w:val="20"/>
-                <w:szCs w:val="24"/>
-              </w:rPr>
-              <w:t>D_DIRECTION_SERVICES.REC_DATE, где D_DIRECTION_SERVICES.ID = INT_MAX_EXP.DIRECTION_SERVICES_ID</w:t>
-            </w:r>
-          </w:p>
-        </w:tc>
-        <w:tc>
-          <w:tcPr>
-            <w:tcMar>
-              <w:top w:w="30" w:type="dxa"/>
-              <w:left w:w="30" w:type="dxa"/>
-              <w:bottom w:w="20" w:type="dxa"/>
-              <w:right w:w="30" w:type="dxa"/>
-            </w:tcMar>
-          </w:tcPr>
-          <w:p>
-            <w:pPr>
-              <w:ind w:left="0"/>
-              <w:jc w:val="left"/>
-            </w:pPr>
-            <w:r>
-              <w:rPr>
-                <w:rFonts w:ascii="Arial" w:eastAsia="Times New Roman" w:hAnsi="Arial" w:cs="Times New Roman"/>
-                <w:strike/>
-                <w:sz w:val="20"/>
-                <w:szCs w:val="24"/>
               </w:rPr>
               <w:t>09.02.2026 15:30</w:t>
             </w:r>
@@ -3065,133 +2287,72 @@
         </w:tc>
         <w:tc>
           <w:tcPr>
-            <w:tcMar>
-              <w:top w:w="30" w:type="dxa"/>
-              <w:left w:w="30" w:type="dxa"/>
-              <w:bottom w:w="20" w:type="dxa"/>
-              <w:right w:w="30" w:type="dxa"/>
-            </w:tcMar>
-          </w:tcPr>
-          <w:p>
-            <w:pPr>
-              <w:ind w:left="0"/>
-              <w:jc w:val="left"/>
-            </w:pPr>
-            <w:r>
-              <w:rPr>
-                <w:rFonts w:ascii="Arial" w:eastAsia="Times New Roman" w:hAnsi="Arial" w:cs="Times New Roman"/>
+            <w:tcW w:w="0" w:type="auto"/>
+            <w:tcMar>
+              <w:top w:w="30" w:type="dxa"/>
+              <w:left w:w="30" w:type="dxa"/>
+              <w:bottom w:w="20" w:type="dxa"/>
+              <w:right w:w="30" w:type="dxa"/>
+            </w:tcMar>
+          </w:tcPr>
+          <w:p>
+            <w:r>
+              <w:rPr>
                 <w:strike/>
                 <w:color w:val="000000"/>
-                <w:sz w:val="20"/>
-                <w:szCs w:val="24"/>
-              </w:rPr>
-              <w:t>Выбор из календаря и ввод вручную по маске</w:t>
-            </w:r>
-            <w:r>
-              <w:rPr>
-                <w:rFonts w:ascii="Arial" w:eastAsia="Times New Roman" w:hAnsi="Arial" w:cs="Times New Roman"/>
-                <w:strike/>
-                <w:color w:val="000000"/>
-                <w:sz w:val="20"/>
-                <w:szCs w:val="24"/>
-              </w:rPr>
-              <w:t> </w:t>
-            </w:r>
-            <w:hyperlink r:id="rId11" w:history="1">
+              </w:rPr>
+              <w:t>Выбор из календаря и ввод вручную по маске </w:t>
+            </w:r>
+            <w:hyperlink r:id="rId17" w:history="1">
               <w:r>
                 <w:rPr>
-                  <w:rStyle w:val="Hyperlink"/>
-                  <w:rFonts w:ascii="Arial" w:eastAsia="Times New Roman" w:hAnsi="Arial" w:cs="Times New Roman"/>
+                  <w:rStyle w:val="a4"/>
                   <w:strike/>
-                  <w:sz w:val="20"/>
-                  <w:szCs w:val="24"/>
                 </w:rPr>
                 <w:t>dd.mm</w:t>
               </w:r>
             </w:hyperlink>
             <w:r>
               <w:rPr>
-                <w:rFonts w:ascii="Arial" w:eastAsia="Times New Roman" w:hAnsi="Arial" w:cs="Times New Roman"/>
                 <w:strike/>
                 <w:color w:val="000000"/>
-                <w:sz w:val="20"/>
-                <w:szCs w:val="24"/>
               </w:rPr>
               <w:t>.yyyy. hh:mm</w:t>
             </w:r>
           </w:p>
           <w:p>
-            <w:pPr>
-              <w:ind w:left="0"/>
-              <w:jc w:val="left"/>
-            </w:pPr>
-            <w:r>
-              <w:rPr>
-                <w:rFonts w:ascii="Arial" w:eastAsia="Times New Roman" w:hAnsi="Arial" w:cs="Times New Roman"/>
+            <w:r>
+              <w:rPr>
                 <w:strike/>
                 <w:color w:val="000000"/>
-                <w:sz w:val="20"/>
-                <w:szCs w:val="24"/>
-              </w:rPr>
-              <w:t>Значение по умолчанию</w:t>
-            </w:r>
-            <w:r>
-              <w:rPr>
-                <w:rFonts w:ascii="Arial" w:eastAsia="Times New Roman" w:hAnsi="Arial" w:cs="Times New Roman"/>
+              </w:rPr>
+              <w:t>Значение по умолчанию отсутствует</w:t>
+            </w:r>
+            <w:r>
+              <w:rPr>
                 <w:strike/>
                 <w:color w:val="000000"/>
-                <w:sz w:val="20"/>
-                <w:szCs w:val="24"/>
-              </w:rPr>
-              <w:t> </w:t>
-            </w:r>
-            <w:r>
-              <w:rPr>
-                <w:rFonts w:ascii="Arial" w:eastAsia="Times New Roman" w:hAnsi="Arial" w:cs="Times New Roman"/>
+              </w:rPr>
+              <w:br/>
+            </w:r>
+            <w:r>
+              <w:rPr>
                 <w:strike/>
                 <w:color w:val="000000"/>
-                <w:sz w:val="20"/>
-                <w:szCs w:val="24"/>
-              </w:rPr>
-              <w:t>отсутствует</w:t>
-            </w:r>
-            <w:r>
-              <w:rPr>
-                <w:rFonts w:ascii="Arial" w:eastAsia="Times New Roman" w:hAnsi="Arial" w:cs="Times New Roman"/>
+              </w:rPr>
+              <w:br/>
+            </w:r>
+            <w:r>
+              <w:rPr>
+                <w:strike/>
+                <w:color w:val="FF0000"/>
+              </w:rPr>
+              <w:t>&lt;/149697&gt;</w:t>
+            </w:r>
+            <w:r>
+              <w:rPr>
                 <w:strike/>
                 <w:color w:val="000000"/>
-                <w:sz w:val="20"/>
-                <w:szCs w:val="24"/>
-              </w:rPr>
-              <w:br/>
-            </w:r>
-            <w:r>
-              <w:rPr>
-                <w:rFonts w:ascii="Arial" w:eastAsia="Times New Roman" w:hAnsi="Arial" w:cs="Times New Roman"/>
-                <w:strike/>
-                <w:color w:val="000000"/>
-                <w:sz w:val="20"/>
-                <w:szCs w:val="24"/>
-              </w:rPr>
-              <w:br/>
-            </w:r>
-            <w:r>
-              <w:rPr>
-                <w:rFonts w:ascii="Arial" w:eastAsia="Times New Roman" w:hAnsi="Arial" w:cs="Times New Roman"/>
-                <w:strike/>
-                <w:color w:val="FF0000"/>
-                <w:sz w:val="20"/>
-                <w:szCs w:val="24"/>
-              </w:rPr>
-              <w:t>&lt;/149697&gt;</w:t>
-            </w:r>
-            <w:r>
-              <w:rPr>
-                <w:rFonts w:ascii="Arial" w:eastAsia="Times New Roman" w:hAnsi="Arial" w:cs="Times New Roman"/>
-                <w:strike/>
-                <w:color w:val="000000"/>
-                <w:sz w:val="20"/>
-                <w:szCs w:val="24"/>
               </w:rPr>
               <w:br/>
             </w:r>
@@ -3199,111 +2360,74 @@
         </w:tc>
       </w:tr>
       <w:tr>
-        <w:tblPrEx>
-          <w:tblW w:w="5000" w:type="pct"/>
-          <w:tblLook w:val="0020"/>
-        </w:tblPrEx>
-        <w:tc>
-          <w:tcPr>
-            <w:tcMar>
-              <w:top w:w="30" w:type="dxa"/>
-              <w:left w:w="30" w:type="dxa"/>
-              <w:bottom w:w="20" w:type="dxa"/>
-              <w:right w:w="30" w:type="dxa"/>
-            </w:tcMar>
-          </w:tcPr>
-          <w:p>
-            <w:pPr>
-              <w:ind w:left="0"/>
-              <w:jc w:val="left"/>
-            </w:pPr>
-            <w:r>
-              <w:rPr>
-                <w:rFonts w:ascii="Arial" w:eastAsia="Times New Roman" w:hAnsi="Arial" w:cs="Times New Roman"/>
-                <w:sz w:val="20"/>
-                <w:szCs w:val="24"/>
-              </w:rPr>
+        <w:tc>
+          <w:tcPr>
+            <w:tcW w:w="0" w:type="auto"/>
+            <w:tcMar>
+              <w:top w:w="30" w:type="dxa"/>
+              <w:left w:w="30" w:type="dxa"/>
+              <w:bottom w:w="20" w:type="dxa"/>
+              <w:right w:w="30" w:type="dxa"/>
+            </w:tcMar>
+          </w:tcPr>
+          <w:p>
+            <w:r>
               <w:t>3</w:t>
             </w:r>
           </w:p>
         </w:tc>
         <w:tc>
           <w:tcPr>
-            <w:tcMar>
-              <w:top w:w="30" w:type="dxa"/>
-              <w:left w:w="30" w:type="dxa"/>
-              <w:bottom w:w="20" w:type="dxa"/>
-              <w:right w:w="30" w:type="dxa"/>
-            </w:tcMar>
-          </w:tcPr>
-          <w:p>
-            <w:pPr>
-              <w:ind w:left="0"/>
-              <w:jc w:val="left"/>
-            </w:pPr>
-            <w:r>
-              <w:rPr>
-                <w:rFonts w:ascii="Arial" w:eastAsia="Times New Roman" w:hAnsi="Arial" w:cs="Times New Roman"/>
+            <w:tcW w:w="0" w:type="auto"/>
+            <w:tcMar>
+              <w:top w:w="30" w:type="dxa"/>
+              <w:left w:w="30" w:type="dxa"/>
+              <w:bottom w:w="20" w:type="dxa"/>
+              <w:right w:w="30" w:type="dxa"/>
+            </w:tcMar>
+          </w:tcPr>
+          <w:p>
+            <w:r>
+              <w:rPr>
                 <w:color w:val="FF0000"/>
-                <w:sz w:val="20"/>
-                <w:szCs w:val="24"/>
               </w:rPr>
               <w:t>&lt;149697&gt;</w:t>
             </w:r>
             <w:r>
-              <w:rPr>
-                <w:rFonts w:ascii="Arial" w:eastAsia="Times New Roman" w:hAnsi="Arial" w:cs="Times New Roman"/>
-                <w:sz w:val="20"/>
-                <w:szCs w:val="24"/>
-              </w:rPr>
               <w:t>Топик</w:t>
             </w:r>
           </w:p>
         </w:tc>
         <w:tc>
           <w:tcPr>
-            <w:tcMar>
-              <w:top w:w="30" w:type="dxa"/>
-              <w:left w:w="30" w:type="dxa"/>
-              <w:bottom w:w="20" w:type="dxa"/>
-              <w:right w:w="30" w:type="dxa"/>
-            </w:tcMar>
-          </w:tcPr>
-          <w:p>
-            <w:pPr>
-              <w:ind w:left="0"/>
-              <w:jc w:val="left"/>
-            </w:pPr>
-            <w:r>
-              <w:rPr>
-                <w:rFonts w:ascii="Arial" w:eastAsia="Times New Roman" w:hAnsi="Arial" w:cs="Times New Roman"/>
-                <w:sz w:val="20"/>
-                <w:szCs w:val="24"/>
-              </w:rPr>
+            <w:tcW w:w="0" w:type="auto"/>
+            <w:tcMar>
+              <w:top w:w="30" w:type="dxa"/>
+              <w:left w:w="30" w:type="dxa"/>
+              <w:bottom w:w="20" w:type="dxa"/>
+              <w:right w:w="30" w:type="dxa"/>
+            </w:tcMar>
+          </w:tcPr>
+          <w:p>
+            <w:r>
               <w:t>INT_MAX_EXP.TOPIC</w:t>
             </w:r>
           </w:p>
         </w:tc>
         <w:tc>
           <w:tcPr>
-            <w:tcMar>
-              <w:top w:w="30" w:type="dxa"/>
-              <w:left w:w="30" w:type="dxa"/>
-              <w:bottom w:w="20" w:type="dxa"/>
-              <w:right w:w="30" w:type="dxa"/>
-            </w:tcMar>
-          </w:tcPr>
-          <w:p>
-            <w:pPr>
-              <w:ind w:left="0"/>
-              <w:jc w:val="left"/>
-            </w:pPr>
-            <w:r>
-              <w:rPr>
-                <w:rFonts w:ascii="Arial" w:eastAsia="Times New Roman" w:hAnsi="Arial" w:cs="Times New Roman"/>
+            <w:tcW w:w="0" w:type="auto"/>
+            <w:tcMar>
+              <w:top w:w="30" w:type="dxa"/>
+              <w:left w:w="30" w:type="dxa"/>
+              <w:bottom w:w="20" w:type="dxa"/>
+              <w:right w:w="30" w:type="dxa"/>
+            </w:tcMar>
+          </w:tcPr>
+          <w:p>
+            <w:r>
+              <w:rPr>
                 <w:color w:val="172B4D"/>
-                <w:sz w:val="20"/>
-                <w:szCs w:val="24"/>
               </w:rPr>
               <w:t>Отображается  INT_MAX_EXP.TOPIC</w:t>
             </w:r>
@@ -3311,56 +2435,37 @@
         </w:tc>
         <w:tc>
           <w:tcPr>
-            <w:tcMar>
-              <w:top w:w="30" w:type="dxa"/>
-              <w:left w:w="30" w:type="dxa"/>
-              <w:bottom w:w="20" w:type="dxa"/>
-              <w:right w:w="30" w:type="dxa"/>
-            </w:tcMar>
-          </w:tcPr>
-          <w:p>
-            <w:pPr>
-              <w:ind w:left="0"/>
-              <w:jc w:val="left"/>
-            </w:pPr>
-            <w:r>
-              <w:rPr>
-                <w:rFonts w:ascii="Arial" w:eastAsia="Times New Roman" w:hAnsi="Arial" w:cs="Times New Roman"/>
-                <w:sz w:val="20"/>
-                <w:szCs w:val="24"/>
-              </w:rPr>
+            <w:tcW w:w="0" w:type="auto"/>
+            <w:tcMar>
+              <w:top w:w="30" w:type="dxa"/>
+              <w:left w:w="30" w:type="dxa"/>
+              <w:bottom w:w="20" w:type="dxa"/>
+              <w:right w:w="30" w:type="dxa"/>
+            </w:tcMar>
+          </w:tcPr>
+          <w:p>
+            <w:r>
               <w:t>123489222</w:t>
             </w:r>
           </w:p>
         </w:tc>
         <w:tc>
           <w:tcPr>
-            <w:tcMar>
-              <w:top w:w="30" w:type="dxa"/>
-              <w:left w:w="30" w:type="dxa"/>
-              <w:bottom w:w="20" w:type="dxa"/>
-              <w:right w:w="30" w:type="dxa"/>
-            </w:tcMar>
-          </w:tcPr>
-          <w:p>
-            <w:pPr>
-              <w:ind w:left="0"/>
-              <w:jc w:val="left"/>
-            </w:pPr>
-            <w:r>
-              <w:rPr>
-                <w:rFonts w:ascii="Arial" w:eastAsia="Times New Roman" w:hAnsi="Arial" w:cs="Times New Roman"/>
-                <w:sz w:val="20"/>
-                <w:szCs w:val="24"/>
-              </w:rPr>
+            <w:tcW w:w="0" w:type="auto"/>
+            <w:tcMar>
+              <w:top w:w="30" w:type="dxa"/>
+              <w:left w:w="30" w:type="dxa"/>
+              <w:bottom w:w="20" w:type="dxa"/>
+              <w:right w:w="30" w:type="dxa"/>
+            </w:tcMar>
+          </w:tcPr>
+          <w:p>
+            <w:r>
               <w:t xml:space="preserve">Текстовое поле </w:t>
             </w:r>
             <w:r>
               <w:rPr>
-                <w:rFonts w:ascii="Arial" w:eastAsia="Times New Roman" w:hAnsi="Arial" w:cs="Times New Roman"/>
                 <w:color w:val="FF0000"/>
-                <w:sz w:val="20"/>
-                <w:szCs w:val="24"/>
               </w:rPr>
               <w:t>&lt;/149697&gt;</w:t>
             </w:r>
@@ -3368,63 +2473,42 @@
         </w:tc>
       </w:tr>
       <w:tr>
-        <w:tblPrEx>
-          <w:tblW w:w="5000" w:type="pct"/>
-          <w:tblLook w:val="0020"/>
-        </w:tblPrEx>
-        <w:tc>
-          <w:tcPr>
-            <w:tcMar>
-              <w:top w:w="30" w:type="dxa"/>
-              <w:left w:w="30" w:type="dxa"/>
-              <w:bottom w:w="20" w:type="dxa"/>
-              <w:right w:w="30" w:type="dxa"/>
-            </w:tcMar>
-          </w:tcPr>
-          <w:p>
-            <w:pPr>
-              <w:ind w:left="0"/>
-              <w:jc w:val="left"/>
-            </w:pPr>
-            <w:r>
-              <w:rPr>
-                <w:rFonts w:ascii="Arial" w:eastAsia="Times New Roman" w:hAnsi="Arial" w:cs="Times New Roman"/>
-                <w:sz w:val="20"/>
-                <w:szCs w:val="24"/>
-              </w:rPr>
+        <w:tc>
+          <w:tcPr>
+            <w:tcW w:w="0" w:type="auto"/>
+            <w:tcMar>
+              <w:top w:w="30" w:type="dxa"/>
+              <w:left w:w="30" w:type="dxa"/>
+              <w:bottom w:w="20" w:type="dxa"/>
+              <w:right w:w="30" w:type="dxa"/>
+            </w:tcMar>
+          </w:tcPr>
+          <w:p>
+            <w:r>
               <w:t>4</w:t>
             </w:r>
           </w:p>
         </w:tc>
         <w:tc>
           <w:tcPr>
-            <w:tcMar>
-              <w:top w:w="30" w:type="dxa"/>
-              <w:left w:w="30" w:type="dxa"/>
-              <w:bottom w:w="20" w:type="dxa"/>
-              <w:right w:w="30" w:type="dxa"/>
-            </w:tcMar>
-          </w:tcPr>
-          <w:p>
-            <w:pPr>
-              <w:ind w:left="0"/>
-              <w:jc w:val="left"/>
-            </w:pPr>
-            <w:r>
-              <w:rPr>
-                <w:rFonts w:ascii="Arial" w:eastAsia="Times New Roman" w:hAnsi="Arial" w:cs="Times New Roman"/>
+            <w:tcW w:w="0" w:type="auto"/>
+            <w:tcMar>
+              <w:top w:w="30" w:type="dxa"/>
+              <w:left w:w="30" w:type="dxa"/>
+              <w:bottom w:w="20" w:type="dxa"/>
+              <w:right w:w="30" w:type="dxa"/>
+            </w:tcMar>
+          </w:tcPr>
+          <w:p>
+            <w:r>
+              <w:rPr>
                 <w:color w:val="FF0000"/>
-                <w:sz w:val="20"/>
-                <w:szCs w:val="24"/>
               </w:rPr>
               <w:t>&lt;149697&gt;</w:t>
             </w:r>
             <w:r>
               <w:rPr>
-                <w:rFonts w:ascii="Arial" w:eastAsia="Times New Roman" w:hAnsi="Arial" w:cs="Times New Roman"/>
                 <w:color w:val="000000"/>
-                <w:sz w:val="20"/>
-                <w:szCs w:val="24"/>
               </w:rPr>
               <w:t>Идентификатор записи</w:t>
             </w:r>
@@ -3432,48 +2516,34 @@
         </w:tc>
         <w:tc>
           <w:tcPr>
-            <w:tcMar>
-              <w:top w:w="30" w:type="dxa"/>
-              <w:left w:w="30" w:type="dxa"/>
-              <w:bottom w:w="20" w:type="dxa"/>
-              <w:right w:w="30" w:type="dxa"/>
-            </w:tcMar>
-          </w:tcPr>
-          <w:p>
-            <w:pPr>
-              <w:ind w:left="0"/>
-              <w:jc w:val="left"/>
-            </w:pPr>
-            <w:r>
-              <w:rPr>
-                <w:rFonts w:ascii="Arial" w:eastAsia="Times New Roman" w:hAnsi="Arial" w:cs="Times New Roman"/>
-                <w:sz w:val="20"/>
-                <w:szCs w:val="24"/>
-              </w:rPr>
+            <w:tcW w:w="0" w:type="auto"/>
+            <w:tcMar>
+              <w:top w:w="30" w:type="dxa"/>
+              <w:left w:w="30" w:type="dxa"/>
+              <w:bottom w:w="20" w:type="dxa"/>
+              <w:right w:w="30" w:type="dxa"/>
+            </w:tcMar>
+          </w:tcPr>
+          <w:p>
+            <w:r>
               <w:t>INT_MAX_EXP.DOC_ID</w:t>
             </w:r>
           </w:p>
         </w:tc>
         <w:tc>
           <w:tcPr>
-            <w:tcMar>
-              <w:top w:w="30" w:type="dxa"/>
-              <w:left w:w="30" w:type="dxa"/>
-              <w:bottom w:w="20" w:type="dxa"/>
-              <w:right w:w="30" w:type="dxa"/>
-            </w:tcMar>
-          </w:tcPr>
-          <w:p>
-            <w:pPr>
-              <w:ind w:left="0"/>
-              <w:jc w:val="left"/>
-            </w:pPr>
-            <w:r>
-              <w:rPr>
-                <w:rFonts w:ascii="Arial" w:eastAsia="Times New Roman" w:hAnsi="Arial" w:cs="Times New Roman"/>
+            <w:tcW w:w="0" w:type="auto"/>
+            <w:tcMar>
+              <w:top w:w="30" w:type="dxa"/>
+              <w:left w:w="30" w:type="dxa"/>
+              <w:bottom w:w="20" w:type="dxa"/>
+              <w:right w:w="30" w:type="dxa"/>
+            </w:tcMar>
+          </w:tcPr>
+          <w:p>
+            <w:r>
+              <w:rPr>
                 <w:color w:val="172B4D"/>
-                <w:sz w:val="20"/>
-                <w:szCs w:val="24"/>
               </w:rPr>
               <w:t>Отображается  INT_MAX_EXP.DOC_ID</w:t>
             </w:r>
@@ -3481,64 +2551,40 @@
         </w:tc>
         <w:tc>
           <w:tcPr>
-            <w:tcMar>
-              <w:top w:w="30" w:type="dxa"/>
-              <w:left w:w="30" w:type="dxa"/>
-              <w:bottom w:w="20" w:type="dxa"/>
-              <w:right w:w="30" w:type="dxa"/>
-            </w:tcMar>
-          </w:tcPr>
-          <w:p>
-            <w:pPr>
-              <w:ind w:left="0"/>
-              <w:jc w:val="left"/>
-            </w:pPr>
-            <w:r>
-              <w:rPr>
-                <w:rFonts w:ascii="Arial" w:eastAsia="Times New Roman" w:hAnsi="Arial" w:cs="Times New Roman"/>
-                <w:sz w:val="20"/>
-                <w:szCs w:val="24"/>
-              </w:rPr>
+            <w:tcW w:w="0" w:type="auto"/>
+            <w:tcMar>
+              <w:top w:w="30" w:type="dxa"/>
+              <w:left w:w="30" w:type="dxa"/>
+              <w:bottom w:w="20" w:type="dxa"/>
+              <w:right w:w="30" w:type="dxa"/>
+            </w:tcMar>
+          </w:tcPr>
+          <w:p>
+            <w:r>
               <w:t>123489222</w:t>
             </w:r>
           </w:p>
         </w:tc>
         <w:tc>
           <w:tcPr>
-            <w:tcMar>
-              <w:top w:w="30" w:type="dxa"/>
-              <w:left w:w="30" w:type="dxa"/>
-              <w:bottom w:w="20" w:type="dxa"/>
-              <w:right w:w="30" w:type="dxa"/>
-            </w:tcMar>
-          </w:tcPr>
-          <w:p>
-            <w:pPr>
-              <w:ind w:left="0"/>
-              <w:jc w:val="left"/>
-            </w:pPr>
-            <w:r>
-              <w:rPr>
-                <w:rFonts w:ascii="Arial" w:eastAsia="Times New Roman" w:hAnsi="Arial" w:cs="Times New Roman"/>
-                <w:sz w:val="20"/>
-                <w:szCs w:val="24"/>
-              </w:rPr>
+            <w:tcW w:w="0" w:type="auto"/>
+            <w:tcMar>
+              <w:top w:w="30" w:type="dxa"/>
+              <w:left w:w="30" w:type="dxa"/>
+              <w:bottom w:w="20" w:type="dxa"/>
+              <w:right w:w="30" w:type="dxa"/>
+            </w:tcMar>
+          </w:tcPr>
+          <w:p>
+            <w:r>
               <w:t>Текстовое поле</w:t>
             </w:r>
             <w:r>
-              <w:rPr>
-                <w:rFonts w:ascii="Arial" w:eastAsia="Times New Roman" w:hAnsi="Arial" w:cs="Times New Roman"/>
-                <w:sz w:val="20"/>
-                <w:szCs w:val="24"/>
-              </w:rPr>
               <w:br/>
             </w:r>
             <w:r>
               <w:rPr>
-                <w:rFonts w:ascii="Arial" w:eastAsia="Times New Roman" w:hAnsi="Arial" w:cs="Times New Roman"/>
                 <w:color w:val="FF0000"/>
-                <w:sz w:val="20"/>
-                <w:szCs w:val="24"/>
               </w:rPr>
               <w:t>&lt;/149697&gt;</w:t>
             </w:r>
@@ -3546,80 +2592,51 @@
         </w:tc>
       </w:tr>
       <w:tr>
-        <w:tblPrEx>
-          <w:tblW w:w="5000" w:type="pct"/>
-          <w:tblLook w:val="0020"/>
-        </w:tblPrEx>
-        <w:tc>
-          <w:tcPr>
-            <w:tcMar>
-              <w:top w:w="30" w:type="dxa"/>
-              <w:left w:w="30" w:type="dxa"/>
-              <w:bottom w:w="20" w:type="dxa"/>
-              <w:right w:w="30" w:type="dxa"/>
-            </w:tcMar>
-          </w:tcPr>
-          <w:p>
-            <w:pPr>
-              <w:ind w:left="0"/>
-              <w:jc w:val="left"/>
-            </w:pPr>
-            <w:r>
-              <w:rPr>
-                <w:rFonts w:ascii="Arial" w:eastAsia="Times New Roman" w:hAnsi="Arial" w:cs="Times New Roman"/>
-                <w:sz w:val="20"/>
-                <w:szCs w:val="24"/>
-              </w:rPr>
+        <w:tc>
+          <w:tcPr>
+            <w:tcW w:w="0" w:type="auto"/>
+            <w:tcMar>
+              <w:top w:w="30" w:type="dxa"/>
+              <w:left w:w="30" w:type="dxa"/>
+              <w:bottom w:w="20" w:type="dxa"/>
+              <w:right w:w="30" w:type="dxa"/>
+            </w:tcMar>
+          </w:tcPr>
+          <w:p>
+            <w:r>
               <w:t>5</w:t>
             </w:r>
           </w:p>
         </w:tc>
         <w:tc>
           <w:tcPr>
-            <w:tcMar>
-              <w:top w:w="30" w:type="dxa"/>
-              <w:left w:w="30" w:type="dxa"/>
-              <w:bottom w:w="20" w:type="dxa"/>
-              <w:right w:w="30" w:type="dxa"/>
-            </w:tcMar>
-          </w:tcPr>
-          <w:p>
-            <w:pPr>
-              <w:ind w:left="0"/>
-              <w:jc w:val="left"/>
-            </w:pPr>
-            <w:r>
-              <w:rPr>
-                <w:rFonts w:ascii="Arial" w:eastAsia="Times New Roman" w:hAnsi="Arial" w:cs="Times New Roman"/>
+            <w:tcW w:w="0" w:type="auto"/>
+            <w:tcMar>
+              <w:top w:w="30" w:type="dxa"/>
+              <w:left w:w="30" w:type="dxa"/>
+              <w:bottom w:w="20" w:type="dxa"/>
+              <w:right w:w="30" w:type="dxa"/>
+            </w:tcMar>
+          </w:tcPr>
+          <w:p>
+            <w:r>
+              <w:rPr>
                 <w:color w:val="FF0000"/>
-                <w:sz w:val="20"/>
-                <w:szCs w:val="24"/>
               </w:rPr>
               <w:t>&lt;149697&gt;</w:t>
             </w:r>
             <w:r>
               <w:rPr>
-                <w:rFonts w:ascii="Arial" w:eastAsia="Times New Roman" w:hAnsi="Arial" w:cs="Times New Roman"/>
                 <w:strike/>
-                <w:sz w:val="20"/>
-                <w:szCs w:val="24"/>
               </w:rPr>
               <w:t>SSID</w:t>
             </w:r>
             <w:r>
-              <w:rPr>
-                <w:rFonts w:ascii="Arial" w:eastAsia="Times New Roman" w:hAnsi="Arial" w:cs="Times New Roman"/>
-                <w:sz w:val="20"/>
-                <w:szCs w:val="24"/>
-              </w:rPr>
               <w:t xml:space="preserve"> </w:t>
             </w:r>
             <w:r>
               <w:rPr>
-                <w:rFonts w:ascii="Arial" w:eastAsia="Times New Roman" w:hAnsi="Arial" w:cs="Times New Roman"/>
                 <w:color w:val="FF0000"/>
-                <w:sz w:val="20"/>
-                <w:szCs w:val="24"/>
               </w:rPr>
               <w:t>&lt;/149697&gt;</w:t>
             </w:r>
@@ -3627,24 +2644,18 @@
         </w:tc>
         <w:tc>
           <w:tcPr>
-            <w:tcMar>
-              <w:top w:w="30" w:type="dxa"/>
-              <w:left w:w="30" w:type="dxa"/>
-              <w:bottom w:w="20" w:type="dxa"/>
-              <w:right w:w="30" w:type="dxa"/>
-            </w:tcMar>
-          </w:tcPr>
-          <w:p>
-            <w:pPr>
-              <w:ind w:left="0"/>
-              <w:jc w:val="left"/>
-            </w:pPr>
-            <w:r>
-              <w:rPr>
-                <w:rFonts w:ascii="Arial" w:eastAsia="Times New Roman" w:hAnsi="Arial" w:cs="Times New Roman"/>
+            <w:tcW w:w="0" w:type="auto"/>
+            <w:tcMar>
+              <w:top w:w="30" w:type="dxa"/>
+              <w:left w:w="30" w:type="dxa"/>
+              <w:bottom w:w="20" w:type="dxa"/>
+              <w:right w:w="30" w:type="dxa"/>
+            </w:tcMar>
+          </w:tcPr>
+          <w:p>
+            <w:r>
+              <w:rPr>
                 <w:strike/>
-                <w:sz w:val="20"/>
-                <w:szCs w:val="24"/>
               </w:rPr>
               <w:t>D_PERSMEDCARD_EXTERNAL.EXTERNAL_OID</w:t>
             </w:r>
@@ -3652,34 +2663,25 @@
         </w:tc>
         <w:tc>
           <w:tcPr>
-            <w:tcMar>
-              <w:top w:w="30" w:type="dxa"/>
-              <w:left w:w="30" w:type="dxa"/>
-              <w:bottom w:w="20" w:type="dxa"/>
-              <w:right w:w="30" w:type="dxa"/>
-            </w:tcMar>
-          </w:tcPr>
-          <w:p>
-            <w:pPr>
-              <w:ind w:left="0"/>
-              <w:jc w:val="left"/>
-            </w:pPr>
-            <w:r>
-              <w:rPr>
-                <w:rFonts w:ascii="Arial" w:eastAsia="Times New Roman" w:hAnsi="Arial" w:cs="Times New Roman"/>
+            <w:tcW w:w="0" w:type="auto"/>
+            <w:tcMar>
+              <w:top w:w="30" w:type="dxa"/>
+              <w:left w:w="30" w:type="dxa"/>
+              <w:bottom w:w="20" w:type="dxa"/>
+              <w:right w:w="30" w:type="dxa"/>
+            </w:tcMar>
+          </w:tcPr>
+          <w:p>
+            <w:r>
+              <w:rPr>
                 <w:strike/>
                 <w:color w:val="172B4D"/>
-                <w:sz w:val="20"/>
-                <w:szCs w:val="24"/>
               </w:rPr>
               <w:t>Отображается </w:t>
             </w:r>
             <w:r>
               <w:rPr>
-                <w:rFonts w:ascii="Arial" w:eastAsia="Times New Roman" w:hAnsi="Arial" w:cs="Times New Roman"/>
                 <w:strike/>
-                <w:sz w:val="20"/>
-                <w:szCs w:val="24"/>
               </w:rPr>
               <w:t>D_PERSMEDCARD_EXTERNAL.EXTERNAL_OID, где:</w:t>
             </w:r>
@@ -3690,15 +2692,10 @@
                 <w:ilvl w:val="0"/>
                 <w:numId w:val="43"/>
               </w:numPr>
-              <w:ind w:left="360"/>
-              <w:jc w:val="left"/>
             </w:pPr>
             <w:r>
               <w:rPr>
-                <w:rFonts w:ascii="Arial" w:eastAsia="Times New Roman" w:hAnsi="Arial" w:cs="Times New Roman"/>
                 <w:strike/>
-                <w:sz w:val="20"/>
-                <w:szCs w:val="24"/>
               </w:rPr>
               <w:t>D_PERSMEDCARD_EXTERNAL.AGENT_ID = D_PERSMEDCARD.AGENT</w:t>
             </w:r>
@@ -3709,25 +2706,18 @@
                 <w:ilvl w:val="0"/>
                 <w:numId w:val="43"/>
               </w:numPr>
-              <w:ind w:left="360"/>
-              <w:jc w:val="left"/>
             </w:pPr>
             <w:r>
               <w:rPr>
-                <w:rFonts w:ascii="Arial" w:eastAsia="Times New Roman" w:hAnsi="Arial" w:cs="Times New Roman"/>
                 <w:strike/>
-                <w:sz w:val="20"/>
-                <w:szCs w:val="24"/>
-              </w:rPr>
+              </w:rPr>
+              <w:lastRenderedPageBreak/>
               <w:t>И D_PERSMEDCARD.ID = </w:t>
             </w:r>
             <w:r>
               <w:rPr>
-                <w:rFonts w:ascii="Arial" w:eastAsia="Times New Roman" w:hAnsi="Arial" w:cs="Times New Roman"/>
                 <w:strike/>
                 <w:color w:val="172B4D"/>
-                <w:sz w:val="20"/>
-                <w:szCs w:val="24"/>
               </w:rPr>
               <w:t>D_DIRECTION_SERVICES.PATIENT</w:t>
             </w:r>
@@ -3738,16 +2728,11 @@
                 <w:ilvl w:val="0"/>
                 <w:numId w:val="43"/>
               </w:numPr>
-              <w:ind w:left="360"/>
-              <w:jc w:val="left"/>
             </w:pPr>
             <w:r>
               <w:rPr>
-                <w:rFonts w:ascii="Arial" w:eastAsia="Times New Roman" w:hAnsi="Arial" w:cs="Times New Roman"/>
                 <w:strike/>
                 <w:color w:val="172B4D"/>
-                <w:sz w:val="20"/>
-                <w:szCs w:val="24"/>
               </w:rPr>
               <w:t>И D_DIRECTION_SERVICES.ID = INT_MAX_EXP.DIRECTION_SERVICES_ID</w:t>
             </w:r>
@@ -3755,233 +2740,155 @@
         </w:tc>
         <w:tc>
           <w:tcPr>
-            <w:tcMar>
-              <w:top w:w="30" w:type="dxa"/>
-              <w:left w:w="30" w:type="dxa"/>
-              <w:bottom w:w="20" w:type="dxa"/>
-              <w:right w:w="30" w:type="dxa"/>
-            </w:tcMar>
-          </w:tcPr>
-          <w:p>
-            <w:pPr>
-              <w:ind w:left="0"/>
-              <w:jc w:val="left"/>
-            </w:pPr>
-            <w:r>
-              <w:rPr>
-                <w:rFonts w:ascii="Arial" w:eastAsia="Times New Roman" w:hAnsi="Arial" w:cs="Times New Roman"/>
+            <w:tcW w:w="0" w:type="auto"/>
+            <w:tcMar>
+              <w:top w:w="30" w:type="dxa"/>
+              <w:left w:w="30" w:type="dxa"/>
+              <w:bottom w:w="20" w:type="dxa"/>
+              <w:right w:w="30" w:type="dxa"/>
+            </w:tcMar>
+          </w:tcPr>
+          <w:p>
+            <w:r>
+              <w:rPr>
                 <w:strike/>
                 <w:color w:val="000000"/>
-                <w:sz w:val="20"/>
-                <w:szCs w:val="24"/>
-              </w:rPr>
-              <w:t>f2e91c81-aa79-3261-bc1a-89aa15b06b8c</w:t>
-            </w:r>
-          </w:p>
-        </w:tc>
-        <w:tc>
-          <w:tcPr>
-            <w:tcMar>
-              <w:top w:w="30" w:type="dxa"/>
-              <w:left w:w="30" w:type="dxa"/>
-              <w:bottom w:w="20" w:type="dxa"/>
-              <w:right w:w="30" w:type="dxa"/>
-            </w:tcMar>
-          </w:tcPr>
-          <w:p>
-            <w:pPr>
-              <w:ind w:left="0"/>
-              <w:jc w:val="left"/>
-            </w:pPr>
-            <w:r>
-              <w:rPr>
-                <w:rFonts w:ascii="Arial" w:eastAsia="Times New Roman" w:hAnsi="Arial" w:cs="Times New Roman"/>
+              </w:rPr>
+              <w:lastRenderedPageBreak/>
+              <w:t>f2e91c81-aa79-3261-bc1a-89aa1</w:t>
+            </w:r>
+            <w:r>
+              <w:rPr>
                 <w:strike/>
-                <w:sz w:val="20"/>
-                <w:szCs w:val="24"/>
-              </w:rPr>
+                <w:color w:val="000000"/>
+              </w:rPr>
+              <w:lastRenderedPageBreak/>
+              <w:t>5b06b8c</w:t>
+            </w:r>
+          </w:p>
+        </w:tc>
+        <w:tc>
+          <w:tcPr>
+            <w:tcW w:w="0" w:type="auto"/>
+            <w:tcMar>
+              <w:top w:w="30" w:type="dxa"/>
+              <w:left w:w="30" w:type="dxa"/>
+              <w:bottom w:w="20" w:type="dxa"/>
+              <w:right w:w="30" w:type="dxa"/>
+            </w:tcMar>
+          </w:tcPr>
+          <w:p>
+            <w:r>
+              <w:rPr>
+                <w:strike/>
+              </w:rPr>
+              <w:lastRenderedPageBreak/>
               <w:t>Текстовое поле</w:t>
             </w:r>
           </w:p>
         </w:tc>
       </w:tr>
       <w:tr>
-        <w:tblPrEx>
-          <w:tblW w:w="5000" w:type="pct"/>
-          <w:tblLook w:val="0020"/>
-        </w:tblPrEx>
-        <w:tc>
-          <w:tcPr>
-            <w:tcMar>
-              <w:top w:w="30" w:type="dxa"/>
-              <w:left w:w="30" w:type="dxa"/>
-              <w:bottom w:w="20" w:type="dxa"/>
-              <w:right w:w="30" w:type="dxa"/>
-            </w:tcMar>
-          </w:tcPr>
-          <w:p>
-            <w:pPr>
-              <w:ind w:left="0"/>
-              <w:jc w:val="left"/>
-            </w:pPr>
-            <w:r>
-              <w:rPr>
-                <w:rFonts w:ascii="Arial" w:eastAsia="Times New Roman" w:hAnsi="Arial" w:cs="Times New Roman"/>
-                <w:sz w:val="20"/>
-                <w:szCs w:val="24"/>
-              </w:rPr>
+        <w:tc>
+          <w:tcPr>
+            <w:tcW w:w="0" w:type="auto"/>
+            <w:tcMar>
+              <w:top w:w="30" w:type="dxa"/>
+              <w:left w:w="30" w:type="dxa"/>
+              <w:bottom w:w="20" w:type="dxa"/>
+              <w:right w:w="30" w:type="dxa"/>
+            </w:tcMar>
+          </w:tcPr>
+          <w:p>
+            <w:r>
               <w:t>6</w:t>
             </w:r>
           </w:p>
         </w:tc>
         <w:tc>
           <w:tcPr>
-            <w:tcMar>
-              <w:top w:w="30" w:type="dxa"/>
-              <w:left w:w="30" w:type="dxa"/>
-              <w:bottom w:w="20" w:type="dxa"/>
-              <w:right w:w="30" w:type="dxa"/>
-            </w:tcMar>
-          </w:tcPr>
-          <w:p>
-            <w:pPr>
-              <w:ind w:left="0"/>
-              <w:jc w:val="left"/>
-            </w:pPr>
-            <w:r>
-              <w:rPr>
-                <w:rFonts w:ascii="Arial" w:eastAsia="Times New Roman" w:hAnsi="Arial" w:cs="Times New Roman"/>
-                <w:sz w:val="20"/>
-                <w:szCs w:val="24"/>
-              </w:rPr>
+            <w:tcW w:w="0" w:type="auto"/>
+            <w:tcMar>
+              <w:top w:w="30" w:type="dxa"/>
+              <w:left w:w="30" w:type="dxa"/>
+              <w:bottom w:w="20" w:type="dxa"/>
+              <w:right w:w="30" w:type="dxa"/>
+            </w:tcMar>
+          </w:tcPr>
+          <w:p>
+            <w:r>
               <w:t>Статус</w:t>
             </w:r>
           </w:p>
         </w:tc>
         <w:tc>
           <w:tcPr>
-            <w:tcMar>
-              <w:top w:w="30" w:type="dxa"/>
-              <w:left w:w="30" w:type="dxa"/>
-              <w:bottom w:w="20" w:type="dxa"/>
-              <w:right w:w="30" w:type="dxa"/>
-            </w:tcMar>
-          </w:tcPr>
-          <w:p>
-            <w:pPr>
-              <w:ind w:left="0"/>
-              <w:jc w:val="left"/>
-            </w:pPr>
-            <w:r>
-              <w:rPr>
-                <w:rFonts w:ascii="Arial" w:eastAsia="Times New Roman" w:hAnsi="Arial" w:cs="Times New Roman"/>
-                <w:sz w:val="20"/>
-                <w:szCs w:val="24"/>
-              </w:rPr>
+            <w:tcW w:w="0" w:type="auto"/>
+            <w:tcMar>
+              <w:top w:w="30" w:type="dxa"/>
+              <w:left w:w="30" w:type="dxa"/>
+              <w:bottom w:w="20" w:type="dxa"/>
+              <w:right w:w="30" w:type="dxa"/>
+            </w:tcMar>
+          </w:tcPr>
+          <w:p>
+            <w:r>
               <w:t>INT_MAX_EXP.STATUS</w:t>
             </w:r>
           </w:p>
         </w:tc>
         <w:tc>
           <w:tcPr>
-            <w:tcMar>
-              <w:top w:w="30" w:type="dxa"/>
-              <w:left w:w="30" w:type="dxa"/>
-              <w:bottom w:w="20" w:type="dxa"/>
-              <w:right w:w="30" w:type="dxa"/>
-            </w:tcMar>
-          </w:tcPr>
-          <w:p>
-            <w:pPr>
-              <w:ind w:left="0"/>
-              <w:jc w:val="left"/>
-            </w:pPr>
-            <w:r>
-              <w:rPr>
-                <w:rFonts w:ascii="Arial" w:eastAsia="Times New Roman" w:hAnsi="Arial" w:cs="Times New Roman"/>
-                <w:sz w:val="20"/>
-                <w:szCs w:val="24"/>
-              </w:rPr>
+            <w:tcW w:w="0" w:type="auto"/>
+            <w:tcMar>
+              <w:top w:w="30" w:type="dxa"/>
+              <w:left w:w="30" w:type="dxa"/>
+              <w:bottom w:w="20" w:type="dxa"/>
+              <w:right w:w="30" w:type="dxa"/>
+            </w:tcMar>
+          </w:tcPr>
+          <w:p>
+            <w:r>
               <w:t>Если INT_MAX_EXP.STATUS = 0, то "Новое"</w:t>
             </w:r>
             <w:r>
-              <w:rPr>
-                <w:rFonts w:ascii="Arial" w:eastAsia="Times New Roman" w:hAnsi="Arial" w:cs="Times New Roman"/>
-                <w:sz w:val="20"/>
-                <w:szCs w:val="24"/>
-              </w:rPr>
               <w:br/>
-            </w:r>
-            <w:r>
-              <w:rPr>
-                <w:rFonts w:ascii="Arial" w:eastAsia="Times New Roman" w:hAnsi="Arial" w:cs="Times New Roman"/>
-                <w:sz w:val="20"/>
-                <w:szCs w:val="24"/>
-              </w:rPr>
               <w:t>Если INT_MAX_EXP.STATUS = 1, то "Отправлено"</w:t>
             </w:r>
             <w:r>
-              <w:rPr>
-                <w:rFonts w:ascii="Arial" w:eastAsia="Times New Roman" w:hAnsi="Arial" w:cs="Times New Roman"/>
-                <w:sz w:val="20"/>
-                <w:szCs w:val="24"/>
-              </w:rPr>
               <w:br/>
-            </w:r>
-            <w:r>
-              <w:rPr>
-                <w:rFonts w:ascii="Arial" w:eastAsia="Times New Roman" w:hAnsi="Arial" w:cs="Times New Roman"/>
-                <w:sz w:val="20"/>
-                <w:szCs w:val="24"/>
-              </w:rPr>
               <w:t>Если INT_MAX_EXP.STATUS = 2, то "Ошибка отправки"</w:t>
             </w:r>
           </w:p>
         </w:tc>
         <w:tc>
           <w:tcPr>
-            <w:tcMar>
-              <w:top w:w="30" w:type="dxa"/>
-              <w:left w:w="30" w:type="dxa"/>
-              <w:bottom w:w="20" w:type="dxa"/>
-              <w:right w:w="30" w:type="dxa"/>
-            </w:tcMar>
-          </w:tcPr>
-          <w:p>
-            <w:pPr>
-              <w:ind w:left="0"/>
-              <w:jc w:val="left"/>
-            </w:pPr>
-            <w:r>
-              <w:rPr>
-                <w:rFonts w:ascii="Arial" w:eastAsia="Times New Roman" w:hAnsi="Arial" w:cs="Times New Roman"/>
-                <w:sz w:val="20"/>
-                <w:szCs w:val="24"/>
-              </w:rPr>
+            <w:tcW w:w="0" w:type="auto"/>
+            <w:tcMar>
+              <w:top w:w="30" w:type="dxa"/>
+              <w:left w:w="30" w:type="dxa"/>
+              <w:bottom w:w="20" w:type="dxa"/>
+              <w:right w:w="30" w:type="dxa"/>
+            </w:tcMar>
+          </w:tcPr>
+          <w:p>
+            <w:r>
               <w:t>Ошибка отправки</w:t>
             </w:r>
           </w:p>
         </w:tc>
         <w:tc>
           <w:tcPr>
-            <w:tcMar>
-              <w:top w:w="30" w:type="dxa"/>
-              <w:left w:w="30" w:type="dxa"/>
-              <w:bottom w:w="20" w:type="dxa"/>
-              <w:right w:w="30" w:type="dxa"/>
-            </w:tcMar>
-          </w:tcPr>
-          <w:p>
-            <w:pPr>
-              <w:ind w:left="0"/>
-              <w:jc w:val="left"/>
-            </w:pPr>
-            <w:r>
-              <w:rPr>
-                <w:rFonts w:ascii="Arial" w:eastAsia="Times New Roman" w:hAnsi="Arial" w:cs="Times New Roman"/>
-                <w:sz w:val="20"/>
-                <w:szCs w:val="24"/>
-              </w:rPr>
+            <w:tcW w:w="0" w:type="auto"/>
+            <w:tcMar>
+              <w:top w:w="30" w:type="dxa"/>
+              <w:left w:w="30" w:type="dxa"/>
+              <w:bottom w:w="20" w:type="dxa"/>
+              <w:right w:w="30" w:type="dxa"/>
+            </w:tcMar>
+          </w:tcPr>
+          <w:p>
+            <w:r>
               <w:t>Выбор из списка:</w:t>
             </w:r>
           </w:p>
@@ -3991,15 +2898,8 @@
                 <w:ilvl w:val="0"/>
                 <w:numId w:val="44"/>
               </w:numPr>
-              <w:ind w:left="360"/>
-              <w:jc w:val="left"/>
             </w:pPr>
             <w:r>
-              <w:rPr>
-                <w:rFonts w:ascii="Arial" w:eastAsia="Times New Roman" w:hAnsi="Arial" w:cs="Times New Roman"/>
-                <w:sz w:val="20"/>
-                <w:szCs w:val="24"/>
-              </w:rPr>
               <w:t>Новое</w:t>
             </w:r>
           </w:p>
@@ -4009,15 +2909,8 @@
                 <w:ilvl w:val="0"/>
                 <w:numId w:val="44"/>
               </w:numPr>
-              <w:ind w:left="360"/>
-              <w:jc w:val="left"/>
             </w:pPr>
             <w:r>
-              <w:rPr>
-                <w:rFonts w:ascii="Arial" w:eastAsia="Times New Roman" w:hAnsi="Arial" w:cs="Times New Roman"/>
-                <w:sz w:val="20"/>
-                <w:szCs w:val="24"/>
-              </w:rPr>
               <w:t>Отправлено</w:t>
             </w:r>
           </w:p>
@@ -4027,101 +2920,63 @@
                 <w:ilvl w:val="0"/>
                 <w:numId w:val="44"/>
               </w:numPr>
-              <w:ind w:left="360"/>
-              <w:jc w:val="left"/>
             </w:pPr>
             <w:r>
-              <w:rPr>
-                <w:rFonts w:ascii="Arial" w:eastAsia="Times New Roman" w:hAnsi="Arial" w:cs="Times New Roman"/>
-                <w:sz w:val="20"/>
-                <w:szCs w:val="24"/>
-              </w:rPr>
               <w:t>Ошибка отправки</w:t>
             </w:r>
           </w:p>
         </w:tc>
       </w:tr>
       <w:tr>
-        <w:tblPrEx>
-          <w:tblW w:w="5000" w:type="pct"/>
-          <w:tblLook w:val="0020"/>
-        </w:tblPrEx>
-        <w:tc>
-          <w:tcPr>
-            <w:tcMar>
-              <w:top w:w="30" w:type="dxa"/>
-              <w:left w:w="30" w:type="dxa"/>
-              <w:bottom w:w="20" w:type="dxa"/>
-              <w:right w:w="30" w:type="dxa"/>
-            </w:tcMar>
-          </w:tcPr>
-          <w:p>
-            <w:pPr>
-              <w:ind w:left="0"/>
-              <w:jc w:val="left"/>
-            </w:pPr>
-            <w:r>
-              <w:rPr>
-                <w:rFonts w:ascii="Arial" w:eastAsia="Times New Roman" w:hAnsi="Arial" w:cs="Times New Roman"/>
-                <w:sz w:val="20"/>
-                <w:szCs w:val="24"/>
-              </w:rPr>
+        <w:tc>
+          <w:tcPr>
+            <w:tcW w:w="0" w:type="auto"/>
+            <w:tcMar>
+              <w:top w:w="30" w:type="dxa"/>
+              <w:left w:w="30" w:type="dxa"/>
+              <w:bottom w:w="20" w:type="dxa"/>
+              <w:right w:w="30" w:type="dxa"/>
+            </w:tcMar>
+          </w:tcPr>
+          <w:p>
+            <w:r>
               <w:t>7</w:t>
             </w:r>
           </w:p>
         </w:tc>
         <w:tc>
           <w:tcPr>
-            <w:tcMar>
-              <w:top w:w="30" w:type="dxa"/>
-              <w:left w:w="30" w:type="dxa"/>
-              <w:bottom w:w="20" w:type="dxa"/>
-              <w:right w:w="30" w:type="dxa"/>
-            </w:tcMar>
-          </w:tcPr>
-          <w:p>
-            <w:pPr>
-              <w:ind w:left="0"/>
-              <w:jc w:val="left"/>
-            </w:pPr>
-            <w:r>
-              <w:rPr>
-                <w:rFonts w:ascii="Arial" w:eastAsia="Times New Roman" w:hAnsi="Arial" w:cs="Times New Roman"/>
-                <w:sz w:val="20"/>
-                <w:szCs w:val="24"/>
-              </w:rPr>
+            <w:tcW w:w="0" w:type="auto"/>
+            <w:tcMar>
+              <w:top w:w="30" w:type="dxa"/>
+              <w:left w:w="30" w:type="dxa"/>
+              <w:bottom w:w="20" w:type="dxa"/>
+              <w:right w:w="30" w:type="dxa"/>
+            </w:tcMar>
+          </w:tcPr>
+          <w:p>
+            <w:r>
               <w:t>Сообщение об ошибке</w:t>
             </w:r>
           </w:p>
         </w:tc>
         <w:tc>
           <w:tcPr>
-            <w:tcMar>
-              <w:top w:w="30" w:type="dxa"/>
-              <w:left w:w="30" w:type="dxa"/>
-              <w:bottom w:w="20" w:type="dxa"/>
-              <w:right w:w="30" w:type="dxa"/>
-            </w:tcMar>
-          </w:tcPr>
-          <w:p>
-            <w:pPr>
-              <w:ind w:left="0"/>
-              <w:jc w:val="left"/>
-            </w:pPr>
-            <w:r>
-              <w:rPr>
-                <w:rFonts w:ascii="Arial" w:eastAsia="Times New Roman" w:hAnsi="Arial" w:cs="Times New Roman"/>
-                <w:sz w:val="20"/>
-                <w:szCs w:val="24"/>
-              </w:rPr>
+            <w:tcW w:w="0" w:type="auto"/>
+            <w:tcMar>
+              <w:top w:w="30" w:type="dxa"/>
+              <w:left w:w="30" w:type="dxa"/>
+              <w:bottom w:w="20" w:type="dxa"/>
+              <w:right w:w="30" w:type="dxa"/>
+            </w:tcMar>
+          </w:tcPr>
+          <w:p>
+            <w:r>
               <w:t>INT_MAX_EXP.ERROR_</w:t>
             </w:r>
             <w:r>
               <w:rPr>
-                <w:rFonts w:ascii="Arial" w:eastAsia="Times New Roman" w:hAnsi="Arial" w:cs="Times New Roman"/>
                 <w:color w:val="172B4D"/>
-                <w:sz w:val="20"/>
-                <w:szCs w:val="24"/>
               </w:rPr>
               <w:t>MSG</w:t>
             </w:r>
@@ -4129,24 +2984,18 @@
         </w:tc>
         <w:tc>
           <w:tcPr>
-            <w:tcMar>
-              <w:top w:w="30" w:type="dxa"/>
-              <w:left w:w="30" w:type="dxa"/>
-              <w:bottom w:w="20" w:type="dxa"/>
-              <w:right w:w="30" w:type="dxa"/>
-            </w:tcMar>
-          </w:tcPr>
-          <w:p>
-            <w:pPr>
-              <w:ind w:left="0"/>
-              <w:jc w:val="left"/>
-            </w:pPr>
-            <w:r>
-              <w:rPr>
-                <w:rFonts w:ascii="Arial" w:eastAsia="Times New Roman" w:hAnsi="Arial" w:cs="Times New Roman"/>
+            <w:tcW w:w="0" w:type="auto"/>
+            <w:tcMar>
+              <w:top w:w="30" w:type="dxa"/>
+              <w:left w:w="30" w:type="dxa"/>
+              <w:bottom w:w="20" w:type="dxa"/>
+              <w:right w:w="30" w:type="dxa"/>
+            </w:tcMar>
+          </w:tcPr>
+          <w:p>
+            <w:r>
+              <w:rPr>
                 <w:color w:val="172B4D"/>
-                <w:sz w:val="20"/>
-                <w:szCs w:val="24"/>
               </w:rPr>
               <w:t>Отображается  INT_MAX_EXP.ERROR_MSG</w:t>
             </w:r>
@@ -4154,48 +3003,32 @@
         </w:tc>
         <w:tc>
           <w:tcPr>
-            <w:tcMar>
-              <w:top w:w="30" w:type="dxa"/>
-              <w:left w:w="30" w:type="dxa"/>
-              <w:bottom w:w="20" w:type="dxa"/>
-              <w:right w:w="30" w:type="dxa"/>
-            </w:tcMar>
-          </w:tcPr>
-          <w:p>
-            <w:pPr>
-              <w:ind w:left="0"/>
-              <w:jc w:val="left"/>
-            </w:pPr>
-            <w:r>
-              <w:rPr>
-                <w:rFonts w:ascii="Arial" w:eastAsia="Times New Roman" w:hAnsi="Arial" w:cs="Times New Roman"/>
-                <w:sz w:val="20"/>
-                <w:szCs w:val="24"/>
-              </w:rPr>
+            <w:tcW w:w="0" w:type="auto"/>
+            <w:tcMar>
+              <w:top w:w="30" w:type="dxa"/>
+              <w:left w:w="30" w:type="dxa"/>
+              <w:bottom w:w="20" w:type="dxa"/>
+              <w:right w:w="30" w:type="dxa"/>
+            </w:tcMar>
+          </w:tcPr>
+          <w:p>
+            <w:r>
               <w:t>Сервер недоступен</w:t>
             </w:r>
           </w:p>
         </w:tc>
         <w:tc>
           <w:tcPr>
-            <w:tcMar>
-              <w:top w:w="30" w:type="dxa"/>
-              <w:left w:w="30" w:type="dxa"/>
-              <w:bottom w:w="20" w:type="dxa"/>
-              <w:right w:w="30" w:type="dxa"/>
-            </w:tcMar>
-          </w:tcPr>
-          <w:p>
-            <w:pPr>
-              <w:ind w:left="0"/>
-              <w:jc w:val="left"/>
-            </w:pPr>
-            <w:r>
-              <w:rPr>
-                <w:rFonts w:ascii="Arial" w:eastAsia="Times New Roman" w:hAnsi="Arial" w:cs="Times New Roman"/>
-                <w:sz w:val="20"/>
-                <w:szCs w:val="24"/>
-              </w:rPr>
+            <w:tcW w:w="0" w:type="auto"/>
+            <w:tcMar>
+              <w:top w:w="30" w:type="dxa"/>
+              <w:left w:w="30" w:type="dxa"/>
+              <w:bottom w:w="20" w:type="dxa"/>
+              <w:right w:w="30" w:type="dxa"/>
+            </w:tcMar>
+          </w:tcPr>
+          <w:p>
+            <w:r>
               <w:t>Текстовое поле</w:t>
             </w:r>
           </w:p>
@@ -4204,7 +3037,7 @@
     </w:tbl>
     <w:p>
       <w:pPr>
-        <w:pStyle w:val="Heading2"/>
+        <w:pStyle w:val="2"/>
       </w:pPr>
       <w:bookmarkStart w:id="6" w:name="scroll-bookmark-6"/>
       <w:r>
@@ -4332,19 +3165,14 @@
           <w:color w:val="003366"/>
         </w:rPr>
         <w:br/>
-      </w:r>
-      <w:r>
-        <w:rPr>
-          <w:color w:val="003366"/>
-        </w:rPr>
         <w:t>Отсутствуют</w:t>
       </w:r>
     </w:p>
     <w:p/>
     <w:p/>
     <w:sectPr>
-      <w:headerReference w:type="default" r:id="rId12"/>
-      <w:footerReference w:type="default" r:id="rId13"/>
+      <w:headerReference w:type="default" r:id="rId18"/>
+      <w:footerReference w:type="default" r:id="rId19"/>
       <w:pgSz w:w="11899" w:h="16838"/>
       <w:pgMar w:top="1440" w:right="1701" w:bottom="1440" w:left="1701" w:header="709" w:footer="709" w:gutter="0"/>
       <w:cols w:space="708"/>
@@ -4354,11 +3182,36 @@
 </w:document>
 </file>
 
+<file path=word/endnotes.xml><?xml version="1.0" encoding="utf-8"?>
+<w:endnotes xmlns:wpc="http://schemas.microsoft.com/office/word/2010/wordprocessingCanvas" xmlns:cx="http://schemas.microsoft.com/office/drawing/2014/chartex" xmlns:cx1="http://schemas.microsoft.com/office/drawing/2015/9/8/chartex" xmlns:cx2="http://schemas.microsoft.com/office/drawing/2015/10/21/chartex" xmlns:cx3="http://schemas.microsoft.com/office/drawing/2016/5/9/chartex" xmlns:cx4="http://schemas.microsoft.com/office/drawing/2016/5/10/chartex" xmlns:cx5="http://schemas.microsoft.com/office/drawing/2016/5/11/chartex" xmlns:cx6="http://schemas.microsoft.com/office/drawing/2016/5/12/chartex" xmlns:cx7="http://schemas.microsoft.com/office/drawing/2016/5/13/chartex" xmlns:cx8="http://schemas.microsoft.com/office/drawing/2016/5/14/chartex" xmlns:mc="http://schemas.openxmlformats.org/markup-compatibility/2006" xmlns:aink="http://schemas.microsoft.com/office/drawing/2016/ink" xmlns:am3d="http://schemas.microsoft.com/office/drawing/2017/model3d" xmlns:o="urn:schemas-microsoft-com:office:office" xmlns:oel="http://schemas.microsoft.com/office/2019/extlst" xmlns:r="http://schemas.openxmlformats.org/officeDocument/2006/relationships" xmlns:m="http://schemas.openxmlformats.org/officeDocument/2006/math" xmlns:v="urn:schemas-microsoft-com:vml" xmlns:wp14="http://schemas.microsoft.com/office/word/2010/wordprocessingDrawing" xmlns:wp="http://schemas.openxmlformats.org/drawingml/2006/wordprocessingDrawing" xmlns:w10="urn:schemas-microsoft-com:office:word" xmlns:w="http://schemas.openxmlformats.org/wordprocessingml/2006/main" xmlns:w14="http://schemas.microsoft.com/office/word/2010/wordml" xmlns:w15="http://schemas.microsoft.com/office/word/2012/wordml" xmlns:w16cex="http://schemas.microsoft.com/office/word/2018/wordml/cex" xmlns:w16cid="http://schemas.microsoft.com/office/word/2016/wordml/cid" xmlns:w16="http://schemas.microsoft.com/office/word/2018/wordml" xmlns:w16du="http://schemas.microsoft.com/office/word/2023/wordml/word16du" xmlns:w16sdtdh="http://schemas.microsoft.com/office/word/2020/wordml/sdtdatahash" xmlns:w16sdtfl="http://schemas.microsoft.com/office/word/2024/wordml/sdtformatlock" xmlns:w16se="http://schemas.microsoft.com/office/word/2015/wordml/symex" xmlns:wpg="http://schemas.microsoft.com/office/word/2010/wordprocessingGroup" xmlns:wpi="http://schemas.microsoft.com/office/word/2010/wordprocessingInk" xmlns:wne="http://schemas.microsoft.com/office/word/2006/wordml" xmlns:wps="http://schemas.microsoft.com/office/word/2010/wordprocessingShape" mc:Ignorable="w14 w15 w16se w16cid w16 w16cex w16sdtdh w16sdtfl w16du wp14">
+  <w:endnote w:type="separator" w:id="-1">
+    <w:p>
+      <w:pPr>
+        <w:spacing w:after="0"/>
+      </w:pPr>
+      <w:r>
+        <w:separator/>
+      </w:r>
+    </w:p>
+  </w:endnote>
+  <w:endnote w:type="continuationSeparator" w:id="0">
+    <w:p>
+      <w:pPr>
+        <w:spacing w:after="0"/>
+      </w:pPr>
+      <w:r>
+        <w:continuationSeparator/>
+      </w:r>
+    </w:p>
+  </w:endnote>
+</w:endnotes>
+</file>
+
 <file path=word/footer1.xml><?xml version="1.0" encoding="utf-8"?>
-<w:ftr xmlns:wpc="http://schemas.microsoft.com/office/word/2010/wordprocessingCanvas" xmlns:cx="http://schemas.microsoft.com/office/drawing/2014/chartex" xmlns:cx1="http://schemas.microsoft.com/office/drawing/2015/9/8/chartex" xmlns:cx2="http://schemas.microsoft.com/office/drawing/2015/10/21/chartex" xmlns:cx3="http://schemas.microsoft.com/office/drawing/2016/5/9/chartex" xmlns:cx4="http://schemas.microsoft.com/office/drawing/2016/5/10/chartex" xmlns:cx5="http://schemas.microsoft.com/office/drawing/2016/5/11/chartex" xmlns:mc="http://schemas.openxmlformats.org/markup-compatibility/2006" xmlns:o="urn:schemas-microsoft-com:office:office" xmlns:r="http://schemas.openxmlformats.org/officeDocument/2006/relationships" xmlns:m="http://schemas.openxmlformats.org/officeDocument/2006/math" xmlns:v="urn:schemas-microsoft-com:vml" xmlns:wp14="http://schemas.microsoft.com/office/word/2010/wordprocessingDrawing" xmlns:wp="http://schemas.openxmlformats.org/drawingml/2006/wordprocessingDrawing" xmlns:w10="urn:schemas-microsoft-com:office:word" xmlns:w="http://schemas.openxmlformats.org/wordprocessingml/2006/main" xmlns:w14="http://schemas.microsoft.com/office/word/2010/wordml" xmlns:w15="http://schemas.microsoft.com/office/word/2012/wordml" xmlns:wne="http://schemas.microsoft.com/office/word/2006/wordml" xmlns:wpg="http://schemas.microsoft.com/office/word/2010/wordprocessingGroup" xmlns:wpi="http://schemas.microsoft.com/office/word/2010/wordprocessingInk" xmlns:wps="http://schemas.microsoft.com/office/word/2010/wordprocessingShape" mc:Ignorable="w14 w15 wp14">
+<w:ftr xmlns:wpc="http://schemas.microsoft.com/office/word/2010/wordprocessingCanvas" xmlns:cx="http://schemas.microsoft.com/office/drawing/2014/chartex" xmlns:cx1="http://schemas.microsoft.com/office/drawing/2015/9/8/chartex" xmlns:cx2="http://schemas.microsoft.com/office/drawing/2015/10/21/chartex" xmlns:cx3="http://schemas.microsoft.com/office/drawing/2016/5/9/chartex" xmlns:cx4="http://schemas.microsoft.com/office/drawing/2016/5/10/chartex" xmlns:cx5="http://schemas.microsoft.com/office/drawing/2016/5/11/chartex" xmlns:cx6="http://schemas.microsoft.com/office/drawing/2016/5/12/chartex" xmlns:cx7="http://schemas.microsoft.com/office/drawing/2016/5/13/chartex" xmlns:cx8="http://schemas.microsoft.com/office/drawing/2016/5/14/chartex" xmlns:mc="http://schemas.openxmlformats.org/markup-compatibility/2006" xmlns:aink="http://schemas.microsoft.com/office/drawing/2016/ink" xmlns:am3d="http://schemas.microsoft.com/office/drawing/2017/model3d" xmlns:o="urn:schemas-microsoft-com:office:office" xmlns:oel="http://schemas.microsoft.com/office/2019/extlst" xmlns:r="http://schemas.openxmlformats.org/officeDocument/2006/relationships" xmlns:m="http://schemas.openxmlformats.org/officeDocument/2006/math" xmlns:v="urn:schemas-microsoft-com:vml" xmlns:wp14="http://schemas.microsoft.com/office/word/2010/wordprocessingDrawing" xmlns:wp="http://schemas.openxmlformats.org/drawingml/2006/wordprocessingDrawing" xmlns:w10="urn:schemas-microsoft-com:office:word" xmlns:w="http://schemas.openxmlformats.org/wordprocessingml/2006/main" xmlns:w14="http://schemas.microsoft.com/office/word/2010/wordml" xmlns:w15="http://schemas.microsoft.com/office/word/2012/wordml" xmlns:w16cex="http://schemas.microsoft.com/office/word/2018/wordml/cex" xmlns:w16cid="http://schemas.microsoft.com/office/word/2016/wordml/cid" xmlns:w16="http://schemas.microsoft.com/office/word/2018/wordml" xmlns:w16du="http://schemas.microsoft.com/office/word/2023/wordml/word16du" xmlns:w16sdtdh="http://schemas.microsoft.com/office/word/2020/wordml/sdtdatahash" xmlns:w16sdtfl="http://schemas.microsoft.com/office/word/2024/wordml/sdtformatlock" xmlns:w16se="http://schemas.microsoft.com/office/word/2015/wordml/symex" xmlns:wpg="http://schemas.microsoft.com/office/word/2010/wordprocessingGroup" xmlns:wpi="http://schemas.microsoft.com/office/word/2010/wordprocessingInk" xmlns:wne="http://schemas.microsoft.com/office/word/2006/wordml" xmlns:wps="http://schemas.microsoft.com/office/word/2010/wordprocessingShape" mc:Ignorable="w14 w15 w16se w16cid w16 w16cex w16sdtdh w16sdtfl w16du wp14">
   <w:p>
     <w:pPr>
-      <w:pStyle w:val="Footer"/>
+      <w:pStyle w:val="a8"/>
     </w:pPr>
     <w:r>
       <w:fldChar w:fldCharType="begin"/>
@@ -4382,11 +3235,36 @@
 </w:ftr>
 </file>
 
+<file path=word/footnotes.xml><?xml version="1.0" encoding="utf-8"?>
+<w:footnotes xmlns:wpc="http://schemas.microsoft.com/office/word/2010/wordprocessingCanvas" xmlns:cx="http://schemas.microsoft.com/office/drawing/2014/chartex" xmlns:cx1="http://schemas.microsoft.com/office/drawing/2015/9/8/chartex" xmlns:cx2="http://schemas.microsoft.com/office/drawing/2015/10/21/chartex" xmlns:cx3="http://schemas.microsoft.com/office/drawing/2016/5/9/chartex" xmlns:cx4="http://schemas.microsoft.com/office/drawing/2016/5/10/chartex" xmlns:cx5="http://schemas.microsoft.com/office/drawing/2016/5/11/chartex" xmlns:cx6="http://schemas.microsoft.com/office/drawing/2016/5/12/chartex" xmlns:cx7="http://schemas.microsoft.com/office/drawing/2016/5/13/chartex" xmlns:cx8="http://schemas.microsoft.com/office/drawing/2016/5/14/chartex" xmlns:mc="http://schemas.openxmlformats.org/markup-compatibility/2006" xmlns:aink="http://schemas.microsoft.com/office/drawing/2016/ink" xmlns:am3d="http://schemas.microsoft.com/office/drawing/2017/model3d" xmlns:o="urn:schemas-microsoft-com:office:office" xmlns:oel="http://schemas.microsoft.com/office/2019/extlst" xmlns:r="http://schemas.openxmlformats.org/officeDocument/2006/relationships" xmlns:m="http://schemas.openxmlformats.org/officeDocument/2006/math" xmlns:v="urn:schemas-microsoft-com:vml" xmlns:wp14="http://schemas.microsoft.com/office/word/2010/wordprocessingDrawing" xmlns:wp="http://schemas.openxmlformats.org/drawingml/2006/wordprocessingDrawing" xmlns:w10="urn:schemas-microsoft-com:office:word" xmlns:w="http://schemas.openxmlformats.org/wordprocessingml/2006/main" xmlns:w14="http://schemas.microsoft.com/office/word/2010/wordml" xmlns:w15="http://schemas.microsoft.com/office/word/2012/wordml" xmlns:w16cex="http://schemas.microsoft.com/office/word/2018/wordml/cex" xmlns:w16cid="http://schemas.microsoft.com/office/word/2016/wordml/cid" xmlns:w16="http://schemas.microsoft.com/office/word/2018/wordml" xmlns:w16du="http://schemas.microsoft.com/office/word/2023/wordml/word16du" xmlns:w16sdtdh="http://schemas.microsoft.com/office/word/2020/wordml/sdtdatahash" xmlns:w16sdtfl="http://schemas.microsoft.com/office/word/2024/wordml/sdtformatlock" xmlns:w16se="http://schemas.microsoft.com/office/word/2015/wordml/symex" xmlns:wpg="http://schemas.microsoft.com/office/word/2010/wordprocessingGroup" xmlns:wpi="http://schemas.microsoft.com/office/word/2010/wordprocessingInk" xmlns:wne="http://schemas.microsoft.com/office/word/2006/wordml" xmlns:wps="http://schemas.microsoft.com/office/word/2010/wordprocessingShape" mc:Ignorable="w14 w15 w16se w16cid w16 w16cex w16sdtdh w16sdtfl w16du wp14">
+  <w:footnote w:type="separator" w:id="-1">
+    <w:p>
+      <w:pPr>
+        <w:spacing w:after="0"/>
+      </w:pPr>
+      <w:r>
+        <w:separator/>
+      </w:r>
+    </w:p>
+  </w:footnote>
+  <w:footnote w:type="continuationSeparator" w:id="0">
+    <w:p>
+      <w:pPr>
+        <w:spacing w:after="0"/>
+      </w:pPr>
+      <w:r>
+        <w:continuationSeparator/>
+      </w:r>
+    </w:p>
+  </w:footnote>
+</w:footnotes>
+</file>
+
 <file path=word/header1.xml><?xml version="1.0" encoding="utf-8"?>
-<w:hdr xmlns:wpc="http://schemas.microsoft.com/office/word/2010/wordprocessingCanvas" xmlns:cx="http://schemas.microsoft.com/office/drawing/2014/chartex" xmlns:cx1="http://schemas.microsoft.com/office/drawing/2015/9/8/chartex" xmlns:cx2="http://schemas.microsoft.com/office/drawing/2015/10/21/chartex" xmlns:cx3="http://schemas.microsoft.com/office/drawing/2016/5/9/chartex" xmlns:cx4="http://schemas.microsoft.com/office/drawing/2016/5/10/chartex" xmlns:cx5="http://schemas.microsoft.com/office/drawing/2016/5/11/chartex" xmlns:mc="http://schemas.openxmlformats.org/markup-compatibility/2006" xmlns:o="urn:schemas-microsoft-com:office:office" xmlns:r="http://schemas.openxmlformats.org/officeDocument/2006/relationships" xmlns:m="http://schemas.openxmlformats.org/officeDocument/2006/math" xmlns:v="urn:schemas-microsoft-com:vml" xmlns:wp14="http://schemas.microsoft.com/office/word/2010/wordprocessingDrawing" xmlns:wp="http://schemas.openxmlformats.org/drawingml/2006/wordprocessingDrawing" xmlns:w10="urn:schemas-microsoft-com:office:word" xmlns:w="http://schemas.openxmlformats.org/wordprocessingml/2006/main" xmlns:w14="http://schemas.microsoft.com/office/word/2010/wordml" xmlns:w15="http://schemas.microsoft.com/office/word/2012/wordml" xmlns:wne="http://schemas.microsoft.com/office/word/2006/wordml" xmlns:wpg="http://schemas.microsoft.com/office/word/2010/wordprocessingGroup" xmlns:wpi="http://schemas.microsoft.com/office/word/2010/wordprocessingInk" xmlns:wps="http://schemas.microsoft.com/office/word/2010/wordprocessingShape" mc:Ignorable="w14 w15 wp14">
+<w:hdr xmlns:wpc="http://schemas.microsoft.com/office/word/2010/wordprocessingCanvas" xmlns:cx="http://schemas.microsoft.com/office/drawing/2014/chartex" xmlns:cx1="http://schemas.microsoft.com/office/drawing/2015/9/8/chartex" xmlns:cx2="http://schemas.microsoft.com/office/drawing/2015/10/21/chartex" xmlns:cx3="http://schemas.microsoft.com/office/drawing/2016/5/9/chartex" xmlns:cx4="http://schemas.microsoft.com/office/drawing/2016/5/10/chartex" xmlns:cx5="http://schemas.microsoft.com/office/drawing/2016/5/11/chartex" xmlns:cx6="http://schemas.microsoft.com/office/drawing/2016/5/12/chartex" xmlns:cx7="http://schemas.microsoft.com/office/drawing/2016/5/13/chartex" xmlns:cx8="http://schemas.microsoft.com/office/drawing/2016/5/14/chartex" xmlns:mc="http://schemas.openxmlformats.org/markup-compatibility/2006" xmlns:aink="http://schemas.microsoft.com/office/drawing/2016/ink" xmlns:am3d="http://schemas.microsoft.com/office/drawing/2017/model3d" xmlns:o="urn:schemas-microsoft-com:office:office" xmlns:oel="http://schemas.microsoft.com/office/2019/extlst" xmlns:r="http://schemas.openxmlformats.org/officeDocument/2006/relationships" xmlns:m="http://schemas.openxmlformats.org/officeDocument/2006/math" xmlns:v="urn:schemas-microsoft-com:vml" xmlns:wp14="http://schemas.microsoft.com/office/word/2010/wordprocessingDrawing" xmlns:wp="http://schemas.openxmlformats.org/drawingml/2006/wordprocessingDrawing" xmlns:w10="urn:schemas-microsoft-com:office:word" xmlns:w="http://schemas.openxmlformats.org/wordprocessingml/2006/main" xmlns:w14="http://schemas.microsoft.com/office/word/2010/wordml" xmlns:w15="http://schemas.microsoft.com/office/word/2012/wordml" xmlns:w16cex="http://schemas.microsoft.com/office/word/2018/wordml/cex" xmlns:w16cid="http://schemas.microsoft.com/office/word/2016/wordml/cid" xmlns:w16="http://schemas.microsoft.com/office/word/2018/wordml" xmlns:w16du="http://schemas.microsoft.com/office/word/2023/wordml/word16du" xmlns:w16sdtdh="http://schemas.microsoft.com/office/word/2020/wordml/sdtdatahash" xmlns:w16sdtfl="http://schemas.microsoft.com/office/word/2024/wordml/sdtformatlock" xmlns:w16se="http://schemas.microsoft.com/office/word/2015/wordml/symex" xmlns:wpg="http://schemas.microsoft.com/office/word/2010/wordprocessingGroup" xmlns:wpi="http://schemas.microsoft.com/office/word/2010/wordprocessingInk" xmlns:wne="http://schemas.microsoft.com/office/word/2006/wordml" xmlns:wps="http://schemas.microsoft.com/office/word/2010/wordprocessingShape" mc:Ignorable="w14 w15 w16se w16cid w16 w16cex w16sdtdh w16sdtfl w16du wp14">
   <w:p>
     <w:pPr>
-      <w:pStyle w:val="Header"/>
+      <w:pStyle w:val="a6"/>
       <w:jc w:val="right"/>
       <w:rPr>
         <w:sz w:val="18"/>
@@ -4405,14 +3283,15 @@
 </file>
 
 <file path=word/numbering.xml><?xml version="1.0" encoding="utf-8"?>
-<w:numbering xmlns:wpc="http://schemas.microsoft.com/office/word/2010/wordprocessingCanvas" xmlns:cx="http://schemas.microsoft.com/office/drawing/2014/chartex" xmlns:cx1="http://schemas.microsoft.com/office/drawing/2015/9/8/chartex" xmlns:cx2="http://schemas.microsoft.com/office/drawing/2015/10/21/chartex" xmlns:cx3="http://schemas.microsoft.com/office/drawing/2016/5/9/chartex" xmlns:cx4="http://schemas.microsoft.com/office/drawing/2016/5/10/chartex" xmlns:cx5="http://schemas.microsoft.com/office/drawing/2016/5/11/chartex" xmlns:mc="http://schemas.openxmlformats.org/markup-compatibility/2006" xmlns:o="urn:schemas-microsoft-com:office:office" xmlns:r="http://schemas.openxmlformats.org/officeDocument/2006/relationships" xmlns:m="http://schemas.openxmlformats.org/officeDocument/2006/math" xmlns:v="urn:schemas-microsoft-com:vml" xmlns:wp14="http://schemas.microsoft.com/office/word/2010/wordprocessingDrawing" xmlns:wp="http://schemas.openxmlformats.org/drawingml/2006/wordprocessingDrawing" xmlns:w10="urn:schemas-microsoft-com:office:word" xmlns:w="http://schemas.openxmlformats.org/wordprocessingml/2006/main" xmlns:w14="http://schemas.microsoft.com/office/word/2010/wordml" xmlns:w15="http://schemas.microsoft.com/office/word/2012/wordml" xmlns:wne="http://schemas.microsoft.com/office/word/2006/wordml" xmlns:wpg="http://schemas.microsoft.com/office/word/2010/wordprocessingGroup" xmlns:wpi="http://schemas.microsoft.com/office/word/2010/wordprocessingInk" xmlns:wps="http://schemas.microsoft.com/office/word/2010/wordprocessingShape" mc:Ignorable="w14 w15 wp14">
-  <w:abstractNum w:abstractNumId="0">
+<w:numbering xmlns:wpc="http://schemas.microsoft.com/office/word/2010/wordprocessingCanvas" xmlns:cx="http://schemas.microsoft.com/office/drawing/2014/chartex" xmlns:cx1="http://schemas.microsoft.com/office/drawing/2015/9/8/chartex" xmlns:cx2="http://schemas.microsoft.com/office/drawing/2015/10/21/chartex" xmlns:cx3="http://schemas.microsoft.com/office/drawing/2016/5/9/chartex" xmlns:cx4="http://schemas.microsoft.com/office/drawing/2016/5/10/chartex" xmlns:cx5="http://schemas.microsoft.com/office/drawing/2016/5/11/chartex" xmlns:cx6="http://schemas.microsoft.com/office/drawing/2016/5/12/chartex" xmlns:cx7="http://schemas.microsoft.com/office/drawing/2016/5/13/chartex" xmlns:cx8="http://schemas.microsoft.com/office/drawing/2016/5/14/chartex" xmlns:mc="http://schemas.openxmlformats.org/markup-compatibility/2006" xmlns:aink="http://schemas.microsoft.com/office/drawing/2016/ink" xmlns:am3d="http://schemas.microsoft.com/office/drawing/2017/model3d" xmlns:o="urn:schemas-microsoft-com:office:office" xmlns:oel="http://schemas.microsoft.com/office/2019/extlst" xmlns:r="http://schemas.openxmlformats.org/officeDocument/2006/relationships" xmlns:m="http://schemas.openxmlformats.org/officeDocument/2006/math" xmlns:v="urn:schemas-microsoft-com:vml" xmlns:wp14="http://schemas.microsoft.com/office/word/2010/wordprocessingDrawing" xmlns:wp="http://schemas.openxmlformats.org/drawingml/2006/wordprocessingDrawing" xmlns:w10="urn:schemas-microsoft-com:office:word" xmlns:w="http://schemas.openxmlformats.org/wordprocessingml/2006/main" xmlns:w14="http://schemas.microsoft.com/office/word/2010/wordml" xmlns:w15="http://schemas.microsoft.com/office/word/2012/wordml" xmlns:w16cex="http://schemas.microsoft.com/office/word/2018/wordml/cex" xmlns:w16cid="http://schemas.microsoft.com/office/word/2016/wordml/cid" xmlns:w16="http://schemas.microsoft.com/office/word/2018/wordml" xmlns:w16du="http://schemas.microsoft.com/office/word/2023/wordml/word16du" xmlns:w16sdtdh="http://schemas.microsoft.com/office/word/2020/wordml/sdtdatahash" xmlns:w16sdtfl="http://schemas.microsoft.com/office/word/2024/wordml/sdtformatlock" xmlns:w16se="http://schemas.microsoft.com/office/word/2015/wordml/symex" xmlns:wpg="http://schemas.microsoft.com/office/word/2010/wordprocessingGroup" xmlns:wpi="http://schemas.microsoft.com/office/word/2010/wordprocessingInk" xmlns:wne="http://schemas.microsoft.com/office/word/2006/wordml" xmlns:wps="http://schemas.microsoft.com/office/word/2010/wordprocessingShape" mc:Ignorable="w14 w15 w16se w16cid w16 w16cex w16sdtdh w16sdtfl w16du wp14">
+  <w:abstractNum w:abstractNumId="0" w15:restartNumberingAfterBreak="0">
     <w:nsid w:val="FFFFFF1D"/>
     <w:multiLevelType w:val="multilevel"/>
     <w:tmpl w:val="2612DC70"/>
     <w:lvl w:ilvl="0">
       <w:start w:val="1"/>
       <w:numFmt w:val="bullet"/>
+      <w:lvlText w:val=""/>
       <w:lvlJc w:val="left"/>
       <w:pPr>
         <w:tabs>
@@ -4545,7 +3424,7 @@
       </w:rPr>
     </w:lvl>
   </w:abstractNum>
-  <w:abstractNum w:abstractNumId="1">
+  <w:abstractNum w:abstractNumId="1" w15:restartNumberingAfterBreak="0">
     <w:nsid w:val="FFFFFF7C"/>
     <w:multiLevelType w:val="singleLevel"/>
     <w:tmpl w:val="3968D590"/>
@@ -4562,7 +3441,7 @@
       </w:pPr>
     </w:lvl>
   </w:abstractNum>
-  <w:abstractNum w:abstractNumId="2">
+  <w:abstractNum w:abstractNumId="2" w15:restartNumberingAfterBreak="0">
     <w:nsid w:val="FFFFFF7D"/>
     <w:multiLevelType w:val="singleLevel"/>
     <w:tmpl w:val="B2FE29E4"/>
@@ -4579,7 +3458,7 @@
       </w:pPr>
     </w:lvl>
   </w:abstractNum>
-  <w:abstractNum w:abstractNumId="3">
+  <w:abstractNum w:abstractNumId="3" w15:restartNumberingAfterBreak="0">
     <w:nsid w:val="FFFFFF7E"/>
     <w:multiLevelType w:val="singleLevel"/>
     <w:tmpl w:val="5ABE7D4A"/>
@@ -4596,7 +3475,7 @@
       </w:pPr>
     </w:lvl>
   </w:abstractNum>
-  <w:abstractNum w:abstractNumId="4">
+  <w:abstractNum w:abstractNumId="4" w15:restartNumberingAfterBreak="0">
     <w:nsid w:val="FFFFFF7F"/>
     <w:multiLevelType w:val="singleLevel"/>
     <w:tmpl w:val="E062A172"/>
@@ -4613,7 +3492,7 @@
       </w:pPr>
     </w:lvl>
   </w:abstractNum>
-  <w:abstractNum w:abstractNumId="5">
+  <w:abstractNum w:abstractNumId="5" w15:restartNumberingAfterBreak="0">
     <w:nsid w:val="FFFFFF80"/>
     <w:multiLevelType w:val="singleLevel"/>
     <w:tmpl w:val="39827C6A"/>
@@ -4633,7 +3512,7 @@
       </w:rPr>
     </w:lvl>
   </w:abstractNum>
-  <w:abstractNum w:abstractNumId="6">
+  <w:abstractNum w:abstractNumId="6" w15:restartNumberingAfterBreak="0">
     <w:nsid w:val="FFFFFF81"/>
     <w:multiLevelType w:val="singleLevel"/>
     <w:tmpl w:val="5262DB60"/>
@@ -4653,7 +3532,7 @@
       </w:rPr>
     </w:lvl>
   </w:abstractNum>
-  <w:abstractNum w:abstractNumId="7">
+  <w:abstractNum w:abstractNumId="7" w15:restartNumberingAfterBreak="0">
     <w:nsid w:val="FFFFFF82"/>
     <w:multiLevelType w:val="singleLevel"/>
     <w:tmpl w:val="9CE0B068"/>
@@ -4673,7 +3552,7 @@
       </w:rPr>
     </w:lvl>
   </w:abstractNum>
-  <w:abstractNum w:abstractNumId="8">
+  <w:abstractNum w:abstractNumId="8" w15:restartNumberingAfterBreak="0">
     <w:nsid w:val="FFFFFF83"/>
     <w:multiLevelType w:val="singleLevel"/>
     <w:tmpl w:val="292AA8DE"/>
@@ -4693,7 +3572,7 @@
       </w:rPr>
     </w:lvl>
   </w:abstractNum>
-  <w:abstractNum w:abstractNumId="9">
+  <w:abstractNum w:abstractNumId="9" w15:restartNumberingAfterBreak="0">
     <w:nsid w:val="FFFFFF88"/>
     <w:multiLevelType w:val="singleLevel"/>
     <w:tmpl w:val="113436D0"/>
@@ -4710,7 +3589,7 @@
       </w:pPr>
     </w:lvl>
   </w:abstractNum>
-  <w:abstractNum w:abstractNumId="10">
+  <w:abstractNum w:abstractNumId="10" w15:restartNumberingAfterBreak="0">
     <w:nsid w:val="FFFFFF89"/>
     <w:multiLevelType w:val="singleLevel"/>
     <w:tmpl w:val="E41CB13A"/>
@@ -4730,58 +3609,13 @@
       </w:rPr>
     </w:lvl>
   </w:abstractNum>
-  <w:abstractNum w:abstractNumId="11">
+  <w:abstractNum w:abstractNumId="11" w15:restartNumberingAfterBreak="0">
     <w:nsid w:val="008474A8"/>
     <w:multiLevelType w:val="multilevel"/>
     <w:tmpl w:val="7E76F97A"/>
     <w:numStyleLink w:val="111111"/>
-    <w:lvl w:ilvl="0">
-      <w:start w:val="1"/>
-      <w:numFmt w:val="decimal"/>
-      <w:lvlJc w:val="left"/>
-    </w:lvl>
-    <w:lvl w:ilvl="1">
-      <w:start w:val="1"/>
-      <w:numFmt w:val="decimal"/>
-      <w:lvlJc w:val="left"/>
-    </w:lvl>
-    <w:lvl w:ilvl="2">
-      <w:start w:val="1"/>
-      <w:numFmt w:val="decimal"/>
-      <w:lvlJc w:val="left"/>
-    </w:lvl>
-    <w:lvl w:ilvl="3">
-      <w:start w:val="1"/>
-      <w:numFmt w:val="decimal"/>
-      <w:lvlJc w:val="left"/>
-    </w:lvl>
-    <w:lvl w:ilvl="4">
-      <w:start w:val="1"/>
-      <w:numFmt w:val="decimal"/>
-      <w:lvlJc w:val="left"/>
-    </w:lvl>
-    <w:lvl w:ilvl="5">
-      <w:start w:val="1"/>
-      <w:numFmt w:val="decimal"/>
-      <w:lvlJc w:val="left"/>
-    </w:lvl>
-    <w:lvl w:ilvl="6">
-      <w:start w:val="1"/>
-      <w:numFmt w:val="decimal"/>
-      <w:lvlJc w:val="left"/>
-    </w:lvl>
-    <w:lvl w:ilvl="7">
-      <w:start w:val="1"/>
-      <w:numFmt w:val="decimal"/>
-      <w:lvlJc w:val="left"/>
-    </w:lvl>
-    <w:lvl w:ilvl="8">
-      <w:start w:val="1"/>
-      <w:numFmt w:val="decimal"/>
-      <w:lvlJc w:val="left"/>
-    </w:lvl>
   </w:abstractNum>
-  <w:abstractNum w:abstractNumId="12">
+  <w:abstractNum w:abstractNumId="12" w15:restartNumberingAfterBreak="0">
     <w:nsid w:val="06C147CC"/>
     <w:multiLevelType w:val="multilevel"/>
     <w:tmpl w:val="0409001D"/>
@@ -4867,7 +3701,7 @@
       </w:pPr>
     </w:lvl>
   </w:abstractNum>
-  <w:abstractNum w:abstractNumId="13">
+  <w:abstractNum w:abstractNumId="13" w15:restartNumberingAfterBreak="0">
     <w:nsid w:val="0D1C165F"/>
     <w:multiLevelType w:val="multilevel"/>
     <w:tmpl w:val="0409001D"/>
@@ -4953,7 +3787,7 @@
       </w:pPr>
     </w:lvl>
   </w:abstractNum>
-  <w:abstractNum w:abstractNumId="14">
+  <w:abstractNum w:abstractNumId="14" w15:restartNumberingAfterBreak="0">
     <w:nsid w:val="10071A52"/>
     <w:multiLevelType w:val="multilevel"/>
     <w:tmpl w:val="0409001D"/>
@@ -5039,12 +3873,11 @@
       </w:pPr>
     </w:lvl>
   </w:abstractNum>
-  <w:abstractNum w:abstractNumId="15">
+  <w:abstractNum w:abstractNumId="15" w15:restartNumberingAfterBreak="0">
     <w:nsid w:val="2DCE6AE3"/>
     <w:multiLevelType w:val="hybridMultilevel"/>
     <w:tmpl w:val="47A60034"/>
-    <w:lvl w:ilvl="0">
-      <w:start w:val="0"/>
+    <w:lvl w:ilvl="0" w:tplc="382AF400">
       <w:numFmt w:val="bullet"/>
       <w:lvlText w:val="–"/>
       <w:lvlJc w:val="left"/>
@@ -5055,7 +3888,7 @@
         <w:rFonts w:ascii="Source Sans Pro" w:eastAsia="Times New Roman" w:hAnsi="Source Sans Pro" w:cs="Times New Roman" w:hint="default"/>
       </w:rPr>
     </w:lvl>
-    <w:lvl w:ilvl="1" w:tentative="1">
+    <w:lvl w:ilvl="1" w:tplc="59265896" w:tentative="1">
       <w:start w:val="1"/>
       <w:numFmt w:val="bullet"/>
       <w:lvlText w:val="o"/>
@@ -5067,7 +3900,7 @@
         <w:rFonts w:ascii="Courier New" w:hAnsi="Courier New" w:cs="Courier New" w:hint="default"/>
       </w:rPr>
     </w:lvl>
-    <w:lvl w:ilvl="2" w:tentative="1">
+    <w:lvl w:ilvl="2" w:tplc="E08A9CAC" w:tentative="1">
       <w:start w:val="1"/>
       <w:numFmt w:val="bullet"/>
       <w:lvlText w:val=""/>
@@ -5079,7 +3912,7 @@
         <w:rFonts w:ascii="Wingdings" w:hAnsi="Wingdings" w:hint="default"/>
       </w:rPr>
     </w:lvl>
-    <w:lvl w:ilvl="3" w:tentative="1">
+    <w:lvl w:ilvl="3" w:tplc="13AC184E" w:tentative="1">
       <w:start w:val="1"/>
       <w:numFmt w:val="bullet"/>
       <w:lvlText w:val=""/>
@@ -5091,7 +3924,7 @@
         <w:rFonts w:ascii="Symbol" w:hAnsi="Symbol" w:hint="default"/>
       </w:rPr>
     </w:lvl>
-    <w:lvl w:ilvl="4" w:tentative="1">
+    <w:lvl w:ilvl="4" w:tplc="C1A6B43A" w:tentative="1">
       <w:start w:val="1"/>
       <w:numFmt w:val="bullet"/>
       <w:lvlText w:val="o"/>
@@ -5103,7 +3936,7 @@
         <w:rFonts w:ascii="Courier New" w:hAnsi="Courier New" w:cs="Courier New" w:hint="default"/>
       </w:rPr>
     </w:lvl>
-    <w:lvl w:ilvl="5" w:tentative="1">
+    <w:lvl w:ilvl="5" w:tplc="CA0E202C" w:tentative="1">
       <w:start w:val="1"/>
       <w:numFmt w:val="bullet"/>
       <w:lvlText w:val=""/>
@@ -5115,7 +3948,7 @@
         <w:rFonts w:ascii="Wingdings" w:hAnsi="Wingdings" w:hint="default"/>
       </w:rPr>
     </w:lvl>
-    <w:lvl w:ilvl="6" w:tentative="1">
+    <w:lvl w:ilvl="6" w:tplc="B8FAC356" w:tentative="1">
       <w:start w:val="1"/>
       <w:numFmt w:val="bullet"/>
       <w:lvlText w:val=""/>
@@ -5127,7 +3960,7 @@
         <w:rFonts w:ascii="Symbol" w:hAnsi="Symbol" w:hint="default"/>
       </w:rPr>
     </w:lvl>
-    <w:lvl w:ilvl="7" w:tentative="1">
+    <w:lvl w:ilvl="7" w:tplc="556EB870" w:tentative="1">
       <w:start w:val="1"/>
       <w:numFmt w:val="bullet"/>
       <w:lvlText w:val="o"/>
@@ -5139,7 +3972,7 @@
         <w:rFonts w:ascii="Courier New" w:hAnsi="Courier New" w:cs="Courier New" w:hint="default"/>
       </w:rPr>
     </w:lvl>
-    <w:lvl w:ilvl="8" w:tentative="1">
+    <w:lvl w:ilvl="8" w:tplc="3FC85BBC" w:tentative="1">
       <w:start w:val="1"/>
       <w:numFmt w:val="bullet"/>
       <w:lvlText w:val=""/>
@@ -5152,7 +3985,7 @@
       </w:rPr>
     </w:lvl>
   </w:abstractNum>
-  <w:abstractNum w:abstractNumId="16">
+  <w:abstractNum w:abstractNumId="16" w15:restartNumberingAfterBreak="0">
     <w:nsid w:val="2E622727"/>
     <w:multiLevelType w:val="multilevel"/>
     <w:tmpl w:val="0409001D"/>
@@ -5238,7 +4071,7 @@
       </w:pPr>
     </w:lvl>
   </w:abstractNum>
-  <w:abstractNum w:abstractNumId="17">
+  <w:abstractNum w:abstractNumId="17" w15:restartNumberingAfterBreak="0">
     <w:nsid w:val="447152DC"/>
     <w:multiLevelType w:val="multilevel"/>
     <w:tmpl w:val="5604585C"/>
@@ -5324,12 +4157,11 @@
       </w:pPr>
     </w:lvl>
   </w:abstractNum>
-  <w:abstractNum w:abstractNumId="18">
+  <w:abstractNum w:abstractNumId="18" w15:restartNumberingAfterBreak="0">
     <w:nsid w:val="4BA53E42"/>
     <w:multiLevelType w:val="hybridMultilevel"/>
     <w:tmpl w:val="FBFA5712"/>
-    <w:lvl w:ilvl="0">
-      <w:start w:val="0"/>
+    <w:lvl w:ilvl="0" w:tplc="3022F084">
       <w:numFmt w:val="bullet"/>
       <w:lvlText w:val="–"/>
       <w:lvlJc w:val="left"/>
@@ -5340,7 +4172,7 @@
         <w:rFonts w:ascii="Source Sans Pro" w:eastAsia="Times New Roman" w:hAnsi="Source Sans Pro" w:cs="Times New Roman" w:hint="default"/>
       </w:rPr>
     </w:lvl>
-    <w:lvl w:ilvl="1" w:tentative="1">
+    <w:lvl w:ilvl="1" w:tplc="BF2201B8" w:tentative="1">
       <w:start w:val="1"/>
       <w:numFmt w:val="bullet"/>
       <w:lvlText w:val="o"/>
@@ -5352,7 +4184,7 @@
         <w:rFonts w:ascii="Courier New" w:hAnsi="Courier New" w:cs="Courier New" w:hint="default"/>
       </w:rPr>
     </w:lvl>
-    <w:lvl w:ilvl="2" w:tentative="1">
+    <w:lvl w:ilvl="2" w:tplc="2BA8572A" w:tentative="1">
       <w:start w:val="1"/>
       <w:numFmt w:val="bullet"/>
       <w:lvlText w:val=""/>
@@ -5364,7 +4196,7 @@
         <w:rFonts w:ascii="Wingdings" w:hAnsi="Wingdings" w:hint="default"/>
       </w:rPr>
     </w:lvl>
-    <w:lvl w:ilvl="3" w:tentative="1">
+    <w:lvl w:ilvl="3" w:tplc="7276ADEC" w:tentative="1">
       <w:start w:val="1"/>
       <w:numFmt w:val="bullet"/>
       <w:lvlText w:val=""/>
@@ -5376,7 +4208,7 @@
         <w:rFonts w:ascii="Symbol" w:hAnsi="Symbol" w:hint="default"/>
       </w:rPr>
     </w:lvl>
-    <w:lvl w:ilvl="4" w:tentative="1">
+    <w:lvl w:ilvl="4" w:tplc="DD98B118" w:tentative="1">
       <w:start w:val="1"/>
       <w:numFmt w:val="bullet"/>
       <w:lvlText w:val="o"/>
@@ -5388,7 +4220,7 @@
         <w:rFonts w:ascii="Courier New" w:hAnsi="Courier New" w:cs="Courier New" w:hint="default"/>
       </w:rPr>
     </w:lvl>
-    <w:lvl w:ilvl="5" w:tentative="1">
+    <w:lvl w:ilvl="5" w:tplc="58D8DE10" w:tentative="1">
       <w:start w:val="1"/>
       <w:numFmt w:val="bullet"/>
       <w:lvlText w:val=""/>
@@ -5400,7 +4232,7 @@
         <w:rFonts w:ascii="Wingdings" w:hAnsi="Wingdings" w:hint="default"/>
       </w:rPr>
     </w:lvl>
-    <w:lvl w:ilvl="6" w:tentative="1">
+    <w:lvl w:ilvl="6" w:tplc="B74C73D8" w:tentative="1">
       <w:start w:val="1"/>
       <w:numFmt w:val="bullet"/>
       <w:lvlText w:val=""/>
@@ -5412,7 +4244,7 @@
         <w:rFonts w:ascii="Symbol" w:hAnsi="Symbol" w:hint="default"/>
       </w:rPr>
     </w:lvl>
-    <w:lvl w:ilvl="7" w:tentative="1">
+    <w:lvl w:ilvl="7" w:tplc="8CEEFA80" w:tentative="1">
       <w:start w:val="1"/>
       <w:numFmt w:val="bullet"/>
       <w:lvlText w:val="o"/>
@@ -5424,7 +4256,7 @@
         <w:rFonts w:ascii="Courier New" w:hAnsi="Courier New" w:cs="Courier New" w:hint="default"/>
       </w:rPr>
     </w:lvl>
-    <w:lvl w:ilvl="8" w:tentative="1">
+    <w:lvl w:ilvl="8" w:tplc="BD5046EA" w:tentative="1">
       <w:start w:val="1"/>
       <w:numFmt w:val="bullet"/>
       <w:lvlText w:val=""/>
@@ -5437,7 +4269,7 @@
       </w:rPr>
     </w:lvl>
   </w:abstractNum>
-  <w:abstractNum w:abstractNumId="19">
+  <w:abstractNum w:abstractNumId="19" w15:restartNumberingAfterBreak="0">
     <w:nsid w:val="559D2926"/>
     <w:multiLevelType w:val="multilevel"/>
     <w:tmpl w:val="0409001D"/>
@@ -5523,7 +4355,7 @@
       </w:pPr>
     </w:lvl>
   </w:abstractNum>
-  <w:abstractNum w:abstractNumId="20">
+  <w:abstractNum w:abstractNumId="20" w15:restartNumberingAfterBreak="0">
     <w:nsid w:val="59A4218C"/>
     <w:multiLevelType w:val="multilevel"/>
     <w:tmpl w:val="0409001D"/>
@@ -5609,7 +4441,7 @@
       </w:pPr>
     </w:lvl>
   </w:abstractNum>
-  <w:abstractNum w:abstractNumId="21">
+  <w:abstractNum w:abstractNumId="21" w15:restartNumberingAfterBreak="0">
     <w:nsid w:val="5A6818A1"/>
     <w:multiLevelType w:val="multilevel"/>
     <w:tmpl w:val="7E76F97A"/>
@@ -5696,7 +4528,7 @@
       </w:pPr>
     </w:lvl>
   </w:abstractNum>
-  <w:abstractNum w:abstractNumId="22">
+  <w:abstractNum w:abstractNumId="22" w15:restartNumberingAfterBreak="0">
     <w:nsid w:val="6B2D6881"/>
     <w:multiLevelType w:val="multilevel"/>
     <w:tmpl w:val="0409001D"/>
@@ -5782,7 +4614,7 @@
       </w:pPr>
     </w:lvl>
   </w:abstractNum>
-  <w:abstractNum w:abstractNumId="23">
+  <w:abstractNum w:abstractNumId="23" w15:restartNumberingAfterBreak="0">
     <w:nsid w:val="793128CF"/>
     <w:multiLevelType w:val="multilevel"/>
     <w:tmpl w:val="5604585C"/>
@@ -5868,7 +4700,7 @@
       </w:pPr>
     </w:lvl>
   </w:abstractNum>
-  <w:abstractNum w:abstractNumId="24">
+  <w:abstractNum w:abstractNumId="24" w15:restartNumberingAfterBreak="0">
     <w:nsid w:val="7DF627B3"/>
     <w:multiLevelType w:val="multilevel"/>
     <w:tmpl w:val="7DF627B3"/>
@@ -5981,7 +4813,7 @@
       </w:pPr>
     </w:lvl>
   </w:abstractNum>
-  <w:abstractNum w:abstractNumId="25">
+  <w:abstractNum w:abstractNumId="25" w15:restartNumberingAfterBreak="0">
     <w:nsid w:val="7DF627B4"/>
     <w:multiLevelType w:val="multilevel"/>
     <w:tmpl w:val="7DF627B4"/>
@@ -6094,11 +4926,11 @@
       </w:pPr>
     </w:lvl>
   </w:abstractNum>
-  <w:abstractNum w:abstractNumId="26">
+  <w:abstractNum w:abstractNumId="26" w15:restartNumberingAfterBreak="0">
     <w:nsid w:val="7DF627B5"/>
     <w:multiLevelType w:val="hybridMultilevel"/>
     <w:tmpl w:val="7DF627B5"/>
-    <w:lvl w:ilvl="0">
+    <w:lvl w:ilvl="0" w:tplc="AC3625FA">
       <w:start w:val="1"/>
       <w:numFmt w:val="bullet"/>
       <w:lvlText w:val=""/>
@@ -6113,7 +4945,7 @@
         <w:rFonts w:ascii="Symbol" w:hAnsi="Symbol"/>
       </w:rPr>
     </w:lvl>
-    <w:lvl w:ilvl="1">
+    <w:lvl w:ilvl="1" w:tplc="46D015CE">
       <w:start w:val="1"/>
       <w:numFmt w:val="bullet"/>
       <w:lvlText w:val="o"/>
@@ -6128,7 +4960,7 @@
         <w:rFonts w:ascii="Courier New" w:hAnsi="Courier New"/>
       </w:rPr>
     </w:lvl>
-    <w:lvl w:ilvl="2">
+    <w:lvl w:ilvl="2" w:tplc="CCFC7DDA">
       <w:start w:val="1"/>
       <w:numFmt w:val="bullet"/>
       <w:lvlText w:val=""/>
@@ -6143,7 +4975,7 @@
         <w:rFonts w:ascii="Wingdings" w:hAnsi="Wingdings"/>
       </w:rPr>
     </w:lvl>
-    <w:lvl w:ilvl="3">
+    <w:lvl w:ilvl="3" w:tplc="BA1C3580">
       <w:start w:val="1"/>
       <w:numFmt w:val="bullet"/>
       <w:lvlText w:val=""/>
@@ -6158,7 +4990,7 @@
         <w:rFonts w:ascii="Symbol" w:hAnsi="Symbol"/>
       </w:rPr>
     </w:lvl>
-    <w:lvl w:ilvl="4">
+    <w:lvl w:ilvl="4" w:tplc="C8EEC5BE">
       <w:start w:val="1"/>
       <w:numFmt w:val="bullet"/>
       <w:lvlText w:val="o"/>
@@ -6173,7 +5005,7 @@
         <w:rFonts w:ascii="Courier New" w:hAnsi="Courier New"/>
       </w:rPr>
     </w:lvl>
-    <w:lvl w:ilvl="5">
+    <w:lvl w:ilvl="5" w:tplc="BF86F8C6">
       <w:start w:val="1"/>
       <w:numFmt w:val="bullet"/>
       <w:lvlText w:val=""/>
@@ -6188,7 +5020,7 @@
         <w:rFonts w:ascii="Wingdings" w:hAnsi="Wingdings"/>
       </w:rPr>
     </w:lvl>
-    <w:lvl w:ilvl="6">
+    <w:lvl w:ilvl="6" w:tplc="598E1694">
       <w:start w:val="1"/>
       <w:numFmt w:val="bullet"/>
       <w:lvlText w:val=""/>
@@ -6203,7 +5035,7 @@
         <w:rFonts w:ascii="Symbol" w:hAnsi="Symbol"/>
       </w:rPr>
     </w:lvl>
-    <w:lvl w:ilvl="7">
+    <w:lvl w:ilvl="7" w:tplc="726C3638">
       <w:start w:val="1"/>
       <w:numFmt w:val="bullet"/>
       <w:lvlText w:val="o"/>
@@ -6218,7 +5050,7 @@
         <w:rFonts w:ascii="Courier New" w:hAnsi="Courier New"/>
       </w:rPr>
     </w:lvl>
-    <w:lvl w:ilvl="8">
+    <w:lvl w:ilvl="8" w:tplc="61D228BE">
       <w:start w:val="1"/>
       <w:numFmt w:val="bullet"/>
       <w:lvlText w:val=""/>
@@ -6234,11 +5066,11 @@
       </w:rPr>
     </w:lvl>
   </w:abstractNum>
-  <w:abstractNum w:abstractNumId="27">
+  <w:abstractNum w:abstractNumId="27" w15:restartNumberingAfterBreak="0">
     <w:nsid w:val="7DF627B6"/>
     <w:multiLevelType w:val="hybridMultilevel"/>
     <w:tmpl w:val="7DF627B6"/>
-    <w:lvl w:ilvl="0">
+    <w:lvl w:ilvl="0" w:tplc="D918E66E">
       <w:start w:val="1"/>
       <w:numFmt w:val="bullet"/>
       <w:lvlText w:val=""/>
@@ -6253,7 +5085,7 @@
         <w:rFonts w:ascii="Symbol" w:hAnsi="Symbol"/>
       </w:rPr>
     </w:lvl>
-    <w:lvl w:ilvl="1">
+    <w:lvl w:ilvl="1" w:tplc="8BB28DEC">
       <w:start w:val="1"/>
       <w:numFmt w:val="bullet"/>
       <w:lvlText w:val="o"/>
@@ -6268,7 +5100,7 @@
         <w:rFonts w:ascii="Courier New" w:hAnsi="Courier New"/>
       </w:rPr>
     </w:lvl>
-    <w:lvl w:ilvl="2">
+    <w:lvl w:ilvl="2" w:tplc="2D6E3A32">
       <w:start w:val="1"/>
       <w:numFmt w:val="bullet"/>
       <w:lvlText w:val=""/>
@@ -6283,7 +5115,7 @@
         <w:rFonts w:ascii="Wingdings" w:hAnsi="Wingdings"/>
       </w:rPr>
     </w:lvl>
-    <w:lvl w:ilvl="3">
+    <w:lvl w:ilvl="3" w:tplc="EA6E09F2">
       <w:start w:val="1"/>
       <w:numFmt w:val="bullet"/>
       <w:lvlText w:val=""/>
@@ -6298,7 +5130,7 @@
         <w:rFonts w:ascii="Symbol" w:hAnsi="Symbol"/>
       </w:rPr>
     </w:lvl>
-    <w:lvl w:ilvl="4">
+    <w:lvl w:ilvl="4" w:tplc="05DE5778">
       <w:start w:val="1"/>
       <w:numFmt w:val="bullet"/>
       <w:lvlText w:val="o"/>
@@ -6313,7 +5145,7 @@
         <w:rFonts w:ascii="Courier New" w:hAnsi="Courier New"/>
       </w:rPr>
     </w:lvl>
-    <w:lvl w:ilvl="5">
+    <w:lvl w:ilvl="5" w:tplc="09E4C22C">
       <w:start w:val="1"/>
       <w:numFmt w:val="bullet"/>
       <w:lvlText w:val=""/>
@@ -6328,7 +5160,7 @@
         <w:rFonts w:ascii="Wingdings" w:hAnsi="Wingdings"/>
       </w:rPr>
     </w:lvl>
-    <w:lvl w:ilvl="6">
+    <w:lvl w:ilvl="6" w:tplc="C28608B6">
       <w:start w:val="1"/>
       <w:numFmt w:val="bullet"/>
       <w:lvlText w:val=""/>
@@ -6343,7 +5175,7 @@
         <w:rFonts w:ascii="Symbol" w:hAnsi="Symbol"/>
       </w:rPr>
     </w:lvl>
-    <w:lvl w:ilvl="7">
+    <w:lvl w:ilvl="7" w:tplc="83C20F74">
       <w:start w:val="1"/>
       <w:numFmt w:val="bullet"/>
       <w:lvlText w:val="o"/>
@@ -6358,7 +5190,7 @@
         <w:rFonts w:ascii="Courier New" w:hAnsi="Courier New"/>
       </w:rPr>
     </w:lvl>
-    <w:lvl w:ilvl="8">
+    <w:lvl w:ilvl="8" w:tplc="36CC9E7E">
       <w:start w:val="1"/>
       <w:numFmt w:val="bullet"/>
       <w:lvlText w:val=""/>
@@ -6374,7 +5206,7 @@
       </w:rPr>
     </w:lvl>
   </w:abstractNum>
-  <w:abstractNum w:abstractNumId="28">
+  <w:abstractNum w:abstractNumId="28" w15:restartNumberingAfterBreak="0">
     <w:nsid w:val="7DF627B7"/>
     <w:multiLevelType w:val="multilevel"/>
     <w:tmpl w:val="7DF627B7"/>
@@ -6487,7 +5319,7 @@
       </w:pPr>
     </w:lvl>
   </w:abstractNum>
-  <w:abstractNum w:abstractNumId="29">
+  <w:abstractNum w:abstractNumId="29" w15:restartNumberingAfterBreak="0">
     <w:nsid w:val="7DF627BB"/>
     <w:multiLevelType w:val="multilevel"/>
     <w:tmpl w:val="7DF627BB"/>
@@ -6600,7 +5432,7 @@
       </w:pPr>
     </w:lvl>
   </w:abstractNum>
-  <w:abstractNum w:abstractNumId="30">
+  <w:abstractNum w:abstractNumId="30" w15:restartNumberingAfterBreak="0">
     <w:nsid w:val="7DF627C2"/>
     <w:multiLevelType w:val="multilevel"/>
     <w:tmpl w:val="7DF627C2"/>
@@ -6713,7 +5545,7 @@
       </w:pPr>
     </w:lvl>
   </w:abstractNum>
-  <w:abstractNum w:abstractNumId="31">
+  <w:abstractNum w:abstractNumId="31" w15:restartNumberingAfterBreak="0">
     <w:nsid w:val="7DF627C3"/>
     <w:multiLevelType w:val="multilevel"/>
     <w:tmpl w:val="7DF627C3"/>
@@ -6826,7 +5658,7 @@
       </w:pPr>
     </w:lvl>
   </w:abstractNum>
-  <w:abstractNum w:abstractNumId="32">
+  <w:abstractNum w:abstractNumId="32" w15:restartNumberingAfterBreak="0">
     <w:nsid w:val="7DF627C4"/>
     <w:multiLevelType w:val="multilevel"/>
     <w:tmpl w:val="7DF627C4"/>
@@ -6939,7 +5771,7 @@
       </w:pPr>
     </w:lvl>
   </w:abstractNum>
-  <w:abstractNum w:abstractNumId="33">
+  <w:abstractNum w:abstractNumId="33" w15:restartNumberingAfterBreak="0">
     <w:nsid w:val="7DF627C5"/>
     <w:multiLevelType w:val="multilevel"/>
     <w:tmpl w:val="7DF627C5"/>
@@ -7052,11 +5884,11 @@
       </w:pPr>
     </w:lvl>
   </w:abstractNum>
-  <w:abstractNum w:abstractNumId="34">
+  <w:abstractNum w:abstractNumId="34" w15:restartNumberingAfterBreak="0">
     <w:nsid w:val="7DF627C8"/>
     <w:multiLevelType w:val="hybridMultilevel"/>
     <w:tmpl w:val="7DF627C8"/>
-    <w:lvl w:ilvl="0">
+    <w:lvl w:ilvl="0" w:tplc="5120A3C6">
       <w:start w:val="1"/>
       <w:numFmt w:val="bullet"/>
       <w:lvlText w:val=""/>
@@ -7071,7 +5903,7 @@
         <w:rFonts w:ascii="Symbol" w:hAnsi="Symbol"/>
       </w:rPr>
     </w:lvl>
-    <w:lvl w:ilvl="1">
+    <w:lvl w:ilvl="1" w:tplc="63A89792">
       <w:start w:val="1"/>
       <w:numFmt w:val="bullet"/>
       <w:lvlText w:val="o"/>
@@ -7086,7 +5918,7 @@
         <w:rFonts w:ascii="Courier New" w:hAnsi="Courier New"/>
       </w:rPr>
     </w:lvl>
-    <w:lvl w:ilvl="2">
+    <w:lvl w:ilvl="2" w:tplc="40A8DC3C">
       <w:start w:val="1"/>
       <w:numFmt w:val="bullet"/>
       <w:lvlText w:val=""/>
@@ -7101,7 +5933,7 @@
         <w:rFonts w:ascii="Wingdings" w:hAnsi="Wingdings"/>
       </w:rPr>
     </w:lvl>
-    <w:lvl w:ilvl="3">
+    <w:lvl w:ilvl="3" w:tplc="8592AD40">
       <w:start w:val="1"/>
       <w:numFmt w:val="bullet"/>
       <w:lvlText w:val=""/>
@@ -7116,7 +5948,7 @@
         <w:rFonts w:ascii="Symbol" w:hAnsi="Symbol"/>
       </w:rPr>
     </w:lvl>
-    <w:lvl w:ilvl="4">
+    <w:lvl w:ilvl="4" w:tplc="EFA40124">
       <w:start w:val="1"/>
       <w:numFmt w:val="bullet"/>
       <w:lvlText w:val="o"/>
@@ -7131,7 +5963,7 @@
         <w:rFonts w:ascii="Courier New" w:hAnsi="Courier New"/>
       </w:rPr>
     </w:lvl>
-    <w:lvl w:ilvl="5">
+    <w:lvl w:ilvl="5" w:tplc="3E70BB2A">
       <w:start w:val="1"/>
       <w:numFmt w:val="bullet"/>
       <w:lvlText w:val=""/>
@@ -7146,7 +5978,7 @@
         <w:rFonts w:ascii="Wingdings" w:hAnsi="Wingdings"/>
       </w:rPr>
     </w:lvl>
-    <w:lvl w:ilvl="6">
+    <w:lvl w:ilvl="6" w:tplc="D14E1A5C">
       <w:start w:val="1"/>
       <w:numFmt w:val="bullet"/>
       <w:lvlText w:val=""/>
@@ -7161,7 +5993,7 @@
         <w:rFonts w:ascii="Symbol" w:hAnsi="Symbol"/>
       </w:rPr>
     </w:lvl>
-    <w:lvl w:ilvl="7">
+    <w:lvl w:ilvl="7" w:tplc="BAB8A81A">
       <w:start w:val="1"/>
       <w:numFmt w:val="bullet"/>
       <w:lvlText w:val="o"/>
@@ -7176,7 +6008,7 @@
         <w:rFonts w:ascii="Courier New" w:hAnsi="Courier New"/>
       </w:rPr>
     </w:lvl>
-    <w:lvl w:ilvl="8">
+    <w:lvl w:ilvl="8" w:tplc="5F28EEA4">
       <w:start w:val="1"/>
       <w:numFmt w:val="bullet"/>
       <w:lvlText w:val=""/>
@@ -7192,7 +6024,7 @@
       </w:rPr>
     </w:lvl>
   </w:abstractNum>
-  <w:abstractNum w:abstractNumId="35">
+  <w:abstractNum w:abstractNumId="35" w15:restartNumberingAfterBreak="0">
     <w:nsid w:val="7DF627C9"/>
     <w:multiLevelType w:val="multilevel"/>
     <w:tmpl w:val="7DF627C9"/>
@@ -7305,7 +6137,7 @@
       </w:pPr>
     </w:lvl>
   </w:abstractNum>
-  <w:abstractNum w:abstractNumId="36">
+  <w:abstractNum w:abstractNumId="36" w15:restartNumberingAfterBreak="0">
     <w:nsid w:val="7DF627CA"/>
     <w:multiLevelType w:val="multilevel"/>
     <w:tmpl w:val="7DF627CA"/>
@@ -7418,7 +6250,7 @@
       </w:pPr>
     </w:lvl>
   </w:abstractNum>
-  <w:abstractNum w:abstractNumId="37">
+  <w:abstractNum w:abstractNumId="37" w15:restartNumberingAfterBreak="0">
     <w:nsid w:val="7DF627CB"/>
     <w:multiLevelType w:val="multilevel"/>
     <w:tmpl w:val="7DF627CB"/>
@@ -7531,11 +6363,11 @@
       </w:pPr>
     </w:lvl>
   </w:abstractNum>
-  <w:abstractNum w:abstractNumId="38">
+  <w:abstractNum w:abstractNumId="38" w15:restartNumberingAfterBreak="0">
     <w:nsid w:val="7DF627CC"/>
     <w:multiLevelType w:val="hybridMultilevel"/>
     <w:tmpl w:val="7DF627CC"/>
-    <w:lvl w:ilvl="0">
+    <w:lvl w:ilvl="0" w:tplc="9216C1AA">
       <w:start w:val="1"/>
       <w:numFmt w:val="bullet"/>
       <w:lvlText w:val=""/>
@@ -7550,7 +6382,7 @@
         <w:rFonts w:ascii="Symbol" w:hAnsi="Symbol"/>
       </w:rPr>
     </w:lvl>
-    <w:lvl w:ilvl="1">
+    <w:lvl w:ilvl="1" w:tplc="492EBFBE">
       <w:start w:val="1"/>
       <w:numFmt w:val="bullet"/>
       <w:lvlText w:val="o"/>
@@ -7565,7 +6397,7 @@
         <w:rFonts w:ascii="Courier New" w:hAnsi="Courier New"/>
       </w:rPr>
     </w:lvl>
-    <w:lvl w:ilvl="2">
+    <w:lvl w:ilvl="2" w:tplc="85A81D50">
       <w:start w:val="1"/>
       <w:numFmt w:val="bullet"/>
       <w:lvlText w:val=""/>
@@ -7580,7 +6412,7 @@
         <w:rFonts w:ascii="Wingdings" w:hAnsi="Wingdings"/>
       </w:rPr>
     </w:lvl>
-    <w:lvl w:ilvl="3">
+    <w:lvl w:ilvl="3" w:tplc="D73EF60C">
       <w:start w:val="1"/>
       <w:numFmt w:val="bullet"/>
       <w:lvlText w:val=""/>
@@ -7595,7 +6427,7 @@
         <w:rFonts w:ascii="Symbol" w:hAnsi="Symbol"/>
       </w:rPr>
     </w:lvl>
-    <w:lvl w:ilvl="4">
+    <w:lvl w:ilvl="4" w:tplc="B8FC1AAE">
       <w:start w:val="1"/>
       <w:numFmt w:val="bullet"/>
       <w:lvlText w:val="o"/>
@@ -7610,7 +6442,7 @@
         <w:rFonts w:ascii="Courier New" w:hAnsi="Courier New"/>
       </w:rPr>
     </w:lvl>
-    <w:lvl w:ilvl="5">
+    <w:lvl w:ilvl="5" w:tplc="CBFAE93E">
       <w:start w:val="1"/>
       <w:numFmt w:val="bullet"/>
       <w:lvlText w:val=""/>
@@ -7625,7 +6457,7 @@
         <w:rFonts w:ascii="Wingdings" w:hAnsi="Wingdings"/>
       </w:rPr>
     </w:lvl>
-    <w:lvl w:ilvl="6">
+    <w:lvl w:ilvl="6" w:tplc="B520317E">
       <w:start w:val="1"/>
       <w:numFmt w:val="bullet"/>
       <w:lvlText w:val=""/>
@@ -7640,7 +6472,7 @@
         <w:rFonts w:ascii="Symbol" w:hAnsi="Symbol"/>
       </w:rPr>
     </w:lvl>
-    <w:lvl w:ilvl="7">
+    <w:lvl w:ilvl="7" w:tplc="04A69C8C">
       <w:start w:val="1"/>
       <w:numFmt w:val="bullet"/>
       <w:lvlText w:val="o"/>
@@ -7655,7 +6487,7 @@
         <w:rFonts w:ascii="Courier New" w:hAnsi="Courier New"/>
       </w:rPr>
     </w:lvl>
-    <w:lvl w:ilvl="8">
+    <w:lvl w:ilvl="8" w:tplc="132E457A">
       <w:start w:val="1"/>
       <w:numFmt w:val="bullet"/>
       <w:lvlText w:val=""/>
@@ -7671,11 +6503,11 @@
       </w:rPr>
     </w:lvl>
   </w:abstractNum>
-  <w:abstractNum w:abstractNumId="39">
+  <w:abstractNum w:abstractNumId="39" w15:restartNumberingAfterBreak="0">
     <w:nsid w:val="7DF627CD"/>
     <w:multiLevelType w:val="hybridMultilevel"/>
     <w:tmpl w:val="7DF627CD"/>
-    <w:lvl w:ilvl="0">
+    <w:lvl w:ilvl="0" w:tplc="25FA2E48">
       <w:start w:val="1"/>
       <w:numFmt w:val="bullet"/>
       <w:lvlText w:val=""/>
@@ -7690,7 +6522,7 @@
         <w:rFonts w:ascii="Symbol" w:hAnsi="Symbol"/>
       </w:rPr>
     </w:lvl>
-    <w:lvl w:ilvl="1">
+    <w:lvl w:ilvl="1" w:tplc="E926E1F6">
       <w:start w:val="1"/>
       <w:numFmt w:val="bullet"/>
       <w:lvlText w:val="o"/>
@@ -7705,7 +6537,7 @@
         <w:rFonts w:ascii="Courier New" w:hAnsi="Courier New"/>
       </w:rPr>
     </w:lvl>
-    <w:lvl w:ilvl="2">
+    <w:lvl w:ilvl="2" w:tplc="489AA1FC">
       <w:start w:val="1"/>
       <w:numFmt w:val="bullet"/>
       <w:lvlText w:val=""/>
@@ -7720,7 +6552,7 @@
         <w:rFonts w:ascii="Wingdings" w:hAnsi="Wingdings"/>
       </w:rPr>
     </w:lvl>
-    <w:lvl w:ilvl="3">
+    <w:lvl w:ilvl="3" w:tplc="E2685788">
       <w:start w:val="1"/>
       <w:numFmt w:val="bullet"/>
       <w:lvlText w:val=""/>
@@ -7735,7 +6567,7 @@
         <w:rFonts w:ascii="Symbol" w:hAnsi="Symbol"/>
       </w:rPr>
     </w:lvl>
-    <w:lvl w:ilvl="4">
+    <w:lvl w:ilvl="4" w:tplc="815C059A">
       <w:start w:val="1"/>
       <w:numFmt w:val="bullet"/>
       <w:lvlText w:val="o"/>
@@ -7750,7 +6582,7 @@
         <w:rFonts w:ascii="Courier New" w:hAnsi="Courier New"/>
       </w:rPr>
     </w:lvl>
-    <w:lvl w:ilvl="5">
+    <w:lvl w:ilvl="5" w:tplc="3EF46B2C">
       <w:start w:val="1"/>
       <w:numFmt w:val="bullet"/>
       <w:lvlText w:val=""/>
@@ -7765,7 +6597,7 @@
         <w:rFonts w:ascii="Wingdings" w:hAnsi="Wingdings"/>
       </w:rPr>
     </w:lvl>
-    <w:lvl w:ilvl="6">
+    <w:lvl w:ilvl="6" w:tplc="0D468C26">
       <w:start w:val="1"/>
       <w:numFmt w:val="bullet"/>
       <w:lvlText w:val=""/>
@@ -7780,7 +6612,7 @@
         <w:rFonts w:ascii="Symbol" w:hAnsi="Symbol"/>
       </w:rPr>
     </w:lvl>
-    <w:lvl w:ilvl="7">
+    <w:lvl w:ilvl="7" w:tplc="02FCE0F8">
       <w:start w:val="1"/>
       <w:numFmt w:val="bullet"/>
       <w:lvlText w:val="o"/>
@@ -7795,7 +6627,7 @@
         <w:rFonts w:ascii="Courier New" w:hAnsi="Courier New"/>
       </w:rPr>
     </w:lvl>
-    <w:lvl w:ilvl="8">
+    <w:lvl w:ilvl="8" w:tplc="0F6038B0">
       <w:start w:val="1"/>
       <w:numFmt w:val="bullet"/>
       <w:lvlText w:val=""/>
@@ -7811,7 +6643,7 @@
       </w:rPr>
     </w:lvl>
   </w:abstractNum>
-  <w:abstractNum w:abstractNumId="40">
+  <w:abstractNum w:abstractNumId="40" w15:restartNumberingAfterBreak="0">
     <w:nsid w:val="7FA66190"/>
     <w:multiLevelType w:val="multilevel"/>
     <w:tmpl w:val="0409001D"/>
@@ -7897,11 +6729,11 @@
       </w:pPr>
     </w:lvl>
   </w:abstractNum>
-  <w:abstractNum w:abstractNumId="41">
+  <w:abstractNum w:abstractNumId="41" w15:restartNumberingAfterBreak="0">
     <w:nsid w:val="7FA66191"/>
     <w:multiLevelType w:val="hybridMultilevel"/>
     <w:tmpl w:val="7FA66191"/>
-    <w:lvl w:ilvl="0">
+    <w:lvl w:ilvl="0" w:tplc="77B60EA8">
       <w:start w:val="1"/>
       <w:numFmt w:val="bullet"/>
       <w:lvlText w:val=""/>
@@ -7916,7 +6748,7 @@
         <w:rFonts w:ascii="Symbol" w:hAnsi="Symbol"/>
       </w:rPr>
     </w:lvl>
-    <w:lvl w:ilvl="1">
+    <w:lvl w:ilvl="1" w:tplc="8CB2250A">
       <w:start w:val="1"/>
       <w:numFmt w:val="bullet"/>
       <w:lvlText w:val="o"/>
@@ -7931,7 +6763,7 @@
         <w:rFonts w:ascii="Courier New" w:hAnsi="Courier New"/>
       </w:rPr>
     </w:lvl>
-    <w:lvl w:ilvl="2">
+    <w:lvl w:ilvl="2" w:tplc="5088EDEA">
       <w:start w:val="1"/>
       <w:numFmt w:val="bullet"/>
       <w:lvlText w:val=""/>
@@ -7946,7 +6778,7 @@
         <w:rFonts w:ascii="Wingdings" w:hAnsi="Wingdings"/>
       </w:rPr>
     </w:lvl>
-    <w:lvl w:ilvl="3">
+    <w:lvl w:ilvl="3" w:tplc="EC6A5DAE">
       <w:start w:val="1"/>
       <w:numFmt w:val="bullet"/>
       <w:lvlText w:val=""/>
@@ -7961,7 +6793,7 @@
         <w:rFonts w:ascii="Symbol" w:hAnsi="Symbol"/>
       </w:rPr>
     </w:lvl>
-    <w:lvl w:ilvl="4">
+    <w:lvl w:ilvl="4" w:tplc="5F6AD846">
       <w:start w:val="1"/>
       <w:numFmt w:val="bullet"/>
       <w:lvlText w:val="o"/>
@@ -7976,7 +6808,7 @@
         <w:rFonts w:ascii="Courier New" w:hAnsi="Courier New"/>
       </w:rPr>
     </w:lvl>
-    <w:lvl w:ilvl="5">
+    <w:lvl w:ilvl="5" w:tplc="96F4B554">
       <w:start w:val="1"/>
       <w:numFmt w:val="bullet"/>
       <w:lvlText w:val=""/>
@@ -7991,7 +6823,7 @@
         <w:rFonts w:ascii="Wingdings" w:hAnsi="Wingdings"/>
       </w:rPr>
     </w:lvl>
-    <w:lvl w:ilvl="6">
+    <w:lvl w:ilvl="6" w:tplc="F89E52BE">
       <w:start w:val="1"/>
       <w:numFmt w:val="bullet"/>
       <w:lvlText w:val=""/>
@@ -8006,7 +6838,7 @@
         <w:rFonts w:ascii="Symbol" w:hAnsi="Symbol"/>
       </w:rPr>
     </w:lvl>
-    <w:lvl w:ilvl="7">
+    <w:lvl w:ilvl="7" w:tplc="DC58AD78">
       <w:start w:val="1"/>
       <w:numFmt w:val="bullet"/>
       <w:lvlText w:val="o"/>
@@ -8021,7 +6853,7 @@
         <w:rFonts w:ascii="Courier New" w:hAnsi="Courier New"/>
       </w:rPr>
     </w:lvl>
-    <w:lvl w:ilvl="8">
+    <w:lvl w:ilvl="8" w:tplc="50FC4244">
       <w:start w:val="1"/>
       <w:numFmt w:val="bullet"/>
       <w:lvlText w:val=""/>
@@ -8037,11 +6869,11 @@
       </w:rPr>
     </w:lvl>
   </w:abstractNum>
-  <w:abstractNum w:abstractNumId="42">
+  <w:abstractNum w:abstractNumId="42" w15:restartNumberingAfterBreak="0">
     <w:nsid w:val="7FA66192"/>
     <w:multiLevelType w:val="hybridMultilevel"/>
     <w:tmpl w:val="7FA66192"/>
-    <w:lvl w:ilvl="0">
+    <w:lvl w:ilvl="0" w:tplc="F386F00E">
       <w:start w:val="1"/>
       <w:numFmt w:val="bullet"/>
       <w:lvlText w:val=""/>
@@ -8056,7 +6888,7 @@
         <w:rFonts w:ascii="Symbol" w:hAnsi="Symbol"/>
       </w:rPr>
     </w:lvl>
-    <w:lvl w:ilvl="1">
+    <w:lvl w:ilvl="1" w:tplc="FEB85E3A">
       <w:start w:val="1"/>
       <w:numFmt w:val="bullet"/>
       <w:lvlText w:val="o"/>
@@ -8071,7 +6903,7 @@
         <w:rFonts w:ascii="Courier New" w:hAnsi="Courier New"/>
       </w:rPr>
     </w:lvl>
-    <w:lvl w:ilvl="2">
+    <w:lvl w:ilvl="2" w:tplc="41802AAE">
       <w:start w:val="1"/>
       <w:numFmt w:val="bullet"/>
       <w:lvlText w:val=""/>
@@ -8086,7 +6918,7 @@
         <w:rFonts w:ascii="Wingdings" w:hAnsi="Wingdings"/>
       </w:rPr>
     </w:lvl>
-    <w:lvl w:ilvl="3">
+    <w:lvl w:ilvl="3" w:tplc="D5E2D728">
       <w:start w:val="1"/>
       <w:numFmt w:val="bullet"/>
       <w:lvlText w:val=""/>
@@ -8101,7 +6933,7 @@
         <w:rFonts w:ascii="Symbol" w:hAnsi="Symbol"/>
       </w:rPr>
     </w:lvl>
-    <w:lvl w:ilvl="4">
+    <w:lvl w:ilvl="4" w:tplc="C5500268">
       <w:start w:val="1"/>
       <w:numFmt w:val="bullet"/>
       <w:lvlText w:val="o"/>
@@ -8116,7 +6948,7 @@
         <w:rFonts w:ascii="Courier New" w:hAnsi="Courier New"/>
       </w:rPr>
     </w:lvl>
-    <w:lvl w:ilvl="5">
+    <w:lvl w:ilvl="5" w:tplc="895E869A">
       <w:start w:val="1"/>
       <w:numFmt w:val="bullet"/>
       <w:lvlText w:val=""/>
@@ -8131,7 +6963,7 @@
         <w:rFonts w:ascii="Wingdings" w:hAnsi="Wingdings"/>
       </w:rPr>
     </w:lvl>
-    <w:lvl w:ilvl="6">
+    <w:lvl w:ilvl="6" w:tplc="35BA9774">
       <w:start w:val="1"/>
       <w:numFmt w:val="bullet"/>
       <w:lvlText w:val=""/>
@@ -8146,7 +6978,7 @@
         <w:rFonts w:ascii="Symbol" w:hAnsi="Symbol"/>
       </w:rPr>
     </w:lvl>
-    <w:lvl w:ilvl="7">
+    <w:lvl w:ilvl="7" w:tplc="A6D4B288">
       <w:start w:val="1"/>
       <w:numFmt w:val="bullet"/>
       <w:lvlText w:val="o"/>
@@ -8161,7 +6993,7 @@
         <w:rFonts w:ascii="Courier New" w:hAnsi="Courier New"/>
       </w:rPr>
     </w:lvl>
-    <w:lvl w:ilvl="8">
+    <w:lvl w:ilvl="8" w:tplc="B4268998">
       <w:start w:val="1"/>
       <w:numFmt w:val="bullet"/>
       <w:lvlText w:val=""/>
@@ -8177,11 +7009,11 @@
       </w:rPr>
     </w:lvl>
   </w:abstractNum>
-  <w:abstractNum w:abstractNumId="43">
+  <w:abstractNum w:abstractNumId="43" w15:restartNumberingAfterBreak="0">
     <w:nsid w:val="7FA66193"/>
     <w:multiLevelType w:val="hybridMultilevel"/>
     <w:tmpl w:val="7FA66193"/>
-    <w:lvl w:ilvl="0">
+    <w:lvl w:ilvl="0" w:tplc="3AEE061A">
       <w:start w:val="1"/>
       <w:numFmt w:val="bullet"/>
       <w:lvlText w:val=""/>
@@ -8196,7 +7028,7 @@
         <w:rFonts w:ascii="Symbol" w:hAnsi="Symbol"/>
       </w:rPr>
     </w:lvl>
-    <w:lvl w:ilvl="1">
+    <w:lvl w:ilvl="1" w:tplc="93CA10C6">
       <w:start w:val="1"/>
       <w:numFmt w:val="bullet"/>
       <w:lvlText w:val="o"/>
@@ -8211,7 +7043,7 @@
         <w:rFonts w:ascii="Courier New" w:hAnsi="Courier New"/>
       </w:rPr>
     </w:lvl>
-    <w:lvl w:ilvl="2">
+    <w:lvl w:ilvl="2" w:tplc="F9FCF00C">
       <w:start w:val="1"/>
       <w:numFmt w:val="bullet"/>
       <w:lvlText w:val=""/>
@@ -8226,7 +7058,7 @@
         <w:rFonts w:ascii="Wingdings" w:hAnsi="Wingdings"/>
       </w:rPr>
     </w:lvl>
-    <w:lvl w:ilvl="3">
+    <w:lvl w:ilvl="3" w:tplc="8B74602E">
       <w:start w:val="1"/>
       <w:numFmt w:val="bullet"/>
       <w:lvlText w:val=""/>
@@ -8241,7 +7073,7 @@
         <w:rFonts w:ascii="Symbol" w:hAnsi="Symbol"/>
       </w:rPr>
     </w:lvl>
-    <w:lvl w:ilvl="4">
+    <w:lvl w:ilvl="4" w:tplc="2D6CEAFC">
       <w:start w:val="1"/>
       <w:numFmt w:val="bullet"/>
       <w:lvlText w:val="o"/>
@@ -8256,7 +7088,7 @@
         <w:rFonts w:ascii="Courier New" w:hAnsi="Courier New"/>
       </w:rPr>
     </w:lvl>
-    <w:lvl w:ilvl="5">
+    <w:lvl w:ilvl="5" w:tplc="5A72570C">
       <w:start w:val="1"/>
       <w:numFmt w:val="bullet"/>
       <w:lvlText w:val=""/>
@@ -8271,7 +7103,7 @@
         <w:rFonts w:ascii="Wingdings" w:hAnsi="Wingdings"/>
       </w:rPr>
     </w:lvl>
-    <w:lvl w:ilvl="6">
+    <w:lvl w:ilvl="6" w:tplc="D6BC66D4">
       <w:start w:val="1"/>
       <w:numFmt w:val="bullet"/>
       <w:lvlText w:val=""/>
@@ -8286,7 +7118,7 @@
         <w:rFonts w:ascii="Symbol" w:hAnsi="Symbol"/>
       </w:rPr>
     </w:lvl>
-    <w:lvl w:ilvl="7">
+    <w:lvl w:ilvl="7" w:tplc="4CC4572A">
       <w:start w:val="1"/>
       <w:numFmt w:val="bullet"/>
       <w:lvlText w:val="o"/>
@@ -8301,7 +7133,7 @@
         <w:rFonts w:ascii="Courier New" w:hAnsi="Courier New"/>
       </w:rPr>
     </w:lvl>
-    <w:lvl w:ilvl="8">
+    <w:lvl w:ilvl="8" w:tplc="721AC97C">
       <w:start w:val="1"/>
       <w:numFmt w:val="bullet"/>
       <w:lvlText w:val=""/>
@@ -8317,11 +7149,11 @@
       </w:rPr>
     </w:lvl>
   </w:abstractNum>
-  <w:abstractNum w:abstractNumId="44">
+  <w:abstractNum w:abstractNumId="44" w15:restartNumberingAfterBreak="0">
     <w:nsid w:val="7FA66194"/>
     <w:multiLevelType w:val="hybridMultilevel"/>
     <w:tmpl w:val="7FA66194"/>
-    <w:lvl w:ilvl="0">
+    <w:lvl w:ilvl="0" w:tplc="3BAE038C">
       <w:start w:val="1"/>
       <w:numFmt w:val="bullet"/>
       <w:lvlText w:val=""/>
@@ -8336,7 +7168,7 @@
         <w:rFonts w:ascii="Symbol" w:hAnsi="Symbol"/>
       </w:rPr>
     </w:lvl>
-    <w:lvl w:ilvl="1">
+    <w:lvl w:ilvl="1" w:tplc="5410803E">
       <w:start w:val="1"/>
       <w:numFmt w:val="bullet"/>
       <w:lvlText w:val="o"/>
@@ -8351,7 +7183,7 @@
         <w:rFonts w:ascii="Courier New" w:hAnsi="Courier New"/>
       </w:rPr>
     </w:lvl>
-    <w:lvl w:ilvl="2">
+    <w:lvl w:ilvl="2" w:tplc="3A7AD3DA">
       <w:start w:val="1"/>
       <w:numFmt w:val="bullet"/>
       <w:lvlText w:val=""/>
@@ -8366,7 +7198,7 @@
         <w:rFonts w:ascii="Wingdings" w:hAnsi="Wingdings"/>
       </w:rPr>
     </w:lvl>
-    <w:lvl w:ilvl="3">
+    <w:lvl w:ilvl="3" w:tplc="EFE8211E">
       <w:start w:val="1"/>
       <w:numFmt w:val="bullet"/>
       <w:lvlText w:val=""/>
@@ -8381,7 +7213,7 @@
         <w:rFonts w:ascii="Symbol" w:hAnsi="Symbol"/>
       </w:rPr>
     </w:lvl>
-    <w:lvl w:ilvl="4">
+    <w:lvl w:ilvl="4" w:tplc="DE70F31A">
       <w:start w:val="1"/>
       <w:numFmt w:val="bullet"/>
       <w:lvlText w:val="o"/>
@@ -8396,7 +7228,7 @@
         <w:rFonts w:ascii="Courier New" w:hAnsi="Courier New"/>
       </w:rPr>
     </w:lvl>
-    <w:lvl w:ilvl="5">
+    <w:lvl w:ilvl="5" w:tplc="F3849974">
       <w:start w:val="1"/>
       <w:numFmt w:val="bullet"/>
       <w:lvlText w:val=""/>
@@ -8411,7 +7243,7 @@
         <w:rFonts w:ascii="Wingdings" w:hAnsi="Wingdings"/>
       </w:rPr>
     </w:lvl>
-    <w:lvl w:ilvl="6">
+    <w:lvl w:ilvl="6" w:tplc="851C1608">
       <w:start w:val="1"/>
       <w:numFmt w:val="bullet"/>
       <w:lvlText w:val=""/>
@@ -8426,7 +7258,7 @@
         <w:rFonts w:ascii="Symbol" w:hAnsi="Symbol"/>
       </w:rPr>
     </w:lvl>
-    <w:lvl w:ilvl="7">
+    <w:lvl w:ilvl="7" w:tplc="7AB61EF0">
       <w:start w:val="1"/>
       <w:numFmt w:val="bullet"/>
       <w:lvlText w:val="o"/>
@@ -8441,7 +7273,7 @@
         <w:rFonts w:ascii="Courier New" w:hAnsi="Courier New"/>
       </w:rPr>
     </w:lvl>
-    <w:lvl w:ilvl="8">
+    <w:lvl w:ilvl="8" w:tplc="404E7280">
       <w:start w:val="1"/>
       <w:numFmt w:val="bullet"/>
       <w:lvlText w:val=""/>
@@ -8457,11 +7289,11 @@
       </w:rPr>
     </w:lvl>
   </w:abstractNum>
-  <w:abstractNum w:abstractNumId="45">
+  <w:abstractNum w:abstractNumId="45" w15:restartNumberingAfterBreak="0">
     <w:nsid w:val="7FA66195"/>
     <w:multiLevelType w:val="hybridMultilevel"/>
     <w:tmpl w:val="7FA66195"/>
-    <w:lvl w:ilvl="0">
+    <w:lvl w:ilvl="0" w:tplc="F80C70D0">
       <w:start w:val="1"/>
       <w:numFmt w:val="bullet"/>
       <w:lvlText w:val=""/>
@@ -8476,7 +7308,7 @@
         <w:rFonts w:ascii="Symbol" w:hAnsi="Symbol"/>
       </w:rPr>
     </w:lvl>
-    <w:lvl w:ilvl="1">
+    <w:lvl w:ilvl="1" w:tplc="5210BB4A">
       <w:start w:val="1"/>
       <w:numFmt w:val="bullet"/>
       <w:lvlText w:val="o"/>
@@ -8491,7 +7323,7 @@
         <w:rFonts w:ascii="Courier New" w:hAnsi="Courier New"/>
       </w:rPr>
     </w:lvl>
-    <w:lvl w:ilvl="2">
+    <w:lvl w:ilvl="2" w:tplc="7A58EA8E">
       <w:start w:val="1"/>
       <w:numFmt w:val="bullet"/>
       <w:lvlText w:val=""/>
@@ -8506,7 +7338,7 @@
         <w:rFonts w:ascii="Wingdings" w:hAnsi="Wingdings"/>
       </w:rPr>
     </w:lvl>
-    <w:lvl w:ilvl="3">
+    <w:lvl w:ilvl="3" w:tplc="0C440B34">
       <w:start w:val="1"/>
       <w:numFmt w:val="bullet"/>
       <w:lvlText w:val=""/>
@@ -8521,7 +7353,7 @@
         <w:rFonts w:ascii="Symbol" w:hAnsi="Symbol"/>
       </w:rPr>
     </w:lvl>
-    <w:lvl w:ilvl="4">
+    <w:lvl w:ilvl="4" w:tplc="20943074">
       <w:start w:val="1"/>
       <w:numFmt w:val="bullet"/>
       <w:lvlText w:val="o"/>
@@ -8536,7 +7368,7 @@
         <w:rFonts w:ascii="Courier New" w:hAnsi="Courier New"/>
       </w:rPr>
     </w:lvl>
-    <w:lvl w:ilvl="5">
+    <w:lvl w:ilvl="5" w:tplc="36EA0FE4">
       <w:start w:val="1"/>
       <w:numFmt w:val="bullet"/>
       <w:lvlText w:val=""/>
@@ -8551,7 +7383,7 @@
         <w:rFonts w:ascii="Wingdings" w:hAnsi="Wingdings"/>
       </w:rPr>
     </w:lvl>
-    <w:lvl w:ilvl="6">
+    <w:lvl w:ilvl="6" w:tplc="F4DE8420">
       <w:start w:val="1"/>
       <w:numFmt w:val="bullet"/>
       <w:lvlText w:val=""/>
@@ -8566,7 +7398,7 @@
         <w:rFonts w:ascii="Symbol" w:hAnsi="Symbol"/>
       </w:rPr>
     </w:lvl>
-    <w:lvl w:ilvl="7">
+    <w:lvl w:ilvl="7" w:tplc="4ECC5EF8">
       <w:start w:val="1"/>
       <w:numFmt w:val="bullet"/>
       <w:lvlText w:val="o"/>
@@ -8581,7 +7413,7 @@
         <w:rFonts w:ascii="Courier New" w:hAnsi="Courier New"/>
       </w:rPr>
     </w:lvl>
-    <w:lvl w:ilvl="8">
+    <w:lvl w:ilvl="8" w:tplc="EC7CF36E">
       <w:start w:val="1"/>
       <w:numFmt w:val="bullet"/>
       <w:lvlText w:val=""/>
@@ -8597,142 +7429,142 @@
       </w:rPr>
     </w:lvl>
   </w:abstractNum>
-  <w:num w:numId="1">
+  <w:num w:numId="1" w16cid:durableId="708653381">
     <w:abstractNumId w:val="21"/>
   </w:num>
-  <w:num w:numId="2">
+  <w:num w:numId="2" w16cid:durableId="953363827">
     <w:abstractNumId w:val="17"/>
   </w:num>
-  <w:num w:numId="3">
+  <w:num w:numId="3" w16cid:durableId="916478964">
     <w:abstractNumId w:val="11"/>
   </w:num>
-  <w:num w:numId="4">
+  <w:num w:numId="4" w16cid:durableId="1052120766">
     <w:abstractNumId w:val="24"/>
   </w:num>
-  <w:num w:numId="5">
+  <w:num w:numId="5" w16cid:durableId="1300189872">
     <w:abstractNumId w:val="25"/>
   </w:num>
-  <w:num w:numId="6">
+  <w:num w:numId="6" w16cid:durableId="1642878043">
     <w:abstractNumId w:val="26"/>
   </w:num>
-  <w:num w:numId="7">
+  <w:num w:numId="7" w16cid:durableId="2074891180">
     <w:abstractNumId w:val="27"/>
   </w:num>
-  <w:num w:numId="8">
+  <w:num w:numId="8" w16cid:durableId="128013284">
     <w:abstractNumId w:val="28"/>
   </w:num>
-  <w:num w:numId="9">
+  <w:num w:numId="9" w16cid:durableId="1571498667">
     <w:abstractNumId w:val="29"/>
   </w:num>
-  <w:num w:numId="10">
+  <w:num w:numId="10" w16cid:durableId="369382573">
     <w:abstractNumId w:val="30"/>
   </w:num>
-  <w:num w:numId="11">
+  <w:num w:numId="11" w16cid:durableId="217473605">
     <w:abstractNumId w:val="31"/>
   </w:num>
-  <w:num w:numId="12">
+  <w:num w:numId="12" w16cid:durableId="496650865">
     <w:abstractNumId w:val="32"/>
   </w:num>
-  <w:num w:numId="13">
+  <w:num w:numId="13" w16cid:durableId="882447190">
     <w:abstractNumId w:val="33"/>
   </w:num>
-  <w:num w:numId="14">
+  <w:num w:numId="14" w16cid:durableId="163665786">
     <w:abstractNumId w:val="34"/>
   </w:num>
-  <w:num w:numId="15">
+  <w:num w:numId="15" w16cid:durableId="924261437">
     <w:abstractNumId w:val="35"/>
   </w:num>
-  <w:num w:numId="16">
+  <w:num w:numId="16" w16cid:durableId="17313800">
     <w:abstractNumId w:val="0"/>
   </w:num>
-  <w:num w:numId="17">
+  <w:num w:numId="17" w16cid:durableId="1717973687">
     <w:abstractNumId w:val="1"/>
   </w:num>
-  <w:num w:numId="18">
+  <w:num w:numId="18" w16cid:durableId="1641230520">
     <w:abstractNumId w:val="2"/>
   </w:num>
-  <w:num w:numId="19">
+  <w:num w:numId="19" w16cid:durableId="1556433310">
     <w:abstractNumId w:val="3"/>
   </w:num>
-  <w:num w:numId="20">
+  <w:num w:numId="20" w16cid:durableId="1539126521">
     <w:abstractNumId w:val="4"/>
   </w:num>
-  <w:num w:numId="21">
+  <w:num w:numId="21" w16cid:durableId="1108358349">
     <w:abstractNumId w:val="9"/>
   </w:num>
-  <w:num w:numId="22">
+  <w:num w:numId="22" w16cid:durableId="242641686">
     <w:abstractNumId w:val="5"/>
   </w:num>
-  <w:num w:numId="23">
+  <w:num w:numId="23" w16cid:durableId="2004966063">
     <w:abstractNumId w:val="6"/>
   </w:num>
-  <w:num w:numId="24">
+  <w:num w:numId="24" w16cid:durableId="916592449">
     <w:abstractNumId w:val="7"/>
   </w:num>
-  <w:num w:numId="25">
+  <w:num w:numId="25" w16cid:durableId="1170290715">
     <w:abstractNumId w:val="8"/>
   </w:num>
-  <w:num w:numId="26">
+  <w:num w:numId="26" w16cid:durableId="203830295">
     <w:abstractNumId w:val="10"/>
   </w:num>
-  <w:num w:numId="27">
+  <w:num w:numId="27" w16cid:durableId="1116175890">
     <w:abstractNumId w:val="18"/>
   </w:num>
-  <w:num w:numId="28">
+  <w:num w:numId="28" w16cid:durableId="2024671495">
     <w:abstractNumId w:val="15"/>
   </w:num>
-  <w:num w:numId="29">
+  <w:num w:numId="29" w16cid:durableId="1840733847">
     <w:abstractNumId w:val="36"/>
   </w:num>
-  <w:num w:numId="30">
+  <w:num w:numId="30" w16cid:durableId="15008982">
     <w:abstractNumId w:val="37"/>
   </w:num>
-  <w:num w:numId="31">
+  <w:num w:numId="31" w16cid:durableId="1205483274">
     <w:abstractNumId w:val="38"/>
   </w:num>
-  <w:num w:numId="32">
+  <w:num w:numId="32" w16cid:durableId="2128893878">
     <w:abstractNumId w:val="39"/>
   </w:num>
-  <w:num w:numId="33">
+  <w:num w:numId="33" w16cid:durableId="204954256">
     <w:abstractNumId w:val="23"/>
   </w:num>
-  <w:num w:numId="34">
+  <w:num w:numId="34" w16cid:durableId="1388337555">
     <w:abstractNumId w:val="22"/>
   </w:num>
-  <w:num w:numId="35">
+  <w:num w:numId="35" w16cid:durableId="1216238649">
     <w:abstractNumId w:val="40"/>
   </w:num>
-  <w:num w:numId="36">
+  <w:num w:numId="36" w16cid:durableId="602567098">
     <w:abstractNumId w:val="13"/>
   </w:num>
-  <w:num w:numId="37">
+  <w:num w:numId="37" w16cid:durableId="919947750">
     <w:abstractNumId w:val="12"/>
   </w:num>
-  <w:num w:numId="38">
+  <w:num w:numId="38" w16cid:durableId="815802486">
     <w:abstractNumId w:val="14"/>
   </w:num>
-  <w:num w:numId="39">
+  <w:num w:numId="39" w16cid:durableId="140776431">
     <w:abstractNumId w:val="16"/>
   </w:num>
-  <w:num w:numId="40">
+  <w:num w:numId="40" w16cid:durableId="1356342647">
     <w:abstractNumId w:val="20"/>
   </w:num>
-  <w:num w:numId="41">
+  <w:num w:numId="41" w16cid:durableId="2101565406">
     <w:abstractNumId w:val="19"/>
   </w:num>
-  <w:num w:numId="42">
+  <w:num w:numId="42" w16cid:durableId="844631493">
     <w:abstractNumId w:val="41"/>
   </w:num>
-  <w:num w:numId="43">
+  <w:num w:numId="43" w16cid:durableId="842359579">
     <w:abstractNumId w:val="42"/>
   </w:num>
-  <w:num w:numId="44">
+  <w:num w:numId="44" w16cid:durableId="465200187">
     <w:abstractNumId w:val="43"/>
   </w:num>
-  <w:num w:numId="45">
+  <w:num w:numId="45" w16cid:durableId="507059593">
     <w:abstractNumId w:val="44"/>
   </w:num>
-  <w:num w:numId="46">
+  <w:num w:numId="46" w16cid:durableId="867567954">
     <w:abstractNumId w:val="45"/>
   </w:num>
   <w:numIdMacAtCleanup w:val="15"/>
@@ -8740,7 +7572,7 @@
 </file>
 
 <file path=word/styles.xml><?xml version="1.0" encoding="utf-8"?>
-<w:styles xmlns:mc="http://schemas.openxmlformats.org/markup-compatibility/2006" xmlns:r="http://schemas.openxmlformats.org/officeDocument/2006/relationships" xmlns:w="http://schemas.openxmlformats.org/wordprocessingml/2006/main" xmlns:w14="http://schemas.microsoft.com/office/word/2010/wordml" xmlns:w15="http://schemas.microsoft.com/office/word/2012/wordml" mc:Ignorable="w14 w15">
+<w:styles xmlns:mc="http://schemas.openxmlformats.org/markup-compatibility/2006" xmlns:r="http://schemas.openxmlformats.org/officeDocument/2006/relationships" xmlns:w="http://schemas.openxmlformats.org/wordprocessingml/2006/main" xmlns:w14="http://schemas.microsoft.com/office/word/2010/wordml" xmlns:w15="http://schemas.microsoft.com/office/word/2012/wordml" xmlns:w16cex="http://schemas.microsoft.com/office/word/2018/wordml/cex" xmlns:w16cid="http://schemas.microsoft.com/office/word/2016/wordml/cid" xmlns:w16="http://schemas.microsoft.com/office/word/2018/wordml" xmlns:w16du="http://schemas.microsoft.com/office/word/2023/wordml/word16du" xmlns:w16sdtdh="http://schemas.microsoft.com/office/word/2020/wordml/sdtdatahash" xmlns:w16sdtfl="http://schemas.microsoft.com/office/word/2024/wordml/sdtformatlock" xmlns:w16se="http://schemas.microsoft.com/office/word/2015/wordml/symex" mc:Ignorable="w14 w15 w16se w16cid w16 w16cex w16sdtdh w16sdtfl w16du">
   <w:docDefaults>
     <w:rPrDefault>
       <w:rPr>
@@ -8752,7 +7584,7 @@
     </w:rPrDefault>
     <w:pPrDefault/>
   </w:docDefaults>
-  <w:latentStyles w:defLockedState="0" w:defUIPriority="0" w:defSemiHidden="0" w:defUnhideWhenUsed="0" w:defQFormat="0" w:count="382">
+  <w:latentStyles w:defLockedState="0" w:defUIPriority="0" w:defSemiHidden="0" w:defUnhideWhenUsed="0" w:defQFormat="0" w:count="376">
     <w:lsdException w:name="heading 1" w:qFormat="1"/>
     <w:lsdException w:name="heading 2" w:qFormat="1"/>
     <w:lsdException w:name="heading 3" w:qFormat="1"/>
@@ -8986,7 +7818,7 @@
     <w:lsdException w:name="Colorful Grid Accent 6"/>
     <w:lsdException w:name="TOC Heading" w:uiPriority="39" w:qFormat="1"/>
   </w:latentStyles>
-  <w:style w:type="paragraph" w:default="1" w:styleId="Normal">
+  <w:style w:type="paragraph" w:default="1" w:styleId="a">
     <w:name w:val="Normal"/>
     <w:qFormat/>
     <w:rsid w:val="00E244B5"/>
@@ -8998,10 +7830,10 @@
       <w:sz w:val="20"/>
     </w:rPr>
   </w:style>
-  <w:style w:type="paragraph" w:styleId="Heading1">
+  <w:style w:type="paragraph" w:styleId="1">
     <w:name w:val="heading 1"/>
-    <w:basedOn w:val="Normal"/>
-    <w:next w:val="Normal"/>
+    <w:basedOn w:val="a"/>
+    <w:next w:val="a"/>
     <w:qFormat/>
     <w:rsid w:val="00A30F43"/>
     <w:pPr>
@@ -9023,10 +7855,10 @@
       <w:szCs w:val="32"/>
     </w:rPr>
   </w:style>
-  <w:style w:type="paragraph" w:styleId="Heading2">
+  <w:style w:type="paragraph" w:styleId="2">
     <w:name w:val="heading 2"/>
-    <w:basedOn w:val="Normal"/>
-    <w:next w:val="Normal"/>
+    <w:basedOn w:val="a"/>
+    <w:next w:val="a"/>
     <w:qFormat/>
     <w:rsid w:val="002310D4"/>
     <w:pPr>
@@ -9046,10 +7878,10 @@
       <w:szCs w:val="28"/>
     </w:rPr>
   </w:style>
-  <w:style w:type="paragraph" w:styleId="Heading3">
+  <w:style w:type="paragraph" w:styleId="3">
     <w:name w:val="heading 3"/>
-    <w:basedOn w:val="Normal"/>
-    <w:next w:val="Normal"/>
+    <w:basedOn w:val="a"/>
+    <w:next w:val="a"/>
     <w:qFormat/>
     <w:rsid w:val="002310D4"/>
     <w:pPr>
@@ -9069,11 +7901,11 @@
       <w:szCs w:val="26"/>
     </w:rPr>
   </w:style>
-  <w:style w:type="paragraph" w:styleId="Heading4">
+  <w:style w:type="paragraph" w:styleId="4">
     <w:name w:val="heading 4"/>
-    <w:basedOn w:val="Normal"/>
-    <w:next w:val="Normal"/>
-    <w:link w:val="Heading4Char"/>
+    <w:basedOn w:val="a"/>
+    <w:next w:val="a"/>
+    <w:link w:val="40"/>
     <w:rsid w:val="002310D4"/>
     <w:pPr>
       <w:keepNext/>
@@ -9087,11 +7919,11 @@
       <w:color w:val="595959" w:themeColor="text1" w:themeTint="A6"/>
     </w:rPr>
   </w:style>
-  <w:style w:type="paragraph" w:styleId="Heading5">
+  <w:style w:type="paragraph" w:styleId="5">
     <w:name w:val="heading 5"/>
-    <w:basedOn w:val="Normal"/>
-    <w:next w:val="Normal"/>
-    <w:link w:val="Heading5Char"/>
+    <w:basedOn w:val="a"/>
+    <w:next w:val="a"/>
+    <w:link w:val="50"/>
     <w:unhideWhenUsed/>
     <w:rsid w:val="002310D4"/>
     <w:pPr>
@@ -9105,11 +7937,11 @@
       <w:color w:val="595959" w:themeColor="text1" w:themeTint="A6"/>
     </w:rPr>
   </w:style>
-  <w:style w:type="paragraph" w:styleId="Heading6">
+  <w:style w:type="paragraph" w:styleId="6">
     <w:name w:val="heading 6"/>
-    <w:basedOn w:val="Normal"/>
-    <w:next w:val="Normal"/>
-    <w:link w:val="Heading6Char"/>
+    <w:basedOn w:val="a"/>
+    <w:next w:val="a"/>
+    <w:link w:val="60"/>
     <w:semiHidden/>
     <w:unhideWhenUsed/>
     <w:rsid w:val="002310D4"/>
@@ -9124,11 +7956,11 @@
       <w:color w:val="7F7F7F" w:themeColor="text1" w:themeTint="80"/>
     </w:rPr>
   </w:style>
-  <w:style w:type="paragraph" w:styleId="Heading7">
+  <w:style w:type="paragraph" w:styleId="7">
     <w:name w:val="heading 7"/>
-    <w:basedOn w:val="Normal"/>
-    <w:next w:val="Normal"/>
-    <w:link w:val="Heading7Char"/>
+    <w:basedOn w:val="a"/>
+    <w:next w:val="a"/>
+    <w:link w:val="70"/>
     <w:semiHidden/>
     <w:unhideWhenUsed/>
     <w:rsid w:val="002310D4"/>
@@ -9143,11 +7975,11 @@
       <w:color w:val="7F7F7F" w:themeColor="text1" w:themeTint="80"/>
     </w:rPr>
   </w:style>
-  <w:style w:type="paragraph" w:styleId="Heading8">
+  <w:style w:type="paragraph" w:styleId="8">
     <w:name w:val="heading 8"/>
-    <w:basedOn w:val="Normal"/>
-    <w:next w:val="Normal"/>
-    <w:link w:val="Heading8Char"/>
+    <w:basedOn w:val="a"/>
+    <w:next w:val="a"/>
+    <w:link w:val="80"/>
     <w:semiHidden/>
     <w:unhideWhenUsed/>
     <w:rsid w:val="002310D4"/>
@@ -9163,11 +7995,11 @@
       <w:szCs w:val="21"/>
     </w:rPr>
   </w:style>
-  <w:style w:type="paragraph" w:styleId="Heading9">
+  <w:style w:type="paragraph" w:styleId="9">
     <w:name w:val="heading 9"/>
-    <w:basedOn w:val="Normal"/>
-    <w:next w:val="Normal"/>
-    <w:link w:val="Heading9Char"/>
+    <w:basedOn w:val="a"/>
+    <w:next w:val="a"/>
+    <w:link w:val="90"/>
     <w:unhideWhenUsed/>
     <w:rsid w:val="002310D4"/>
     <w:pPr>
@@ -9182,13 +8014,13 @@
       <w:szCs w:val="21"/>
     </w:rPr>
   </w:style>
-  <w:style w:type="character" w:default="1" w:styleId="DefaultParagraphFont">
+  <w:style w:type="character" w:default="1" w:styleId="a0">
     <w:name w:val="Default Paragraph Font"/>
     <w:uiPriority w:val="1"/>
     <w:semiHidden/>
     <w:unhideWhenUsed/>
   </w:style>
-  <w:style w:type="table" w:default="1" w:styleId="TableNormal">
+  <w:style w:type="table" w:default="1" w:styleId="a1">
     <w:name w:val="Normal Table"/>
     <w:uiPriority w:val="99"/>
     <w:semiHidden/>
@@ -9203,15 +8035,15 @@
       </w:tblCellMar>
     </w:tblPr>
   </w:style>
-  <w:style w:type="numbering" w:default="1" w:styleId="NoList">
+  <w:style w:type="numbering" w:default="1" w:styleId="a2">
     <w:name w:val="No List"/>
     <w:uiPriority w:val="99"/>
     <w:semiHidden/>
     <w:unhideWhenUsed/>
   </w:style>
-  <w:style w:type="paragraph" w:styleId="Title">
+  <w:style w:type="paragraph" w:styleId="a3">
     <w:name w:val="Title"/>
-    <w:basedOn w:val="Normal"/>
+    <w:basedOn w:val="a"/>
     <w:qFormat/>
     <w:rsid w:val="00994241"/>
     <w:pPr>
@@ -9229,9 +8061,9 @@
       <w:szCs w:val="32"/>
     </w:rPr>
   </w:style>
-  <w:style w:type="character" w:styleId="Hyperlink">
+  <w:style w:type="character" w:styleId="a4">
     <w:name w:val="Hyperlink"/>
-    <w:basedOn w:val="DefaultParagraphFont"/>
+    <w:basedOn w:val="a0"/>
     <w:uiPriority w:val="99"/>
     <w:rsid w:val="00EF7B96"/>
     <w:rPr>
@@ -9239,10 +8071,10 @@
       <w:u w:val="single"/>
     </w:rPr>
   </w:style>
-  <w:style w:type="paragraph" w:styleId="Caption">
+  <w:style w:type="paragraph" w:styleId="a5">
     <w:name w:val="caption"/>
-    <w:basedOn w:val="Normal"/>
-    <w:next w:val="Normal"/>
+    <w:basedOn w:val="a"/>
+    <w:next w:val="a"/>
     <w:qFormat/>
     <w:rsid w:val="00805BCE"/>
     <w:rPr>
@@ -9251,10 +8083,10 @@
       <w:szCs w:val="20"/>
     </w:rPr>
   </w:style>
-  <w:style w:type="paragraph" w:styleId="Header">
+  <w:style w:type="paragraph" w:styleId="a6">
     <w:name w:val="header"/>
-    <w:basedOn w:val="Normal"/>
-    <w:link w:val="HeaderChar"/>
+    <w:basedOn w:val="a"/>
+    <w:link w:val="a7"/>
     <w:rsid w:val="0082378C"/>
     <w:pPr>
       <w:tabs>
@@ -9264,20 +8096,20 @@
       <w:spacing w:after="0"/>
     </w:pPr>
   </w:style>
-  <w:style w:type="character" w:customStyle="1" w:styleId="HeaderChar">
-    <w:name w:val="Header Char"/>
-    <w:basedOn w:val="DefaultParagraphFont"/>
-    <w:link w:val="Header"/>
+  <w:style w:type="character" w:customStyle="1" w:styleId="a7">
+    <w:name w:val="Верхний колонтитул Знак"/>
+    <w:basedOn w:val="a0"/>
+    <w:link w:val="a6"/>
     <w:rsid w:val="0082378C"/>
     <w:rPr>
       <w:rFonts w:ascii="Arial" w:hAnsi="Arial"/>
       <w:sz w:val="20"/>
     </w:rPr>
   </w:style>
-  <w:style w:type="paragraph" w:styleId="Footer">
+  <w:style w:type="paragraph" w:styleId="a8">
     <w:name w:val="footer"/>
-    <w:basedOn w:val="Normal"/>
-    <w:link w:val="FooterChar"/>
+    <w:basedOn w:val="a"/>
+    <w:link w:val="a9"/>
     <w:rsid w:val="00DF63C1"/>
     <w:pPr>
       <w:tabs>
@@ -9291,31 +8123,30 @@
       <w:sz w:val="18"/>
     </w:rPr>
   </w:style>
-  <w:style w:type="character" w:customStyle="1" w:styleId="FooterChar">
-    <w:name w:val="Footer Char"/>
-    <w:basedOn w:val="DefaultParagraphFont"/>
-    <w:link w:val="Footer"/>
+  <w:style w:type="character" w:customStyle="1" w:styleId="a9">
+    <w:name w:val="Нижний колонтитул Знак"/>
+    <w:basedOn w:val="a0"/>
+    <w:link w:val="a8"/>
     <w:rsid w:val="00DF63C1"/>
     <w:rPr>
       <w:rFonts w:ascii="Arial" w:hAnsi="Arial"/>
       <w:sz w:val="18"/>
     </w:rPr>
   </w:style>
-  <w:style w:type="character" w:styleId="PageNumber">
+  <w:style w:type="character" w:styleId="aa">
     <w:name w:val="page number"/>
-    <w:basedOn w:val="DefaultParagraphFont"/>
+    <w:basedOn w:val="a0"/>
     <w:rsid w:val="0082378C"/>
     <w:rPr>
       <w:rFonts w:ascii="Arial" w:hAnsi="Arial"/>
       <w:sz w:val="20"/>
     </w:rPr>
   </w:style>
-  <w:style w:type="table" w:styleId="TableGrid">
+  <w:style w:type="table" w:styleId="ab">
     <w:name w:val="Table Grid"/>
-    <w:basedOn w:val="TableNormal"/>
+    <w:basedOn w:val="a1"/>
     <w:rsid w:val="00704E8D"/>
     <w:tblPr>
-      <w:tblInd w:w="0" w:type="dxa"/>
       <w:tblBorders>
         <w:top w:val="single" w:sz="4" w:space="0" w:color="000000" w:themeColor="text1"/>
         <w:left w:val="single" w:sz="4" w:space="0" w:color="000000" w:themeColor="text1"/>
@@ -9324,18 +8155,12 @@
         <w:insideH w:val="single" w:sz="4" w:space="0" w:color="000000" w:themeColor="text1"/>
         <w:insideV w:val="single" w:sz="4" w:space="0" w:color="000000" w:themeColor="text1"/>
       </w:tblBorders>
-      <w:tblCellMar>
-        <w:top w:w="0" w:type="dxa"/>
-        <w:left w:w="108" w:type="dxa"/>
-        <w:bottom w:w="0" w:type="dxa"/>
-        <w:right w:w="108" w:type="dxa"/>
-      </w:tblCellMar>
     </w:tblPr>
   </w:style>
-  <w:style w:type="paragraph" w:styleId="TOC1">
+  <w:style w:type="paragraph" w:styleId="10">
     <w:name w:val="toc 1"/>
-    <w:basedOn w:val="TOC3"/>
-    <w:next w:val="Normal"/>
+    <w:basedOn w:val="30"/>
+    <w:next w:val="a"/>
     <w:autoRedefine/>
     <w:uiPriority w:val="39"/>
     <w:rsid w:val="009C77F6"/>
@@ -9349,10 +8174,10 @@
       <w:sz w:val="20"/>
     </w:rPr>
   </w:style>
-  <w:style w:type="paragraph" w:styleId="TOC2">
+  <w:style w:type="paragraph" w:styleId="20">
     <w:name w:val="toc 2"/>
-    <w:basedOn w:val="TOC1"/>
-    <w:next w:val="Normal"/>
+    <w:basedOn w:val="10"/>
+    <w:next w:val="a"/>
     <w:autoRedefine/>
     <w:uiPriority w:val="39"/>
     <w:rsid w:val="00577554"/>
@@ -9365,10 +8190,10 @@
       <w:color w:val="595959" w:themeColor="text1" w:themeTint="A6"/>
     </w:rPr>
   </w:style>
-  <w:style w:type="paragraph" w:styleId="TOC3">
+  <w:style w:type="paragraph" w:styleId="30">
     <w:name w:val="toc 3"/>
-    <w:basedOn w:val="Normal"/>
-    <w:next w:val="Normal"/>
+    <w:basedOn w:val="a"/>
+    <w:next w:val="a"/>
     <w:autoRedefine/>
     <w:uiPriority w:val="39"/>
     <w:rsid w:val="009C77F6"/>
@@ -9382,10 +8207,10 @@
       <w:szCs w:val="22"/>
     </w:rPr>
   </w:style>
-  <w:style w:type="paragraph" w:styleId="TOC4">
+  <w:style w:type="paragraph" w:styleId="41">
     <w:name w:val="toc 4"/>
-    <w:basedOn w:val="Normal"/>
-    <w:next w:val="Normal"/>
+    <w:basedOn w:val="a"/>
+    <w:next w:val="a"/>
     <w:autoRedefine/>
     <w:rsid w:val="0021001B"/>
     <w:pPr>
@@ -9400,10 +8225,10 @@
       <w:szCs w:val="20"/>
     </w:rPr>
   </w:style>
-  <w:style w:type="paragraph" w:styleId="TOC5">
+  <w:style w:type="paragraph" w:styleId="51">
     <w:name w:val="toc 5"/>
-    <w:basedOn w:val="Normal"/>
-    <w:next w:val="Normal"/>
+    <w:basedOn w:val="a"/>
+    <w:next w:val="a"/>
     <w:autoRedefine/>
     <w:rsid w:val="0021001B"/>
     <w:pPr>
@@ -9418,10 +8243,10 @@
       <w:szCs w:val="20"/>
     </w:rPr>
   </w:style>
-  <w:style w:type="paragraph" w:styleId="TOC6">
+  <w:style w:type="paragraph" w:styleId="61">
     <w:name w:val="toc 6"/>
-    <w:basedOn w:val="Normal"/>
-    <w:next w:val="Normal"/>
+    <w:basedOn w:val="a"/>
+    <w:next w:val="a"/>
     <w:autoRedefine/>
     <w:rsid w:val="0021001B"/>
     <w:pPr>
@@ -9435,10 +8260,10 @@
       <w:szCs w:val="20"/>
     </w:rPr>
   </w:style>
-  <w:style w:type="paragraph" w:styleId="TOC7">
+  <w:style w:type="paragraph" w:styleId="71">
     <w:name w:val="toc 7"/>
-    <w:basedOn w:val="Normal"/>
-    <w:next w:val="Normal"/>
+    <w:basedOn w:val="a"/>
+    <w:next w:val="a"/>
     <w:autoRedefine/>
     <w:rsid w:val="0021001B"/>
     <w:pPr>
@@ -9452,10 +8277,10 @@
       <w:szCs w:val="20"/>
     </w:rPr>
   </w:style>
-  <w:style w:type="paragraph" w:styleId="TOC8">
+  <w:style w:type="paragraph" w:styleId="81">
     <w:name w:val="toc 8"/>
-    <w:basedOn w:val="Normal"/>
-    <w:next w:val="Normal"/>
+    <w:basedOn w:val="a"/>
+    <w:next w:val="a"/>
     <w:autoRedefine/>
     <w:rsid w:val="0021001B"/>
     <w:pPr>
@@ -9469,10 +8294,10 @@
       <w:szCs w:val="20"/>
     </w:rPr>
   </w:style>
-  <w:style w:type="paragraph" w:styleId="TOC9">
+  <w:style w:type="paragraph" w:styleId="91">
     <w:name w:val="toc 9"/>
-    <w:basedOn w:val="Normal"/>
-    <w:next w:val="Normal"/>
+    <w:basedOn w:val="a"/>
+    <w:next w:val="a"/>
     <w:autoRedefine/>
     <w:rsid w:val="0021001B"/>
     <w:pPr>
@@ -9496,10 +8321,10 @@
       </w:numPr>
     </w:pPr>
   </w:style>
-  <w:style w:type="paragraph" w:styleId="DocumentMap">
+  <w:style w:type="paragraph" w:styleId="ac">
     <w:name w:val="Document Map"/>
-    <w:basedOn w:val="Normal"/>
-    <w:link w:val="DocumentMapChar"/>
+    <w:basedOn w:val="a"/>
+    <w:link w:val="ad"/>
     <w:rsid w:val="00552316"/>
     <w:pPr>
       <w:spacing w:after="0"/>
@@ -9508,20 +8333,20 @@
       <w:rFonts w:ascii="Lucida Grande" w:hAnsi="Lucida Grande"/>
     </w:rPr>
   </w:style>
-  <w:style w:type="character" w:customStyle="1" w:styleId="DocumentMapChar">
-    <w:name w:val="Document Map Char"/>
-    <w:basedOn w:val="DefaultParagraphFont"/>
-    <w:link w:val="DocumentMap"/>
+  <w:style w:type="character" w:customStyle="1" w:styleId="ad">
+    <w:name w:val="Схема документа Знак"/>
+    <w:basedOn w:val="a0"/>
+    <w:link w:val="ac"/>
     <w:rsid w:val="00552316"/>
     <w:rPr>
       <w:rFonts w:ascii="Lucida Grande" w:hAnsi="Lucida Grande"/>
       <w:lang w:eastAsia="en-US"/>
     </w:rPr>
   </w:style>
-  <w:style w:type="paragraph" w:styleId="TOCHeading">
+  <w:style w:type="paragraph" w:styleId="ae">
     <w:name w:val="TOC Heading"/>
-    <w:basedOn w:val="Heading1"/>
-    <w:next w:val="Normal"/>
+    <w:basedOn w:val="1"/>
+    <w:next w:val="a"/>
     <w:uiPriority w:val="39"/>
     <w:unhideWhenUsed/>
     <w:qFormat/>
@@ -9542,47 +8367,39 @@
       <w:szCs w:val="28"/>
     </w:rPr>
   </w:style>
-  <w:style w:type="character" w:customStyle="1" w:styleId="Heading4Char">
-    <w:name w:val="Heading 4 Char"/>
-    <w:basedOn w:val="DefaultParagraphFont"/>
-    <w:link w:val="Heading4"/>
+  <w:style w:type="character" w:customStyle="1" w:styleId="40">
+    <w:name w:val="Заголовок 4 Знак"/>
+    <w:basedOn w:val="a0"/>
+    <w:link w:val="4"/>
     <w:rsid w:val="00374AF9"/>
     <w:rPr>
-      <w:rFonts w:ascii="Source Sans Pro" w:hAnsi="Source Sans Pro" w:eastAsiaTheme="majorEastAsia" w:cstheme="majorBidi"/>
+      <w:rFonts w:ascii="Source Sans Pro" w:eastAsiaTheme="majorEastAsia" w:hAnsi="Source Sans Pro" w:cstheme="majorBidi"/>
       <w:iCs/>
       <w:color w:val="595959" w:themeColor="text1" w:themeTint="A6"/>
       <w:sz w:val="20"/>
     </w:rPr>
   </w:style>
-  <w:style w:type="character" w:customStyle="1" w:styleId="Heading5Char">
-    <w:name w:val="Heading 5 Char"/>
-    <w:basedOn w:val="DefaultParagraphFont"/>
-    <w:link w:val="Heading5"/>
+  <w:style w:type="character" w:customStyle="1" w:styleId="50">
+    <w:name w:val="Заголовок 5 Знак"/>
+    <w:basedOn w:val="a0"/>
+    <w:link w:val="5"/>
     <w:rsid w:val="00236273"/>
     <w:rPr>
-      <w:rFonts w:ascii="Source Sans Pro" w:hAnsi="Source Sans Pro" w:eastAsiaTheme="majorEastAsia" w:cstheme="majorBidi"/>
+      <w:rFonts w:ascii="Source Sans Pro" w:eastAsiaTheme="majorEastAsia" w:hAnsi="Source Sans Pro" w:cstheme="majorBidi"/>
       <w:color w:val="595959" w:themeColor="text1" w:themeTint="A6"/>
       <w:sz w:val="20"/>
     </w:rPr>
   </w:style>
   <w:style w:type="table" w:customStyle="1" w:styleId="ScrollSectionColumn">
     <w:name w:val="Scroll Section Column"/>
-    <w:basedOn w:val="TableNormal"/>
+    <w:basedOn w:val="a1"/>
     <w:uiPriority w:val="99"/>
     <w:rsid w:val="00E868FB"/>
-    <w:tblPr>
-      <w:tblInd w:w="0" w:type="dxa"/>
-      <w:tblCellMar>
-        <w:top w:w="0" w:type="dxa"/>
-        <w:left w:w="108" w:type="dxa"/>
-        <w:bottom w:w="0" w:type="dxa"/>
-        <w:right w:w="108" w:type="dxa"/>
-      </w:tblCellMar>
-    </w:tblPr>
+    <w:tblPr/>
   </w:style>
   <w:style w:type="table" w:customStyle="1" w:styleId="ScrollTip">
     <w:name w:val="Scroll Tip"/>
-    <w:basedOn w:val="TableNormal"/>
+    <w:basedOn w:val="a1"/>
     <w:uiPriority w:val="99"/>
     <w:qFormat/>
     <w:rsid w:val="0099620C"/>
@@ -9590,7 +8407,6 @@
       <w:ind w:left="173" w:right="259"/>
     </w:pPr>
     <w:tblPr>
-      <w:tblInd w:w="0" w:type="dxa"/>
       <w:tblBorders>
         <w:top w:val="single" w:sz="4" w:space="0" w:color="9CC4A2"/>
         <w:left w:val="single" w:sz="4" w:space="0" w:color="9CC4A2"/>
@@ -9610,7 +8426,7 @@
   </w:style>
   <w:style w:type="table" w:customStyle="1" w:styleId="ScrollWarning">
     <w:name w:val="Scroll Warning"/>
-    <w:basedOn w:val="TableNormal"/>
+    <w:basedOn w:val="a1"/>
     <w:uiPriority w:val="99"/>
     <w:qFormat/>
     <w:rsid w:val="0099620C"/>
@@ -9618,7 +8434,6 @@
       <w:ind w:left="173" w:right="259"/>
     </w:pPr>
     <w:tblPr>
-      <w:tblInd w:w="0" w:type="dxa"/>
       <w:tblBorders>
         <w:top w:val="single" w:sz="4" w:space="0" w:color="E29898"/>
         <w:left w:val="single" w:sz="4" w:space="0" w:color="E29898"/>
@@ -9638,7 +8453,7 @@
   </w:style>
   <w:style w:type="table" w:customStyle="1" w:styleId="ScrollCode">
     <w:name w:val="Scroll Code"/>
-    <w:basedOn w:val="TableNormal"/>
+    <w:basedOn w:val="a1"/>
     <w:uiPriority w:val="99"/>
     <w:qFormat/>
     <w:rsid w:val="00AD7224"/>
@@ -9651,7 +8466,6 @@
     </w:rPr>
     <w:tblPr>
       <w:tblCellSpacing w:w="0" w:type="dxa"/>
-      <w:tblInd w:w="0" w:type="dxa"/>
       <w:tblBorders>
         <w:top w:val="dashed" w:sz="4" w:space="0" w:color="6199C9"/>
         <w:left w:val="dashed" w:sz="4" w:space="0" w:color="6199C9"/>
@@ -9671,7 +8485,7 @@
   </w:style>
   <w:style w:type="table" w:customStyle="1" w:styleId="ScrollInfo">
     <w:name w:val="Scroll Info"/>
-    <w:basedOn w:val="TableNormal"/>
+    <w:basedOn w:val="a1"/>
     <w:uiPriority w:val="99"/>
     <w:qFormat/>
     <w:rsid w:val="00F93E63"/>
@@ -9679,7 +8493,6 @@
       <w:ind w:left="173" w:right="259"/>
     </w:pPr>
     <w:tblPr>
-      <w:tblInd w:w="0" w:type="dxa"/>
       <w:tblBorders>
         <w:top w:val="single" w:sz="4" w:space="0" w:color="9CA6D2"/>
         <w:left w:val="single" w:sz="4" w:space="0" w:color="9CA6D2"/>
@@ -9699,7 +8512,7 @@
   </w:style>
   <w:style w:type="table" w:customStyle="1" w:styleId="ScrollTableNormal">
     <w:name w:val="Scroll Table Normal"/>
-    <w:basedOn w:val="TableNormal"/>
+    <w:basedOn w:val="a1"/>
     <w:uiPriority w:val="99"/>
     <w:qFormat/>
     <w:rsid w:val="0025070E"/>
@@ -9710,7 +8523,6 @@
     <w:tblPr>
       <w:tblStyleRowBandSize w:val="1"/>
       <w:tblStyleColBandSize w:val="1"/>
-      <w:tblInd w:w="0" w:type="dxa"/>
       <w:tblBorders>
         <w:top w:val="single" w:sz="4" w:space="0" w:color="DDDDDD"/>
         <w:left w:val="single" w:sz="4" w:space="0" w:color="DDDDDD"/>
@@ -9719,12 +8531,6 @@
         <w:insideH w:val="single" w:sz="4" w:space="0" w:color="DDDDDD"/>
         <w:insideV w:val="single" w:sz="4" w:space="0" w:color="DDDDDD"/>
       </w:tblBorders>
-      <w:tblCellMar>
-        <w:top w:w="0" w:type="dxa"/>
-        <w:left w:w="108" w:type="dxa"/>
-        <w:bottom w:w="0" w:type="dxa"/>
-        <w:right w:w="108" w:type="dxa"/>
-      </w:tblCellMar>
     </w:tblPr>
     <w:tblStylePr w:type="firstRow">
       <w:rPr>
@@ -9767,7 +8573,7 @@
   </w:style>
   <w:style w:type="table" w:customStyle="1" w:styleId="ScrollPanel">
     <w:name w:val="Scroll Panel"/>
-    <w:basedOn w:val="TableNormal"/>
+    <w:basedOn w:val="a1"/>
     <w:uiPriority w:val="99"/>
     <w:qFormat/>
     <w:rsid w:val="00F93E63"/>
@@ -9775,7 +8581,6 @@
       <w:ind w:left="173" w:right="259"/>
     </w:pPr>
     <w:tblPr>
-      <w:tblInd w:w="0" w:type="dxa"/>
       <w:tblBorders>
         <w:top w:val="single" w:sz="4" w:space="0" w:color="BBBBBB"/>
         <w:left w:val="single" w:sz="4" w:space="0" w:color="BBBBBB"/>
@@ -9795,7 +8600,7 @@
   </w:style>
   <w:style w:type="table" w:customStyle="1" w:styleId="ScrollNote">
     <w:name w:val="Scroll Note"/>
-    <w:basedOn w:val="TableNormal"/>
+    <w:basedOn w:val="a1"/>
     <w:uiPriority w:val="99"/>
     <w:qFormat/>
     <w:rsid w:val="00F93E63"/>
@@ -9803,7 +8608,6 @@
       <w:ind w:left="173" w:right="259"/>
     </w:pPr>
     <w:tblPr>
-      <w:tblInd w:w="0" w:type="dxa"/>
       <w:tblBorders>
         <w:top w:val="single" w:sz="4" w:space="0" w:color="F9DF99"/>
         <w:left w:val="single" w:sz="4" w:space="0" w:color="F9DF99"/>
@@ -9823,7 +8627,7 @@
   </w:style>
   <w:style w:type="table" w:customStyle="1" w:styleId="ScrollQuote">
     <w:name w:val="Scroll Quote"/>
-    <w:basedOn w:val="TableNormal"/>
+    <w:basedOn w:val="a1"/>
     <w:uiPriority w:val="99"/>
     <w:qFormat/>
     <w:rsid w:val="00F93E63"/>
@@ -9834,11 +8638,8 @@
       <w:i/>
     </w:rPr>
     <w:tblPr>
-      <w:tblInd w:w="0" w:type="dxa"/>
       <w:tblCellMar>
-        <w:top w:w="0" w:type="dxa"/>
         <w:left w:w="58" w:type="dxa"/>
-        <w:bottom w:w="0" w:type="dxa"/>
         <w:right w:w="58" w:type="dxa"/>
       </w:tblCellMar>
     </w:tblPr>
@@ -9851,9 +8652,9 @@
       </w:tcPr>
     </w:tblStylePr>
   </w:style>
-  <w:style w:type="paragraph" w:styleId="PlainText">
+  <w:style w:type="paragraph" w:styleId="af">
     <w:name w:val="Plain Text"/>
-    <w:basedOn w:val="Normal"/>
+    <w:basedOn w:val="a"/>
     <w:rsid w:val="00334B53"/>
     <w:rPr>
       <w:rFonts w:ascii="Courier New" w:hAnsi="Courier New" w:cs="Courier New"/>
@@ -9862,7 +8663,7 @@
   </w:style>
   <w:style w:type="paragraph" w:customStyle="1" w:styleId="SublineHeader">
     <w:name w:val="Subline Header"/>
-    <w:basedOn w:val="Title"/>
+    <w:basedOn w:val="a3"/>
     <w:qFormat/>
     <w:rsid w:val="00E244B5"/>
     <w:rPr>
@@ -9883,58 +8684,58 @@
       <w:szCs w:val="24"/>
     </w:rPr>
   </w:style>
-  <w:style w:type="character" w:customStyle="1" w:styleId="Heading6Char">
-    <w:name w:val="Heading 6 Char"/>
-    <w:basedOn w:val="DefaultParagraphFont"/>
-    <w:link w:val="Heading6"/>
+  <w:style w:type="character" w:customStyle="1" w:styleId="60">
+    <w:name w:val="Заголовок 6 Знак"/>
+    <w:basedOn w:val="a0"/>
+    <w:link w:val="6"/>
     <w:semiHidden/>
     <w:rsid w:val="00236273"/>
     <w:rPr>
-      <w:rFonts w:ascii="Source Sans Pro" w:hAnsi="Source Sans Pro" w:eastAsiaTheme="majorEastAsia" w:cstheme="majorBidi"/>
+      <w:rFonts w:ascii="Source Sans Pro" w:eastAsiaTheme="majorEastAsia" w:hAnsi="Source Sans Pro" w:cstheme="majorBidi"/>
       <w:color w:val="7F7F7F" w:themeColor="text1" w:themeTint="80"/>
       <w:sz w:val="20"/>
     </w:rPr>
   </w:style>
-  <w:style w:type="character" w:customStyle="1" w:styleId="Heading7Char">
-    <w:name w:val="Heading 7 Char"/>
-    <w:basedOn w:val="DefaultParagraphFont"/>
-    <w:link w:val="Heading7"/>
+  <w:style w:type="character" w:customStyle="1" w:styleId="70">
+    <w:name w:val="Заголовок 7 Знак"/>
+    <w:basedOn w:val="a0"/>
+    <w:link w:val="7"/>
     <w:semiHidden/>
     <w:rsid w:val="00236273"/>
     <w:rPr>
-      <w:rFonts w:ascii="Source Sans Pro" w:hAnsi="Source Sans Pro" w:eastAsiaTheme="majorEastAsia" w:cstheme="majorBidi"/>
+      <w:rFonts w:ascii="Source Sans Pro" w:eastAsiaTheme="majorEastAsia" w:hAnsi="Source Sans Pro" w:cstheme="majorBidi"/>
       <w:color w:val="7F7F7F" w:themeColor="text1" w:themeTint="80"/>
       <w:sz w:val="20"/>
     </w:rPr>
   </w:style>
-  <w:style w:type="character" w:customStyle="1" w:styleId="Heading8Char">
-    <w:name w:val="Heading 8 Char"/>
-    <w:basedOn w:val="DefaultParagraphFont"/>
-    <w:link w:val="Heading8"/>
+  <w:style w:type="character" w:customStyle="1" w:styleId="80">
+    <w:name w:val="Заголовок 8 Знак"/>
+    <w:basedOn w:val="a0"/>
+    <w:link w:val="8"/>
     <w:semiHidden/>
     <w:rsid w:val="00236273"/>
     <w:rPr>
-      <w:rFonts w:ascii="Source Sans Pro" w:hAnsi="Source Sans Pro" w:eastAsiaTheme="majorEastAsia" w:cstheme="majorBidi"/>
+      <w:rFonts w:ascii="Source Sans Pro" w:eastAsiaTheme="majorEastAsia" w:hAnsi="Source Sans Pro" w:cstheme="majorBidi"/>
       <w:color w:val="7F7F7F" w:themeColor="text1" w:themeTint="80"/>
       <w:sz w:val="20"/>
       <w:szCs w:val="21"/>
     </w:rPr>
   </w:style>
-  <w:style w:type="character" w:customStyle="1" w:styleId="Heading9Char">
-    <w:name w:val="Heading 9 Char"/>
-    <w:basedOn w:val="DefaultParagraphFont"/>
-    <w:link w:val="Heading9"/>
+  <w:style w:type="character" w:customStyle="1" w:styleId="90">
+    <w:name w:val="Заголовок 9 Знак"/>
+    <w:basedOn w:val="a0"/>
+    <w:link w:val="9"/>
     <w:rsid w:val="00236273"/>
     <w:rPr>
-      <w:rFonts w:ascii="Source Sans Pro" w:hAnsi="Source Sans Pro" w:eastAsiaTheme="majorEastAsia" w:cstheme="majorBidi"/>
+      <w:rFonts w:ascii="Source Sans Pro" w:eastAsiaTheme="majorEastAsia" w:hAnsi="Source Sans Pro" w:cstheme="majorBidi"/>
       <w:color w:val="7F7F7F" w:themeColor="text1" w:themeTint="80"/>
       <w:sz w:val="20"/>
       <w:szCs w:val="21"/>
     </w:rPr>
   </w:style>
-  <w:style w:type="character" w:styleId="IntenseEmphasis">
+  <w:style w:type="character" w:styleId="af0">
     <w:name w:val="Intense Emphasis"/>
-    <w:basedOn w:val="DefaultParagraphFont"/>
+    <w:basedOn w:val="a0"/>
     <w:rsid w:val="00831334"/>
     <w:rPr>
       <w:i/>
@@ -9942,11 +8743,11 @@
       <w:color w:val="7F7F7F" w:themeColor="text1" w:themeTint="80"/>
     </w:rPr>
   </w:style>
-  <w:style w:type="paragraph" w:styleId="IntenseQuote">
+  <w:style w:type="paragraph" w:styleId="af1">
     <w:name w:val="Intense Quote"/>
-    <w:basedOn w:val="Normal"/>
-    <w:next w:val="Normal"/>
-    <w:link w:val="IntenseQuoteChar"/>
+    <w:basedOn w:val="a"/>
+    <w:next w:val="a"/>
+    <w:link w:val="af2"/>
     <w:rsid w:val="00831334"/>
     <w:pPr>
       <w:pBdr>
@@ -9963,10 +8764,10 @@
       <w:color w:val="7F7F7F" w:themeColor="text1" w:themeTint="80"/>
     </w:rPr>
   </w:style>
-  <w:style w:type="character" w:customStyle="1" w:styleId="IntenseQuoteChar">
-    <w:name w:val="Intense Quote Char"/>
-    <w:basedOn w:val="DefaultParagraphFont"/>
-    <w:link w:val="IntenseQuote"/>
+  <w:style w:type="character" w:customStyle="1" w:styleId="af2">
+    <w:name w:val="Выделенная цитата Знак"/>
+    <w:basedOn w:val="a0"/>
+    <w:link w:val="af1"/>
     <w:rsid w:val="00831334"/>
     <w:rPr>
       <w:rFonts w:ascii="Source Sans Pro" w:hAnsi="Source Sans Pro"/>
@@ -9976,9 +8777,9 @@
       <w:sz w:val="20"/>
     </w:rPr>
   </w:style>
-  <w:style w:type="character" w:styleId="IntenseReference">
+  <w:style w:type="character" w:styleId="af3">
     <w:name w:val="Intense Reference"/>
-    <w:basedOn w:val="DefaultParagraphFont"/>
+    <w:basedOn w:val="a0"/>
     <w:rsid w:val="00831334"/>
     <w:rPr>
       <w:b/>
@@ -9988,14 +8789,13 @@
       <w:spacing w:val="5"/>
     </w:rPr>
   </w:style>
-  <w:style w:type="table" w:styleId="PlainTable1">
+  <w:style w:type="table" w:styleId="11">
     <w:name w:val="Plain Table 1"/>
-    <w:basedOn w:val="TableNormal"/>
+    <w:basedOn w:val="a1"/>
     <w:rsid w:val="003111A7"/>
     <w:tblPr>
       <w:tblStyleRowBandSize w:val="1"/>
       <w:tblStyleColBandSize w:val="1"/>
-      <w:tblInd w:w="0" w:type="dxa"/>
       <w:tblBorders>
         <w:top w:val="single" w:sz="4" w:space="0" w:color="BFBFBF" w:themeColor="background1" w:themeShade="BF"/>
         <w:left w:val="single" w:sz="4" w:space="0" w:color="BFBFBF" w:themeColor="background1" w:themeShade="BF"/>
@@ -10004,12 +8804,6 @@
         <w:insideH w:val="single" w:sz="4" w:space="0" w:color="BFBFBF" w:themeColor="background1" w:themeShade="BF"/>
         <w:insideV w:val="single" w:sz="4" w:space="0" w:color="BFBFBF" w:themeColor="background1" w:themeShade="BF"/>
       </w:tblBorders>
-      <w:tblCellMar>
-        <w:top w:w="0" w:type="dxa"/>
-        <w:left w:w="108" w:type="dxa"/>
-        <w:bottom w:w="0" w:type="dxa"/>
-        <w:right w:w="108" w:type="dxa"/>
-      </w:tblCellMar>
     </w:tblPr>
     <w:tblStylePr w:type="firstRow">
       <w:rPr>
@@ -10054,24 +8848,17 @@
       </w:tcPr>
     </w:tblStylePr>
   </w:style>
-  <w:style w:type="table" w:styleId="PlainTable2">
+  <w:style w:type="table" w:styleId="21">
     <w:name w:val="Plain Table 2"/>
-    <w:basedOn w:val="TableNormal"/>
+    <w:basedOn w:val="a1"/>
     <w:rsid w:val="003111A7"/>
     <w:tblPr>
       <w:tblStyleRowBandSize w:val="1"/>
       <w:tblStyleColBandSize w:val="1"/>
-      <w:tblInd w:w="0" w:type="dxa"/>
       <w:tblBorders>
         <w:top w:val="single" w:sz="4" w:space="0" w:color="7F7F7F" w:themeColor="text1" w:themeTint="80"/>
         <w:bottom w:val="single" w:sz="4" w:space="0" w:color="7F7F7F" w:themeColor="text1" w:themeTint="80"/>
       </w:tblBorders>
-      <w:tblCellMar>
-        <w:top w:w="0" w:type="dxa"/>
-        <w:left w:w="108" w:type="dxa"/>
-        <w:bottom w:w="0" w:type="dxa"/>
-        <w:right w:w="108" w:type="dxa"/>
-      </w:tblCellMar>
     </w:tblPr>
     <w:tblStylePr w:type="firstRow">
       <w:rPr>
@@ -10139,18 +8926,10 @@
   </w:style>
   <w:style w:type="table" w:customStyle="1" w:styleId="Style1">
     <w:name w:val="Style1"/>
-    <w:basedOn w:val="TableNormal"/>
+    <w:basedOn w:val="a1"/>
     <w:uiPriority w:val="99"/>
     <w:rsid w:val="003111A7"/>
-    <w:tblPr>
-      <w:tblInd w:w="0" w:type="dxa"/>
-      <w:tblCellMar>
-        <w:top w:w="0" w:type="dxa"/>
-        <w:left w:w="108" w:type="dxa"/>
-        <w:bottom w:w="0" w:type="dxa"/>
-        <w:right w:w="108" w:type="dxa"/>
-      </w:tblCellMar>
-    </w:tblPr>
+    <w:tblPr/>
   </w:style>
 </w:styles>
 </file>
